--- a/paper/word/Supplementary_Material.docx
+++ b/paper/word/Supplementary_Material.docx
@@ -23439,7 +23439,6967 @@
     </w:tbl>
     <w:bookmarkEnd w:id="40"/>
     <w:bookmarkEnd w:id="41"/>
-    <w:bookmarkStart w:id="44" w:name="operating-points-and-calibration"/>
+    <w:bookmarkStart w:id="43" w:name="hyperparameter-sensitivity"/>
+    <w:p>
+      <w:pPr>
+        <w:pStyle w:val="Heading1"/>
+      </w:pPr>
+      <w:r>
+        <w:t xml:space="preserve">Hyperparameter sensitivity</w:t>
+      </w:r>
+    </w:p>
+    <w:bookmarkStart w:id="42" w:name="tab:s_hp"/>
+    <w:p>
+      <w:pPr>
+        <w:pStyle w:val="TableCaption"/>
+      </w:pPr>
+      <w:r>
+        <w:t xml:space="preserve">TABLE S15. ECTA with different gradient-boosting settings (same folds).</w:t>
+      </w:r>
+    </w:p>
+    <w:tbl>
+      <w:tblPr>
+        <w:tblStyle w:val="Table"/>
+        <w:jc w:val="center"/>
+        <w:tblLook w:firstRow="1" w:lastRow="0" w:firstColumn="0" w:lastColumn="0" w:noHBand="0" w:noVBand="0" w:val="0020"/>
+        <w:tblCaption w:val="TABLE S15. ECTA with different gradient-boosting settings (same folds)."/>
+        <w:tblW w:w="10080" w:type="dxa"/>
+        <w:tblCellMar>
+          <w:left w:w="80" w:type="dxa"/>
+          <w:right w:w="80" w:type="dxa"/>
+        </w:tblCellMar>
+        <w:tblLayout w:type="fixed"/>
+      </w:tblPr>
+      <w:tblGrid>
+        <w:gridCol w:w="2822"/>
+        <w:gridCol w:w="1814"/>
+        <w:gridCol w:w="1814"/>
+        <w:gridCol w:w="1814"/>
+        <w:gridCol w:w="1814"/>
+      </w:tblGrid>
+      <w:tr>
+        <w:trPr>
+          <w:tblHeader w:val="true"/>
+        </w:trPr>
+        <w:tc>
+          <w:tcPr>
+            <w:tcW w:w="2822" w:type="dxa"/>
+          </w:tcPr>
+          <w:p>
+            <w:pPr>
+              <w:pStyle w:val="Compact"/>
+              <w:jc w:val="left"/>
+            </w:pPr>
+            <w:r>
+              <w:rPr>
+                <w:sz w:val="17"/>
+              </w:rPr>
+              <w:t xml:space="preserve">Corpus</w:t>
+            </w:r>
+          </w:p>
+        </w:tc>
+        <w:tc>
+          <w:tcPr>
+            <w:tcW w:w="1814" w:type="dxa"/>
+          </w:tcPr>
+          <w:p>
+            <w:pPr>
+              <w:pStyle w:val="Compact"/>
+              <w:jc w:val="center"/>
+            </w:pPr>
+            <w:r>
+              <w:rPr>
+                <w:sz w:val="17"/>
+              </w:rPr>
+              <w:t xml:space="preserve">Setting</w:t>
+            </w:r>
+          </w:p>
+        </w:tc>
+        <w:tc>
+          <w:tcPr>
+            <w:tcW w:w="1814" w:type="dxa"/>
+          </w:tcPr>
+          <w:p>
+            <w:pPr>
+              <w:pStyle w:val="Compact"/>
+              <w:jc w:val="center"/>
+            </w:pPr>
+            <w:r>
+              <w:rPr>
+                <w:sz w:val="17"/>
+              </w:rPr>
+              <w:t xml:space="preserve">All</w:t>
+            </w:r>
+          </w:p>
+        </w:tc>
+        <w:tc>
+          <w:tcPr>
+            <w:tcW w:w="1814" w:type="dxa"/>
+          </w:tcPr>
+          <w:p>
+            <w:pPr>
+              <w:pStyle w:val="Compact"/>
+              <w:jc w:val="center"/>
+            </w:pPr>
+            <w:r>
+              <w:rPr>
+                <w:sz w:val="17"/>
+              </w:rPr>
+              <w:t xml:space="preserve">Moderate</w:t>
+            </w:r>
+          </w:p>
+        </w:tc>
+        <w:tc>
+          <w:tcPr>
+            <w:tcW w:w="1814" w:type="dxa"/>
+          </w:tcPr>
+          <w:p>
+            <w:pPr>
+              <w:pStyle w:val="Compact"/>
+              <w:jc w:val="center"/>
+            </w:pPr>
+            <w:r>
+              <w:rPr>
+                <w:sz w:val="17"/>
+              </w:rPr>
+              <w:t xml:space="preserve">Severe</w:t>
+            </w:r>
+          </w:p>
+        </w:tc>
+      </w:tr>
+      <w:tr>
+        <w:tc>
+          <w:tcPr>
+            <w:tcW w:w="2822" w:type="dxa"/>
+          </w:tcPr>
+          <w:p>
+            <w:pPr>
+              <w:pStyle w:val="Compact"/>
+              <w:jc w:val="left"/>
+            </w:pPr>
+            <w:r>
+              <w:rPr>
+                <w:sz w:val="17"/>
+              </w:rPr>
+              <w:t xml:space="preserve">Full-bus passive</w:t>
+            </w:r>
+          </w:p>
+        </w:tc>
+        <w:tc>
+          <w:tcPr>
+            <w:tcW w:w="1814" w:type="dxa"/>
+          </w:tcPr>
+          <w:p>
+            <w:pPr>
+              <w:pStyle w:val="Compact"/>
+              <w:jc w:val="center"/>
+            </w:pPr>
+            <w:r>
+              <w:rPr>
+                <w:sz w:val="17"/>
+              </w:rPr>
+              <w:t xml:space="preserve">default (400 trees, 31 leaves, lr 0.05)</w:t>
+            </w:r>
+          </w:p>
+        </w:tc>
+        <w:tc>
+          <w:tcPr>
+            <w:tcW w:w="1814" w:type="dxa"/>
+          </w:tcPr>
+          <w:p>
+            <w:pPr>
+              <w:pStyle w:val="Compact"/>
+              <w:jc w:val="center"/>
+            </w:pPr>
+            <w:r>
+              <w:rPr>
+                <w:sz w:val="17"/>
+              </w:rPr>
+              <w:t xml:space="preserve">0.880</w:t>
+            </w:r>
+          </w:p>
+        </w:tc>
+        <w:tc>
+          <w:tcPr>
+            <w:tcW w:w="1814" w:type="dxa"/>
+          </w:tcPr>
+          <w:p>
+            <w:pPr>
+              <w:pStyle w:val="Compact"/>
+              <w:jc w:val="center"/>
+            </w:pPr>
+            <w:r>
+              <w:rPr>
+                <w:sz w:val="17"/>
+              </w:rPr>
+              <w:t xml:space="preserve">0.891</w:t>
+            </w:r>
+          </w:p>
+        </w:tc>
+        <w:tc>
+          <w:tcPr>
+            <w:tcW w:w="1814" w:type="dxa"/>
+          </w:tcPr>
+          <w:p>
+            <w:pPr>
+              <w:pStyle w:val="Compact"/>
+              <w:jc w:val="center"/>
+            </w:pPr>
+            <w:r>
+              <w:rPr>
+                <w:sz w:val="17"/>
+              </w:rPr>
+              <w:t xml:space="preserve">0.995</w:t>
+            </w:r>
+          </w:p>
+        </w:tc>
+      </w:tr>
+      <w:tr>
+        <w:tc>
+          <w:tcPr>
+            <w:tcW w:w="2822" w:type="dxa"/>
+          </w:tcPr>
+          <w:p>
+            <w:pPr>
+              <w:pStyle w:val="Compact"/>
+              <w:jc w:val="left"/>
+            </w:pPr>
+            <w:r>
+              <w:rPr>
+                <w:sz w:val="17"/>
+              </w:rPr>
+              <w:t xml:space="preserve">Full-bus passive</w:t>
+            </w:r>
+          </w:p>
+        </w:tc>
+        <w:tc>
+          <w:tcPr>
+            <w:tcW w:w="1814" w:type="dxa"/>
+          </w:tcPr>
+          <w:p>
+            <w:pPr>
+              <w:pStyle w:val="Compact"/>
+              <w:jc w:val="center"/>
+            </w:pPr>
+            <w:r>
+              <w:rPr>
+                <w:sz w:val="17"/>
+              </w:rPr>
+              <w:t xml:space="preserve">200 trees</w:t>
+            </w:r>
+          </w:p>
+        </w:tc>
+        <w:tc>
+          <w:tcPr>
+            <w:tcW w:w="1814" w:type="dxa"/>
+          </w:tcPr>
+          <w:p>
+            <w:pPr>
+              <w:pStyle w:val="Compact"/>
+              <w:jc w:val="center"/>
+            </w:pPr>
+            <w:r>
+              <w:rPr>
+                <w:sz w:val="17"/>
+              </w:rPr>
+              <w:t xml:space="preserve">0.881</w:t>
+            </w:r>
+          </w:p>
+        </w:tc>
+        <w:tc>
+          <w:tcPr>
+            <w:tcW w:w="1814" w:type="dxa"/>
+          </w:tcPr>
+          <w:p>
+            <w:pPr>
+              <w:pStyle w:val="Compact"/>
+              <w:jc w:val="center"/>
+            </w:pPr>
+            <w:r>
+              <w:rPr>
+                <w:sz w:val="17"/>
+              </w:rPr>
+              <w:t xml:space="preserve">0.891</w:t>
+            </w:r>
+          </w:p>
+        </w:tc>
+        <w:tc>
+          <w:tcPr>
+            <w:tcW w:w="1814" w:type="dxa"/>
+          </w:tcPr>
+          <w:p>
+            <w:pPr>
+              <w:pStyle w:val="Compact"/>
+              <w:jc w:val="center"/>
+            </w:pPr>
+            <w:r>
+              <w:rPr>
+                <w:sz w:val="17"/>
+              </w:rPr>
+              <w:t xml:space="preserve">0.995</w:t>
+            </w:r>
+          </w:p>
+        </w:tc>
+      </w:tr>
+      <w:tr>
+        <w:tc>
+          <w:tcPr>
+            <w:tcW w:w="2822" w:type="dxa"/>
+          </w:tcPr>
+          <w:p>
+            <w:pPr>
+              <w:pStyle w:val="Compact"/>
+              <w:jc w:val="left"/>
+            </w:pPr>
+            <w:r>
+              <w:rPr>
+                <w:sz w:val="17"/>
+              </w:rPr>
+              <w:t xml:space="preserve">Full-bus passive</w:t>
+            </w:r>
+          </w:p>
+        </w:tc>
+        <w:tc>
+          <w:tcPr>
+            <w:tcW w:w="1814" w:type="dxa"/>
+          </w:tcPr>
+          <w:p>
+            <w:pPr>
+              <w:pStyle w:val="Compact"/>
+              <w:jc w:val="center"/>
+            </w:pPr>
+            <w:r>
+              <w:rPr>
+                <w:sz w:val="17"/>
+              </w:rPr>
+              <w:t xml:space="preserve">800 trees</w:t>
+            </w:r>
+          </w:p>
+        </w:tc>
+        <w:tc>
+          <w:tcPr>
+            <w:tcW w:w="1814" w:type="dxa"/>
+          </w:tcPr>
+          <w:p>
+            <w:pPr>
+              <w:pStyle w:val="Compact"/>
+              <w:jc w:val="center"/>
+            </w:pPr>
+            <w:r>
+              <w:rPr>
+                <w:sz w:val="17"/>
+              </w:rPr>
+              <w:t xml:space="preserve">0.880</w:t>
+            </w:r>
+          </w:p>
+        </w:tc>
+        <w:tc>
+          <w:tcPr>
+            <w:tcW w:w="1814" w:type="dxa"/>
+          </w:tcPr>
+          <w:p>
+            <w:pPr>
+              <w:pStyle w:val="Compact"/>
+              <w:jc w:val="center"/>
+            </w:pPr>
+            <w:r>
+              <w:rPr>
+                <w:sz w:val="17"/>
+              </w:rPr>
+              <w:t xml:space="preserve">0.895</w:t>
+            </w:r>
+          </w:p>
+        </w:tc>
+        <w:tc>
+          <w:tcPr>
+            <w:tcW w:w="1814" w:type="dxa"/>
+          </w:tcPr>
+          <w:p>
+            <w:pPr>
+              <w:pStyle w:val="Compact"/>
+              <w:jc w:val="center"/>
+            </w:pPr>
+            <w:r>
+              <w:rPr>
+                <w:sz w:val="17"/>
+              </w:rPr>
+              <w:t xml:space="preserve">0.994</w:t>
+            </w:r>
+          </w:p>
+        </w:tc>
+      </w:tr>
+      <w:tr>
+        <w:tc>
+          <w:tcPr>
+            <w:tcW w:w="2822" w:type="dxa"/>
+          </w:tcPr>
+          <w:p>
+            <w:pPr>
+              <w:pStyle w:val="Compact"/>
+              <w:jc w:val="left"/>
+            </w:pPr>
+            <w:r>
+              <w:rPr>
+                <w:sz w:val="17"/>
+              </w:rPr>
+              <w:t xml:space="preserve">Full-bus passive</w:t>
+            </w:r>
+          </w:p>
+        </w:tc>
+        <w:tc>
+          <w:tcPr>
+            <w:tcW w:w="1814" w:type="dxa"/>
+          </w:tcPr>
+          <w:p>
+            <w:pPr>
+              <w:pStyle w:val="Compact"/>
+              <w:jc w:val="center"/>
+            </w:pPr>
+            <w:r>
+              <w:rPr>
+                <w:sz w:val="17"/>
+              </w:rPr>
+              <w:t xml:space="preserve">15 leaves</w:t>
+            </w:r>
+          </w:p>
+        </w:tc>
+        <w:tc>
+          <w:tcPr>
+            <w:tcW w:w="1814" w:type="dxa"/>
+          </w:tcPr>
+          <w:p>
+            <w:pPr>
+              <w:pStyle w:val="Compact"/>
+              <w:jc w:val="center"/>
+            </w:pPr>
+            <w:r>
+              <w:rPr>
+                <w:sz w:val="17"/>
+              </w:rPr>
+              <w:t xml:space="preserve">0.877</w:t>
+            </w:r>
+          </w:p>
+        </w:tc>
+        <w:tc>
+          <w:tcPr>
+            <w:tcW w:w="1814" w:type="dxa"/>
+          </w:tcPr>
+          <w:p>
+            <w:pPr>
+              <w:pStyle w:val="Compact"/>
+              <w:jc w:val="center"/>
+            </w:pPr>
+            <w:r>
+              <w:rPr>
+                <w:sz w:val="17"/>
+              </w:rPr>
+              <w:t xml:space="preserve">0.880</w:t>
+            </w:r>
+          </w:p>
+        </w:tc>
+        <w:tc>
+          <w:tcPr>
+            <w:tcW w:w="1814" w:type="dxa"/>
+          </w:tcPr>
+          <w:p>
+            <w:pPr>
+              <w:pStyle w:val="Compact"/>
+              <w:jc w:val="center"/>
+            </w:pPr>
+            <w:r>
+              <w:rPr>
+                <w:sz w:val="17"/>
+              </w:rPr>
+              <w:t xml:space="preserve">0.995</w:t>
+            </w:r>
+          </w:p>
+        </w:tc>
+      </w:tr>
+      <w:tr>
+        <w:tc>
+          <w:tcPr>
+            <w:tcW w:w="2822" w:type="dxa"/>
+          </w:tcPr>
+          <w:p>
+            <w:pPr>
+              <w:pStyle w:val="Compact"/>
+              <w:jc w:val="left"/>
+            </w:pPr>
+            <w:r>
+              <w:rPr>
+                <w:sz w:val="17"/>
+              </w:rPr>
+              <w:t xml:space="preserve">Full-bus passive</w:t>
+            </w:r>
+          </w:p>
+        </w:tc>
+        <w:tc>
+          <w:tcPr>
+            <w:tcW w:w="1814" w:type="dxa"/>
+          </w:tcPr>
+          <w:p>
+            <w:pPr>
+              <w:pStyle w:val="Compact"/>
+              <w:jc w:val="center"/>
+            </w:pPr>
+            <w:r>
+              <w:rPr>
+                <w:sz w:val="17"/>
+              </w:rPr>
+              <w:t xml:space="preserve">63 leaves</w:t>
+            </w:r>
+          </w:p>
+        </w:tc>
+        <w:tc>
+          <w:tcPr>
+            <w:tcW w:w="1814" w:type="dxa"/>
+          </w:tcPr>
+          <w:p>
+            <w:pPr>
+              <w:pStyle w:val="Compact"/>
+              <w:jc w:val="center"/>
+            </w:pPr>
+            <w:r>
+              <w:rPr>
+                <w:sz w:val="17"/>
+              </w:rPr>
+              <w:t xml:space="preserve">0.877</w:t>
+            </w:r>
+          </w:p>
+        </w:tc>
+        <w:tc>
+          <w:tcPr>
+            <w:tcW w:w="1814" w:type="dxa"/>
+          </w:tcPr>
+          <w:p>
+            <w:pPr>
+              <w:pStyle w:val="Compact"/>
+              <w:jc w:val="center"/>
+            </w:pPr>
+            <w:r>
+              <w:rPr>
+                <w:sz w:val="17"/>
+              </w:rPr>
+              <w:t xml:space="preserve">0.885</w:t>
+            </w:r>
+          </w:p>
+        </w:tc>
+        <w:tc>
+          <w:tcPr>
+            <w:tcW w:w="1814" w:type="dxa"/>
+          </w:tcPr>
+          <w:p>
+            <w:pPr>
+              <w:pStyle w:val="Compact"/>
+              <w:jc w:val="center"/>
+            </w:pPr>
+            <w:r>
+              <w:rPr>
+                <w:sz w:val="17"/>
+              </w:rPr>
+              <w:t xml:space="preserve">0.995</w:t>
+            </w:r>
+          </w:p>
+        </w:tc>
+      </w:tr>
+      <w:tr>
+        <w:tc>
+          <w:tcPr>
+            <w:tcW w:w="2822" w:type="dxa"/>
+          </w:tcPr>
+          <w:p>
+            <w:pPr>
+              <w:pStyle w:val="Compact"/>
+              <w:jc w:val="left"/>
+            </w:pPr>
+            <w:r>
+              <w:rPr>
+                <w:sz w:val="17"/>
+              </w:rPr>
+              <w:t xml:space="preserve">Full-bus passive</w:t>
+            </w:r>
+          </w:p>
+        </w:tc>
+        <w:tc>
+          <w:tcPr>
+            <w:tcW w:w="1814" w:type="dxa"/>
+          </w:tcPr>
+          <w:p>
+            <w:pPr>
+              <w:pStyle w:val="Compact"/>
+              <w:jc w:val="center"/>
+            </w:pPr>
+            <w:r>
+              <w:rPr>
+                <w:sz w:val="17"/>
+              </w:rPr>
+              <w:t xml:space="preserve">lr 0.1</w:t>
+            </w:r>
+          </w:p>
+        </w:tc>
+        <w:tc>
+          <w:tcPr>
+            <w:tcW w:w="1814" w:type="dxa"/>
+          </w:tcPr>
+          <w:p>
+            <w:pPr>
+              <w:pStyle w:val="Compact"/>
+              <w:jc w:val="center"/>
+            </w:pPr>
+            <w:r>
+              <w:rPr>
+                <w:sz w:val="17"/>
+              </w:rPr>
+              <w:t xml:space="preserve">0.880</w:t>
+            </w:r>
+          </w:p>
+        </w:tc>
+        <w:tc>
+          <w:tcPr>
+            <w:tcW w:w="1814" w:type="dxa"/>
+          </w:tcPr>
+          <w:p>
+            <w:pPr>
+              <w:pStyle w:val="Compact"/>
+              <w:jc w:val="center"/>
+            </w:pPr>
+            <w:r>
+              <w:rPr>
+                <w:sz w:val="17"/>
+              </w:rPr>
+              <w:t xml:space="preserve">0.887</w:t>
+            </w:r>
+          </w:p>
+        </w:tc>
+        <w:tc>
+          <w:tcPr>
+            <w:tcW w:w="1814" w:type="dxa"/>
+          </w:tcPr>
+          <w:p>
+            <w:pPr>
+              <w:pStyle w:val="Compact"/>
+              <w:jc w:val="center"/>
+            </w:pPr>
+            <w:r>
+              <w:rPr>
+                <w:sz w:val="17"/>
+              </w:rPr>
+              <w:t xml:space="preserve">0.995</w:t>
+            </w:r>
+          </w:p>
+        </w:tc>
+      </w:tr>
+      <w:tr>
+        <w:tc>
+          <w:tcPr>
+            <w:tcW w:w="2822" w:type="dxa"/>
+          </w:tcPr>
+          <w:p>
+            <w:pPr>
+              <w:pStyle w:val="Compact"/>
+              <w:jc w:val="left"/>
+            </w:pPr>
+            <w:r>
+              <w:rPr>
+                <w:sz w:val="17"/>
+              </w:rPr>
+              <w:t xml:space="preserve">Full-bus passive</w:t>
+            </w:r>
+          </w:p>
+        </w:tc>
+        <w:tc>
+          <w:tcPr>
+            <w:tcW w:w="1814" w:type="dxa"/>
+          </w:tcPr>
+          <w:p>
+            <w:pPr>
+              <w:pStyle w:val="Compact"/>
+              <w:jc w:val="center"/>
+            </w:pPr>
+            <w:r>
+              <w:rPr>
+                <w:sz w:val="17"/>
+              </w:rPr>
+              <w:t xml:space="preserve">lr 0.02, 1000 trees</w:t>
+            </w:r>
+          </w:p>
+        </w:tc>
+        <w:tc>
+          <w:tcPr>
+            <w:tcW w:w="1814" w:type="dxa"/>
+          </w:tcPr>
+          <w:p>
+            <w:pPr>
+              <w:pStyle w:val="Compact"/>
+              <w:jc w:val="center"/>
+            </w:pPr>
+            <w:r>
+              <w:rPr>
+                <w:sz w:val="17"/>
+              </w:rPr>
+              <w:t xml:space="preserve">0.881</w:t>
+            </w:r>
+          </w:p>
+        </w:tc>
+        <w:tc>
+          <w:tcPr>
+            <w:tcW w:w="1814" w:type="dxa"/>
+          </w:tcPr>
+          <w:p>
+            <w:pPr>
+              <w:pStyle w:val="Compact"/>
+              <w:jc w:val="center"/>
+            </w:pPr>
+            <w:r>
+              <w:rPr>
+                <w:sz w:val="17"/>
+              </w:rPr>
+              <w:t xml:space="preserve">0.890</w:t>
+            </w:r>
+          </w:p>
+        </w:tc>
+        <w:tc>
+          <w:tcPr>
+            <w:tcW w:w="1814" w:type="dxa"/>
+          </w:tcPr>
+          <w:p>
+            <w:pPr>
+              <w:pStyle w:val="Compact"/>
+              <w:jc w:val="center"/>
+            </w:pPr>
+            <w:r>
+              <w:rPr>
+                <w:sz w:val="17"/>
+              </w:rPr>
+              <w:t xml:space="preserve">0.996</w:t>
+            </w:r>
+          </w:p>
+        </w:tc>
+      </w:tr>
+      <w:tr>
+        <w:tc>
+          <w:tcPr>
+            <w:tcW w:w="2822" w:type="dxa"/>
+          </w:tcPr>
+          <w:p>
+            <w:pPr>
+              <w:pStyle w:val="Compact"/>
+              <w:jc w:val="left"/>
+            </w:pPr>
+            <w:r>
+              <w:rPr>
+                <w:sz w:val="17"/>
+              </w:rPr>
+              <w:t xml:space="preserve">OBD-II polling</w:t>
+            </w:r>
+          </w:p>
+        </w:tc>
+        <w:tc>
+          <w:tcPr>
+            <w:tcW w:w="1814" w:type="dxa"/>
+          </w:tcPr>
+          <w:p>
+            <w:pPr>
+              <w:pStyle w:val="Compact"/>
+              <w:jc w:val="center"/>
+            </w:pPr>
+            <w:r>
+              <w:rPr>
+                <w:sz w:val="17"/>
+              </w:rPr>
+              <w:t xml:space="preserve">default (400 trees, 31 leaves, lr 0.05)</w:t>
+            </w:r>
+          </w:p>
+        </w:tc>
+        <w:tc>
+          <w:tcPr>
+            <w:tcW w:w="1814" w:type="dxa"/>
+          </w:tcPr>
+          <w:p>
+            <w:pPr>
+              <w:pStyle w:val="Compact"/>
+              <w:jc w:val="center"/>
+            </w:pPr>
+            <w:r>
+              <w:rPr>
+                <w:sz w:val="17"/>
+              </w:rPr>
+              <w:t xml:space="preserve">0.723</w:t>
+            </w:r>
+          </w:p>
+        </w:tc>
+        <w:tc>
+          <w:tcPr>
+            <w:tcW w:w="1814" w:type="dxa"/>
+          </w:tcPr>
+          <w:p>
+            <w:pPr>
+              <w:pStyle w:val="Compact"/>
+              <w:jc w:val="center"/>
+            </w:pPr>
+            <w:r>
+              <w:rPr>
+                <w:sz w:val="17"/>
+              </w:rPr>
+              <w:t xml:space="preserve">0.528</w:t>
+            </w:r>
+          </w:p>
+        </w:tc>
+        <w:tc>
+          <w:tcPr>
+            <w:tcW w:w="1814" w:type="dxa"/>
+          </w:tcPr>
+          <w:p>
+            <w:pPr>
+              <w:pStyle w:val="Compact"/>
+              <w:jc w:val="center"/>
+            </w:pPr>
+            <w:r>
+              <w:rPr>
+                <w:sz w:val="17"/>
+              </w:rPr>
+              <w:t xml:space="preserve">0.891</w:t>
+            </w:r>
+          </w:p>
+        </w:tc>
+      </w:tr>
+      <w:tr>
+        <w:tc>
+          <w:tcPr>
+            <w:tcW w:w="2822" w:type="dxa"/>
+          </w:tcPr>
+          <w:p>
+            <w:pPr>
+              <w:pStyle w:val="Compact"/>
+              <w:jc w:val="left"/>
+            </w:pPr>
+            <w:r>
+              <w:rPr>
+                <w:sz w:val="17"/>
+              </w:rPr>
+              <w:t xml:space="preserve">OBD-II polling</w:t>
+            </w:r>
+          </w:p>
+        </w:tc>
+        <w:tc>
+          <w:tcPr>
+            <w:tcW w:w="1814" w:type="dxa"/>
+          </w:tcPr>
+          <w:p>
+            <w:pPr>
+              <w:pStyle w:val="Compact"/>
+              <w:jc w:val="center"/>
+            </w:pPr>
+            <w:r>
+              <w:rPr>
+                <w:sz w:val="17"/>
+              </w:rPr>
+              <w:t xml:space="preserve">200 trees</w:t>
+            </w:r>
+          </w:p>
+        </w:tc>
+        <w:tc>
+          <w:tcPr>
+            <w:tcW w:w="1814" w:type="dxa"/>
+          </w:tcPr>
+          <w:p>
+            <w:pPr>
+              <w:pStyle w:val="Compact"/>
+              <w:jc w:val="center"/>
+            </w:pPr>
+            <w:r>
+              <w:rPr>
+                <w:sz w:val="17"/>
+              </w:rPr>
+              <w:t xml:space="preserve">0.720</w:t>
+            </w:r>
+          </w:p>
+        </w:tc>
+        <w:tc>
+          <w:tcPr>
+            <w:tcW w:w="1814" w:type="dxa"/>
+          </w:tcPr>
+          <w:p>
+            <w:pPr>
+              <w:pStyle w:val="Compact"/>
+              <w:jc w:val="center"/>
+            </w:pPr>
+            <w:r>
+              <w:rPr>
+                <w:sz w:val="17"/>
+              </w:rPr>
+              <w:t xml:space="preserve">0.526</w:t>
+            </w:r>
+          </w:p>
+        </w:tc>
+        <w:tc>
+          <w:tcPr>
+            <w:tcW w:w="1814" w:type="dxa"/>
+          </w:tcPr>
+          <w:p>
+            <w:pPr>
+              <w:pStyle w:val="Compact"/>
+              <w:jc w:val="center"/>
+            </w:pPr>
+            <w:r>
+              <w:rPr>
+                <w:sz w:val="17"/>
+              </w:rPr>
+              <w:t xml:space="preserve">0.888</w:t>
+            </w:r>
+          </w:p>
+        </w:tc>
+      </w:tr>
+      <w:tr>
+        <w:tc>
+          <w:tcPr>
+            <w:tcW w:w="2822" w:type="dxa"/>
+          </w:tcPr>
+          <w:p>
+            <w:pPr>
+              <w:pStyle w:val="Compact"/>
+              <w:jc w:val="left"/>
+            </w:pPr>
+            <w:r>
+              <w:rPr>
+                <w:sz w:val="17"/>
+              </w:rPr>
+              <w:t xml:space="preserve">OBD-II polling</w:t>
+            </w:r>
+          </w:p>
+        </w:tc>
+        <w:tc>
+          <w:tcPr>
+            <w:tcW w:w="1814" w:type="dxa"/>
+          </w:tcPr>
+          <w:p>
+            <w:pPr>
+              <w:pStyle w:val="Compact"/>
+              <w:jc w:val="center"/>
+            </w:pPr>
+            <w:r>
+              <w:rPr>
+                <w:sz w:val="17"/>
+              </w:rPr>
+              <w:t xml:space="preserve">800 trees</w:t>
+            </w:r>
+          </w:p>
+        </w:tc>
+        <w:tc>
+          <w:tcPr>
+            <w:tcW w:w="1814" w:type="dxa"/>
+          </w:tcPr>
+          <w:p>
+            <w:pPr>
+              <w:pStyle w:val="Compact"/>
+              <w:jc w:val="center"/>
+            </w:pPr>
+            <w:r>
+              <w:rPr>
+                <w:sz w:val="17"/>
+              </w:rPr>
+              <w:t xml:space="preserve">0.727</w:t>
+            </w:r>
+          </w:p>
+        </w:tc>
+        <w:tc>
+          <w:tcPr>
+            <w:tcW w:w="1814" w:type="dxa"/>
+          </w:tcPr>
+          <w:p>
+            <w:pPr>
+              <w:pStyle w:val="Compact"/>
+              <w:jc w:val="center"/>
+            </w:pPr>
+            <w:r>
+              <w:rPr>
+                <w:sz w:val="17"/>
+              </w:rPr>
+              <w:t xml:space="preserve">0.530</w:t>
+            </w:r>
+          </w:p>
+        </w:tc>
+        <w:tc>
+          <w:tcPr>
+            <w:tcW w:w="1814" w:type="dxa"/>
+          </w:tcPr>
+          <w:p>
+            <w:pPr>
+              <w:pStyle w:val="Compact"/>
+              <w:jc w:val="center"/>
+            </w:pPr>
+            <w:r>
+              <w:rPr>
+                <w:sz w:val="17"/>
+              </w:rPr>
+              <w:t xml:space="preserve">0.894</w:t>
+            </w:r>
+          </w:p>
+        </w:tc>
+      </w:tr>
+      <w:tr>
+        <w:tc>
+          <w:tcPr>
+            <w:tcW w:w="2822" w:type="dxa"/>
+          </w:tcPr>
+          <w:p>
+            <w:pPr>
+              <w:pStyle w:val="Compact"/>
+              <w:jc w:val="left"/>
+            </w:pPr>
+            <w:r>
+              <w:rPr>
+                <w:sz w:val="17"/>
+              </w:rPr>
+              <w:t xml:space="preserve">OBD-II polling</w:t>
+            </w:r>
+          </w:p>
+        </w:tc>
+        <w:tc>
+          <w:tcPr>
+            <w:tcW w:w="1814" w:type="dxa"/>
+          </w:tcPr>
+          <w:p>
+            <w:pPr>
+              <w:pStyle w:val="Compact"/>
+              <w:jc w:val="center"/>
+            </w:pPr>
+            <w:r>
+              <w:rPr>
+                <w:sz w:val="17"/>
+              </w:rPr>
+              <w:t xml:space="preserve">15 leaves</w:t>
+            </w:r>
+          </w:p>
+        </w:tc>
+        <w:tc>
+          <w:tcPr>
+            <w:tcW w:w="1814" w:type="dxa"/>
+          </w:tcPr>
+          <w:p>
+            <w:pPr>
+              <w:pStyle w:val="Compact"/>
+              <w:jc w:val="center"/>
+            </w:pPr>
+            <w:r>
+              <w:rPr>
+                <w:sz w:val="17"/>
+              </w:rPr>
+              <w:t xml:space="preserve">0.721</w:t>
+            </w:r>
+          </w:p>
+        </w:tc>
+        <w:tc>
+          <w:tcPr>
+            <w:tcW w:w="1814" w:type="dxa"/>
+          </w:tcPr>
+          <w:p>
+            <w:pPr>
+              <w:pStyle w:val="Compact"/>
+              <w:jc w:val="center"/>
+            </w:pPr>
+            <w:r>
+              <w:rPr>
+                <w:sz w:val="17"/>
+              </w:rPr>
+              <w:t xml:space="preserve">0.528</w:t>
+            </w:r>
+          </w:p>
+        </w:tc>
+        <w:tc>
+          <w:tcPr>
+            <w:tcW w:w="1814" w:type="dxa"/>
+          </w:tcPr>
+          <w:p>
+            <w:pPr>
+              <w:pStyle w:val="Compact"/>
+              <w:jc w:val="center"/>
+            </w:pPr>
+            <w:r>
+              <w:rPr>
+                <w:sz w:val="17"/>
+              </w:rPr>
+              <w:t xml:space="preserve">0.890</w:t>
+            </w:r>
+          </w:p>
+        </w:tc>
+      </w:tr>
+      <w:tr>
+        <w:tc>
+          <w:tcPr>
+            <w:tcW w:w="2822" w:type="dxa"/>
+          </w:tcPr>
+          <w:p>
+            <w:pPr>
+              <w:pStyle w:val="Compact"/>
+              <w:jc w:val="left"/>
+            </w:pPr>
+            <w:r>
+              <w:rPr>
+                <w:sz w:val="17"/>
+              </w:rPr>
+              <w:t xml:space="preserve">OBD-II polling</w:t>
+            </w:r>
+          </w:p>
+        </w:tc>
+        <w:tc>
+          <w:tcPr>
+            <w:tcW w:w="1814" w:type="dxa"/>
+          </w:tcPr>
+          <w:p>
+            <w:pPr>
+              <w:pStyle w:val="Compact"/>
+              <w:jc w:val="center"/>
+            </w:pPr>
+            <w:r>
+              <w:rPr>
+                <w:sz w:val="17"/>
+              </w:rPr>
+              <w:t xml:space="preserve">63 leaves</w:t>
+            </w:r>
+          </w:p>
+        </w:tc>
+        <w:tc>
+          <w:tcPr>
+            <w:tcW w:w="1814" w:type="dxa"/>
+          </w:tcPr>
+          <w:p>
+            <w:pPr>
+              <w:pStyle w:val="Compact"/>
+              <w:jc w:val="center"/>
+            </w:pPr>
+            <w:r>
+              <w:rPr>
+                <w:sz w:val="17"/>
+              </w:rPr>
+              <w:t xml:space="preserve">0.723</w:t>
+            </w:r>
+          </w:p>
+        </w:tc>
+        <w:tc>
+          <w:tcPr>
+            <w:tcW w:w="1814" w:type="dxa"/>
+          </w:tcPr>
+          <w:p>
+            <w:pPr>
+              <w:pStyle w:val="Compact"/>
+              <w:jc w:val="center"/>
+            </w:pPr>
+            <w:r>
+              <w:rPr>
+                <w:sz w:val="17"/>
+              </w:rPr>
+              <w:t xml:space="preserve">0.527</w:t>
+            </w:r>
+          </w:p>
+        </w:tc>
+        <w:tc>
+          <w:tcPr>
+            <w:tcW w:w="1814" w:type="dxa"/>
+          </w:tcPr>
+          <w:p>
+            <w:pPr>
+              <w:pStyle w:val="Compact"/>
+              <w:jc w:val="center"/>
+            </w:pPr>
+            <w:r>
+              <w:rPr>
+                <w:sz w:val="17"/>
+              </w:rPr>
+              <w:t xml:space="preserve">0.893</w:t>
+            </w:r>
+          </w:p>
+        </w:tc>
+      </w:tr>
+      <w:tr>
+        <w:tc>
+          <w:tcPr>
+            <w:tcW w:w="2822" w:type="dxa"/>
+          </w:tcPr>
+          <w:p>
+            <w:pPr>
+              <w:pStyle w:val="Compact"/>
+              <w:jc w:val="left"/>
+            </w:pPr>
+            <w:r>
+              <w:rPr>
+                <w:sz w:val="17"/>
+              </w:rPr>
+              <w:t xml:space="preserve">OBD-II polling</w:t>
+            </w:r>
+          </w:p>
+        </w:tc>
+        <w:tc>
+          <w:tcPr>
+            <w:tcW w:w="1814" w:type="dxa"/>
+          </w:tcPr>
+          <w:p>
+            <w:pPr>
+              <w:pStyle w:val="Compact"/>
+              <w:jc w:val="center"/>
+            </w:pPr>
+            <w:r>
+              <w:rPr>
+                <w:sz w:val="17"/>
+              </w:rPr>
+              <w:t xml:space="preserve">lr 0.1</w:t>
+            </w:r>
+          </w:p>
+        </w:tc>
+        <w:tc>
+          <w:tcPr>
+            <w:tcW w:w="1814" w:type="dxa"/>
+          </w:tcPr>
+          <w:p>
+            <w:pPr>
+              <w:pStyle w:val="Compact"/>
+              <w:jc w:val="center"/>
+            </w:pPr>
+            <w:r>
+              <w:rPr>
+                <w:sz w:val="17"/>
+              </w:rPr>
+              <w:t xml:space="preserve">0.722</w:t>
+            </w:r>
+          </w:p>
+        </w:tc>
+        <w:tc>
+          <w:tcPr>
+            <w:tcW w:w="1814" w:type="dxa"/>
+          </w:tcPr>
+          <w:p>
+            <w:pPr>
+              <w:pStyle w:val="Compact"/>
+              <w:jc w:val="center"/>
+            </w:pPr>
+            <w:r>
+              <w:rPr>
+                <w:sz w:val="17"/>
+              </w:rPr>
+              <w:t xml:space="preserve">0.529</w:t>
+            </w:r>
+          </w:p>
+        </w:tc>
+        <w:tc>
+          <w:tcPr>
+            <w:tcW w:w="1814" w:type="dxa"/>
+          </w:tcPr>
+          <w:p>
+            <w:pPr>
+              <w:pStyle w:val="Compact"/>
+              <w:jc w:val="center"/>
+            </w:pPr>
+            <w:r>
+              <w:rPr>
+                <w:sz w:val="17"/>
+              </w:rPr>
+              <w:t xml:space="preserve">0.892</w:t>
+            </w:r>
+          </w:p>
+        </w:tc>
+      </w:tr>
+      <w:tr>
+        <w:tc>
+          <w:tcPr>
+            <w:tcW w:w="2822" w:type="dxa"/>
+          </w:tcPr>
+          <w:p>
+            <w:pPr>
+              <w:pStyle w:val="Compact"/>
+              <w:jc w:val="left"/>
+            </w:pPr>
+            <w:r>
+              <w:rPr>
+                <w:sz w:val="17"/>
+              </w:rPr>
+              <w:t xml:space="preserve">OBD-II polling</w:t>
+            </w:r>
+          </w:p>
+        </w:tc>
+        <w:tc>
+          <w:tcPr>
+            <w:tcW w:w="1814" w:type="dxa"/>
+          </w:tcPr>
+          <w:p>
+            <w:pPr>
+              <w:pStyle w:val="Compact"/>
+              <w:jc w:val="center"/>
+            </w:pPr>
+            <w:r>
+              <w:rPr>
+                <w:sz w:val="17"/>
+              </w:rPr>
+              <w:t xml:space="preserve">lr 0.02, 1000 trees</w:t>
+            </w:r>
+          </w:p>
+        </w:tc>
+        <w:tc>
+          <w:tcPr>
+            <w:tcW w:w="1814" w:type="dxa"/>
+          </w:tcPr>
+          <w:p>
+            <w:pPr>
+              <w:pStyle w:val="Compact"/>
+              <w:jc w:val="center"/>
+            </w:pPr>
+            <w:r>
+              <w:rPr>
+                <w:sz w:val="17"/>
+              </w:rPr>
+              <w:t xml:space="preserve">0.723</w:t>
+            </w:r>
+          </w:p>
+        </w:tc>
+        <w:tc>
+          <w:tcPr>
+            <w:tcW w:w="1814" w:type="dxa"/>
+          </w:tcPr>
+          <w:p>
+            <w:pPr>
+              <w:pStyle w:val="Compact"/>
+              <w:jc w:val="center"/>
+            </w:pPr>
+            <w:r>
+              <w:rPr>
+                <w:sz w:val="17"/>
+              </w:rPr>
+              <w:t xml:space="preserve">0.527</w:t>
+            </w:r>
+          </w:p>
+        </w:tc>
+        <w:tc>
+          <w:tcPr>
+            <w:tcW w:w="1814" w:type="dxa"/>
+          </w:tcPr>
+          <w:p>
+            <w:pPr>
+              <w:pStyle w:val="Compact"/>
+              <w:jc w:val="center"/>
+            </w:pPr>
+            <w:r>
+              <w:rPr>
+                <w:sz w:val="17"/>
+              </w:rPr>
+              <w:t xml:space="preserve">0.890</w:t>
+            </w:r>
+          </w:p>
+        </w:tc>
+      </w:tr>
+      <w:tr>
+        <w:tc>
+          <w:tcPr>
+            <w:tcW w:w="2822" w:type="dxa"/>
+          </w:tcPr>
+          <w:p>
+            <w:pPr>
+              <w:pStyle w:val="Compact"/>
+              <w:jc w:val="left"/>
+            </w:pPr>
+            <w:r>
+              <w:rPr>
+                <w:sz w:val="17"/>
+              </w:rPr>
+              <w:t xml:space="preserve">VED fleet</w:t>
+            </w:r>
+          </w:p>
+        </w:tc>
+        <w:tc>
+          <w:tcPr>
+            <w:tcW w:w="1814" w:type="dxa"/>
+          </w:tcPr>
+          <w:p>
+            <w:pPr>
+              <w:pStyle w:val="Compact"/>
+              <w:jc w:val="center"/>
+            </w:pPr>
+            <w:r>
+              <w:rPr>
+                <w:sz w:val="17"/>
+              </w:rPr>
+              <w:t xml:space="preserve">default (400 trees, 31 leaves, lr 0.05)</w:t>
+            </w:r>
+          </w:p>
+        </w:tc>
+        <w:tc>
+          <w:tcPr>
+            <w:tcW w:w="1814" w:type="dxa"/>
+          </w:tcPr>
+          <w:p>
+            <w:pPr>
+              <w:pStyle w:val="Compact"/>
+              <w:jc w:val="center"/>
+            </w:pPr>
+            <w:r>
+              <w:rPr>
+                <w:sz w:val="17"/>
+              </w:rPr>
+              <w:t xml:space="preserve">0.771</w:t>
+            </w:r>
+          </w:p>
+        </w:tc>
+        <w:tc>
+          <w:tcPr>
+            <w:tcW w:w="1814" w:type="dxa"/>
+          </w:tcPr>
+          <w:p>
+            <w:pPr>
+              <w:pStyle w:val="Compact"/>
+              <w:jc w:val="center"/>
+            </w:pPr>
+            <w:r>
+              <w:rPr>
+                <w:sz w:val="17"/>
+              </w:rPr>
+              <w:t xml:space="preserve">0.492</w:t>
+            </w:r>
+          </w:p>
+        </w:tc>
+        <w:tc>
+          <w:tcPr>
+            <w:tcW w:w="1814" w:type="dxa"/>
+          </w:tcPr>
+          <w:p>
+            <w:pPr>
+              <w:pStyle w:val="Compact"/>
+              <w:jc w:val="center"/>
+            </w:pPr>
+            <w:r>
+              <w:rPr>
+                <w:sz w:val="17"/>
+              </w:rPr>
+              <w:t xml:space="preserve">0.842</w:t>
+            </w:r>
+          </w:p>
+        </w:tc>
+      </w:tr>
+      <w:tr>
+        <w:tc>
+          <w:tcPr>
+            <w:tcW w:w="2822" w:type="dxa"/>
+          </w:tcPr>
+          <w:p>
+            <w:pPr>
+              <w:pStyle w:val="Compact"/>
+              <w:jc w:val="left"/>
+            </w:pPr>
+            <w:r>
+              <w:rPr>
+                <w:sz w:val="17"/>
+              </w:rPr>
+              <w:t xml:space="preserve">VED fleet</w:t>
+            </w:r>
+          </w:p>
+        </w:tc>
+        <w:tc>
+          <w:tcPr>
+            <w:tcW w:w="1814" w:type="dxa"/>
+          </w:tcPr>
+          <w:p>
+            <w:pPr>
+              <w:pStyle w:val="Compact"/>
+              <w:jc w:val="center"/>
+            </w:pPr>
+            <w:r>
+              <w:rPr>
+                <w:sz w:val="17"/>
+              </w:rPr>
+              <w:t xml:space="preserve">200 trees</w:t>
+            </w:r>
+          </w:p>
+        </w:tc>
+        <w:tc>
+          <w:tcPr>
+            <w:tcW w:w="1814" w:type="dxa"/>
+          </w:tcPr>
+          <w:p>
+            <w:pPr>
+              <w:pStyle w:val="Compact"/>
+              <w:jc w:val="center"/>
+            </w:pPr>
+            <w:r>
+              <w:rPr>
+                <w:sz w:val="17"/>
+              </w:rPr>
+              <w:t xml:space="preserve">0.762</w:t>
+            </w:r>
+          </w:p>
+        </w:tc>
+        <w:tc>
+          <w:tcPr>
+            <w:tcW w:w="1814" w:type="dxa"/>
+          </w:tcPr>
+          <w:p>
+            <w:pPr>
+              <w:pStyle w:val="Compact"/>
+              <w:jc w:val="center"/>
+            </w:pPr>
+            <w:r>
+              <w:rPr>
+                <w:sz w:val="17"/>
+              </w:rPr>
+              <w:t xml:space="preserve">0.489</w:t>
+            </w:r>
+          </w:p>
+        </w:tc>
+        <w:tc>
+          <w:tcPr>
+            <w:tcW w:w="1814" w:type="dxa"/>
+          </w:tcPr>
+          <w:p>
+            <w:pPr>
+              <w:pStyle w:val="Compact"/>
+              <w:jc w:val="center"/>
+            </w:pPr>
+            <w:r>
+              <w:rPr>
+                <w:sz w:val="17"/>
+              </w:rPr>
+              <w:t xml:space="preserve">0.835</w:t>
+            </w:r>
+          </w:p>
+        </w:tc>
+      </w:tr>
+      <w:tr>
+        <w:tc>
+          <w:tcPr>
+            <w:tcW w:w="2822" w:type="dxa"/>
+          </w:tcPr>
+          <w:p>
+            <w:pPr>
+              <w:pStyle w:val="Compact"/>
+              <w:jc w:val="left"/>
+            </w:pPr>
+            <w:r>
+              <w:rPr>
+                <w:sz w:val="17"/>
+              </w:rPr>
+              <w:t xml:space="preserve">VED fleet</w:t>
+            </w:r>
+          </w:p>
+        </w:tc>
+        <w:tc>
+          <w:tcPr>
+            <w:tcW w:w="1814" w:type="dxa"/>
+          </w:tcPr>
+          <w:p>
+            <w:pPr>
+              <w:pStyle w:val="Compact"/>
+              <w:jc w:val="center"/>
+            </w:pPr>
+            <w:r>
+              <w:rPr>
+                <w:sz w:val="17"/>
+              </w:rPr>
+              <w:t xml:space="preserve">800 trees</w:t>
+            </w:r>
+          </w:p>
+        </w:tc>
+        <w:tc>
+          <w:tcPr>
+            <w:tcW w:w="1814" w:type="dxa"/>
+          </w:tcPr>
+          <w:p>
+            <w:pPr>
+              <w:pStyle w:val="Compact"/>
+              <w:jc w:val="center"/>
+            </w:pPr>
+            <w:r>
+              <w:rPr>
+                <w:sz w:val="17"/>
+              </w:rPr>
+              <w:t xml:space="preserve">0.775</w:t>
+            </w:r>
+          </w:p>
+        </w:tc>
+        <w:tc>
+          <w:tcPr>
+            <w:tcW w:w="1814" w:type="dxa"/>
+          </w:tcPr>
+          <w:p>
+            <w:pPr>
+              <w:pStyle w:val="Compact"/>
+              <w:jc w:val="center"/>
+            </w:pPr>
+            <w:r>
+              <w:rPr>
+                <w:sz w:val="17"/>
+              </w:rPr>
+              <w:t xml:space="preserve">0.493</w:t>
+            </w:r>
+          </w:p>
+        </w:tc>
+        <w:tc>
+          <w:tcPr>
+            <w:tcW w:w="1814" w:type="dxa"/>
+          </w:tcPr>
+          <w:p>
+            <w:pPr>
+              <w:pStyle w:val="Compact"/>
+              <w:jc w:val="center"/>
+            </w:pPr>
+            <w:r>
+              <w:rPr>
+                <w:sz w:val="17"/>
+              </w:rPr>
+              <w:t xml:space="preserve">0.846</w:t>
+            </w:r>
+          </w:p>
+        </w:tc>
+      </w:tr>
+      <w:tr>
+        <w:tc>
+          <w:tcPr>
+            <w:tcW w:w="2822" w:type="dxa"/>
+          </w:tcPr>
+          <w:p>
+            <w:pPr>
+              <w:pStyle w:val="Compact"/>
+              <w:jc w:val="left"/>
+            </w:pPr>
+            <w:r>
+              <w:rPr>
+                <w:sz w:val="17"/>
+              </w:rPr>
+              <w:t xml:space="preserve">VED fleet</w:t>
+            </w:r>
+          </w:p>
+        </w:tc>
+        <w:tc>
+          <w:tcPr>
+            <w:tcW w:w="1814" w:type="dxa"/>
+          </w:tcPr>
+          <w:p>
+            <w:pPr>
+              <w:pStyle w:val="Compact"/>
+              <w:jc w:val="center"/>
+            </w:pPr>
+            <w:r>
+              <w:rPr>
+                <w:sz w:val="17"/>
+              </w:rPr>
+              <w:t xml:space="preserve">15 leaves</w:t>
+            </w:r>
+          </w:p>
+        </w:tc>
+        <w:tc>
+          <w:tcPr>
+            <w:tcW w:w="1814" w:type="dxa"/>
+          </w:tcPr>
+          <w:p>
+            <w:pPr>
+              <w:pStyle w:val="Compact"/>
+              <w:jc w:val="center"/>
+            </w:pPr>
+            <w:r>
+              <w:rPr>
+                <w:sz w:val="17"/>
+              </w:rPr>
+              <w:t xml:space="preserve">0.760</w:t>
+            </w:r>
+          </w:p>
+        </w:tc>
+        <w:tc>
+          <w:tcPr>
+            <w:tcW w:w="1814" w:type="dxa"/>
+          </w:tcPr>
+          <w:p>
+            <w:pPr>
+              <w:pStyle w:val="Compact"/>
+              <w:jc w:val="center"/>
+            </w:pPr>
+            <w:r>
+              <w:rPr>
+                <w:sz w:val="17"/>
+              </w:rPr>
+              <w:t xml:space="preserve">0.486</w:t>
+            </w:r>
+          </w:p>
+        </w:tc>
+        <w:tc>
+          <w:tcPr>
+            <w:tcW w:w="1814" w:type="dxa"/>
+          </w:tcPr>
+          <w:p>
+            <w:pPr>
+              <w:pStyle w:val="Compact"/>
+              <w:jc w:val="center"/>
+            </w:pPr>
+            <w:r>
+              <w:rPr>
+                <w:sz w:val="17"/>
+              </w:rPr>
+              <w:t xml:space="preserve">0.833</w:t>
+            </w:r>
+          </w:p>
+        </w:tc>
+      </w:tr>
+      <w:tr>
+        <w:tc>
+          <w:tcPr>
+            <w:tcW w:w="2822" w:type="dxa"/>
+          </w:tcPr>
+          <w:p>
+            <w:pPr>
+              <w:pStyle w:val="Compact"/>
+              <w:jc w:val="left"/>
+            </w:pPr>
+            <w:r>
+              <w:rPr>
+                <w:sz w:val="17"/>
+              </w:rPr>
+              <w:t xml:space="preserve">VED fleet</w:t>
+            </w:r>
+          </w:p>
+        </w:tc>
+        <w:tc>
+          <w:tcPr>
+            <w:tcW w:w="1814" w:type="dxa"/>
+          </w:tcPr>
+          <w:p>
+            <w:pPr>
+              <w:pStyle w:val="Compact"/>
+              <w:jc w:val="center"/>
+            </w:pPr>
+            <w:r>
+              <w:rPr>
+                <w:sz w:val="17"/>
+              </w:rPr>
+              <w:t xml:space="preserve">63 leaves</w:t>
+            </w:r>
+          </w:p>
+        </w:tc>
+        <w:tc>
+          <w:tcPr>
+            <w:tcW w:w="1814" w:type="dxa"/>
+          </w:tcPr>
+          <w:p>
+            <w:pPr>
+              <w:pStyle w:val="Compact"/>
+              <w:jc w:val="center"/>
+            </w:pPr>
+            <w:r>
+              <w:rPr>
+                <w:sz w:val="17"/>
+              </w:rPr>
+              <w:t xml:space="preserve">0.775</w:t>
+            </w:r>
+          </w:p>
+        </w:tc>
+        <w:tc>
+          <w:tcPr>
+            <w:tcW w:w="1814" w:type="dxa"/>
+          </w:tcPr>
+          <w:p>
+            <w:pPr>
+              <w:pStyle w:val="Compact"/>
+              <w:jc w:val="center"/>
+            </w:pPr>
+            <w:r>
+              <w:rPr>
+                <w:sz w:val="17"/>
+              </w:rPr>
+              <w:t xml:space="preserve">0.494</w:t>
+            </w:r>
+          </w:p>
+        </w:tc>
+        <w:tc>
+          <w:tcPr>
+            <w:tcW w:w="1814" w:type="dxa"/>
+          </w:tcPr>
+          <w:p>
+            <w:pPr>
+              <w:pStyle w:val="Compact"/>
+              <w:jc w:val="center"/>
+            </w:pPr>
+            <w:r>
+              <w:rPr>
+                <w:sz w:val="17"/>
+              </w:rPr>
+              <w:t xml:space="preserve">0.846</w:t>
+            </w:r>
+          </w:p>
+        </w:tc>
+      </w:tr>
+      <w:tr>
+        <w:tc>
+          <w:tcPr>
+            <w:tcW w:w="2822" w:type="dxa"/>
+          </w:tcPr>
+          <w:p>
+            <w:pPr>
+              <w:pStyle w:val="Compact"/>
+              <w:jc w:val="left"/>
+            </w:pPr>
+            <w:r>
+              <w:rPr>
+                <w:sz w:val="17"/>
+              </w:rPr>
+              <w:t xml:space="preserve">VED fleet</w:t>
+            </w:r>
+          </w:p>
+        </w:tc>
+        <w:tc>
+          <w:tcPr>
+            <w:tcW w:w="1814" w:type="dxa"/>
+          </w:tcPr>
+          <w:p>
+            <w:pPr>
+              <w:pStyle w:val="Compact"/>
+              <w:jc w:val="center"/>
+            </w:pPr>
+            <w:r>
+              <w:rPr>
+                <w:sz w:val="17"/>
+              </w:rPr>
+              <w:t xml:space="preserve">lr 0.1</w:t>
+            </w:r>
+          </w:p>
+        </w:tc>
+        <w:tc>
+          <w:tcPr>
+            <w:tcW w:w="1814" w:type="dxa"/>
+          </w:tcPr>
+          <w:p>
+            <w:pPr>
+              <w:pStyle w:val="Compact"/>
+              <w:jc w:val="center"/>
+            </w:pPr>
+            <w:r>
+              <w:rPr>
+                <w:sz w:val="17"/>
+              </w:rPr>
+              <w:t xml:space="preserve">0.773</w:t>
+            </w:r>
+          </w:p>
+        </w:tc>
+        <w:tc>
+          <w:tcPr>
+            <w:tcW w:w="1814" w:type="dxa"/>
+          </w:tcPr>
+          <w:p>
+            <w:pPr>
+              <w:pStyle w:val="Compact"/>
+              <w:jc w:val="center"/>
+            </w:pPr>
+            <w:r>
+              <w:rPr>
+                <w:sz w:val="17"/>
+              </w:rPr>
+              <w:t xml:space="preserve">0.493</w:t>
+            </w:r>
+          </w:p>
+        </w:tc>
+        <w:tc>
+          <w:tcPr>
+            <w:tcW w:w="1814" w:type="dxa"/>
+          </w:tcPr>
+          <w:p>
+            <w:pPr>
+              <w:pStyle w:val="Compact"/>
+              <w:jc w:val="center"/>
+            </w:pPr>
+            <w:r>
+              <w:rPr>
+                <w:sz w:val="17"/>
+              </w:rPr>
+              <w:t xml:space="preserve">0.846</w:t>
+            </w:r>
+          </w:p>
+        </w:tc>
+      </w:tr>
+      <w:tr>
+        <w:tc>
+          <w:tcPr>
+            <w:tcW w:w="2822" w:type="dxa"/>
+          </w:tcPr>
+          <w:p>
+            <w:pPr>
+              <w:pStyle w:val="Compact"/>
+              <w:jc w:val="left"/>
+            </w:pPr>
+            <w:r>
+              <w:rPr>
+                <w:sz w:val="17"/>
+              </w:rPr>
+              <w:t xml:space="preserve">VED fleet</w:t>
+            </w:r>
+          </w:p>
+        </w:tc>
+        <w:tc>
+          <w:tcPr>
+            <w:tcW w:w="1814" w:type="dxa"/>
+          </w:tcPr>
+          <w:p>
+            <w:pPr>
+              <w:pStyle w:val="Compact"/>
+              <w:jc w:val="center"/>
+            </w:pPr>
+            <w:r>
+              <w:rPr>
+                <w:sz w:val="17"/>
+              </w:rPr>
+              <w:t xml:space="preserve">lr 0.02, 1000 trees</w:t>
+            </w:r>
+          </w:p>
+        </w:tc>
+        <w:tc>
+          <w:tcPr>
+            <w:tcW w:w="1814" w:type="dxa"/>
+          </w:tcPr>
+          <w:p>
+            <w:pPr>
+              <w:pStyle w:val="Compact"/>
+              <w:jc w:val="center"/>
+            </w:pPr>
+            <w:r>
+              <w:rPr>
+                <w:sz w:val="17"/>
+              </w:rPr>
+              <w:t xml:space="preserve">0.771</w:t>
+            </w:r>
+          </w:p>
+        </w:tc>
+        <w:tc>
+          <w:tcPr>
+            <w:tcW w:w="1814" w:type="dxa"/>
+          </w:tcPr>
+          <w:p>
+            <w:pPr>
+              <w:pStyle w:val="Compact"/>
+              <w:jc w:val="center"/>
+            </w:pPr>
+            <w:r>
+              <w:rPr>
+                <w:sz w:val="17"/>
+              </w:rPr>
+              <w:t xml:space="preserve">0.490</w:t>
+            </w:r>
+          </w:p>
+        </w:tc>
+        <w:tc>
+          <w:tcPr>
+            <w:tcW w:w="1814" w:type="dxa"/>
+          </w:tcPr>
+          <w:p>
+            <w:pPr>
+              <w:pStyle w:val="Compact"/>
+              <w:jc w:val="center"/>
+            </w:pPr>
+            <w:r>
+              <w:rPr>
+                <w:sz w:val="17"/>
+              </w:rPr>
+              <w:t xml:space="preserve">0.842</w:t>
+            </w:r>
+          </w:p>
+        </w:tc>
+      </w:tr>
+    </w:tbl>
+    <w:bookmarkEnd w:id="42"/>
+    <w:bookmarkEnd w:id="43"/>
+    <w:bookmarkStart w:id="45" w:name="transformer-baseline"/>
+    <w:p>
+      <w:pPr>
+        <w:pStyle w:val="Heading1"/>
+      </w:pPr>
+      <w:r>
+        <w:t xml:space="preserve">Transformer baseline</w:t>
+      </w:r>
+    </w:p>
+    <w:p>
+      <w:pPr>
+        <w:pStyle w:val="FirstParagraph"/>
+      </w:pPr>
+      <w:r>
+        <w:t xml:space="preserve">A 2-layer, 4-head Transformer encoder (</w:t>
+      </w:r>
+      <m:oMath>
+        <m:r>
+          <m:t>d</m:t>
+        </m:r>
+        <m:r>
+          <m:rPr>
+            <m:sty m:val="p"/>
+          </m:rPr>
+          <m:t>=</m:t>
+        </m:r>
+        <m:r>
+          <m:t>32</m:t>
+        </m:r>
+      </m:oMath>
+      <w:r>
+        <w:t xml:space="preserve">, temporal average pooling to</w:t>
+      </w:r>
+      <w:r>
+        <w:t xml:space="preserve"> </w:t>
+      </w:r>
+      <m:oMath>
+        <m:r>
+          <m:rPr>
+            <m:sty m:val="p"/>
+          </m:rPr>
+          <m:t>≤</m:t>
+        </m:r>
+      </m:oMath>
+      <w:r>
+        <w:t xml:space="preserve">60 tokens) is trained end-to-end on the binned sequences with the same folds as all other methods. Because of its CPU cost it is trained on at most 10 000 windows per fold for 8 epochs (the 1D-CNN: 40 000 windows, 15 epochs).</w:t>
+      </w:r>
+    </w:p>
+    <w:bookmarkStart w:id="44" w:name="tab:s_tf"/>
+    <w:p>
+      <w:pPr>
+        <w:pStyle w:val="TableCaption"/>
+      </w:pPr>
+      <w:r>
+        <w:t xml:space="preserve">TABLE S16. Transformer baseline vs. ECTA and the 1D-CNN (AUROC).</w:t>
+      </w:r>
+    </w:p>
+    <w:tbl>
+      <w:tblPr>
+        <w:tblStyle w:val="Table"/>
+        <w:jc w:val="center"/>
+        <w:tblLook w:firstRow="1" w:lastRow="0" w:firstColumn="0" w:lastColumn="0" w:noHBand="0" w:noVBand="0" w:val="0020"/>
+        <w:tblCaption w:val="TABLE S16. Transformer baseline vs. ECTA and the 1D-CNN (AUROC)."/>
+        <w:tblW w:w="10080" w:type="dxa"/>
+        <w:tblCellMar>
+          <w:left w:w="80" w:type="dxa"/>
+          <w:right w:w="80" w:type="dxa"/>
+        </w:tblCellMar>
+        <w:tblLayout w:type="fixed"/>
+      </w:tblPr>
+      <w:tblGrid>
+        <w:gridCol w:w="2822"/>
+        <w:gridCol w:w="1209"/>
+        <w:gridCol w:w="1209"/>
+        <w:gridCol w:w="1209"/>
+        <w:gridCol w:w="1209"/>
+        <w:gridCol w:w="1209"/>
+        <w:gridCol w:w="1209"/>
+      </w:tblGrid>
+      <w:tr>
+        <w:trPr>
+          <w:tblHeader w:val="true"/>
+        </w:trPr>
+        <w:tc>
+          <w:tcPr>
+            <w:tcW w:w="2822" w:type="dxa"/>
+          </w:tcPr>
+          <w:p>
+            <w:pPr>
+              <w:pStyle w:val="Compact"/>
+              <w:jc w:val="left"/>
+            </w:pPr>
+            <w:r>
+              <w:rPr>
+                <w:sz w:val="17"/>
+              </w:rPr>
+              <w:t xml:space="preserve">Corpus</w:t>
+            </w:r>
+          </w:p>
+        </w:tc>
+        <w:tc>
+          <w:tcPr>
+            <w:tcW w:w="1209" w:type="dxa"/>
+          </w:tcPr>
+          <w:p>
+            <w:pPr>
+              <w:pStyle w:val="Compact"/>
+              <w:jc w:val="center"/>
+            </w:pPr>
+            <w:r>
+              <w:rPr>
+                <w:sz w:val="17"/>
+              </w:rPr>
+              <w:t xml:space="preserve">Transformer</w:t>
+            </w:r>
+          </w:p>
+        </w:tc>
+        <w:tc>
+          <w:tcPr>
+            <w:tcW w:w="1209" w:type="dxa"/>
+          </w:tcPr>
+          <w:p>
+            <w:pPr>
+              <w:pStyle w:val="Compact"/>
+              <w:jc w:val="center"/>
+            </w:pPr>
+            <w:r>
+              <w:rPr>
+                <w:sz w:val="17"/>
+              </w:rPr>
+              <w:t xml:space="preserve">95% CI</w:t>
+            </w:r>
+          </w:p>
+        </w:tc>
+        <w:tc>
+          <w:tcPr>
+            <w:tcW w:w="1209" w:type="dxa"/>
+          </w:tcPr>
+          <w:p>
+            <w:pPr>
+              <w:pStyle w:val="Compact"/>
+              <w:jc w:val="center"/>
+            </w:pPr>
+            <w:r>
+              <w:rPr>
+                <w:sz w:val="17"/>
+              </w:rPr>
+              <w:t xml:space="preserve">Moderate</w:t>
+            </w:r>
+          </w:p>
+        </w:tc>
+        <w:tc>
+          <w:tcPr>
+            <w:tcW w:w="1209" w:type="dxa"/>
+          </w:tcPr>
+          <w:p>
+            <w:pPr>
+              <w:pStyle w:val="Compact"/>
+              <w:jc w:val="center"/>
+            </w:pPr>
+            <w:r>
+              <w:rPr>
+                <w:sz w:val="17"/>
+              </w:rPr>
+              <w:t xml:space="preserve">Severe</w:t>
+            </w:r>
+          </w:p>
+        </w:tc>
+        <w:tc>
+          <w:tcPr>
+            <w:tcW w:w="1209" w:type="dxa"/>
+          </w:tcPr>
+          <w:p>
+            <w:pPr>
+              <w:pStyle w:val="Compact"/>
+              <w:jc w:val="center"/>
+            </w:pPr>
+            <w:r>
+              <w:rPr>
+                <w:sz w:val="17"/>
+              </w:rPr>
+              <w:t xml:space="preserve">ECTA</w:t>
+            </w:r>
+          </w:p>
+        </w:tc>
+        <w:tc>
+          <w:tcPr>
+            <w:tcW w:w="1209" w:type="dxa"/>
+          </w:tcPr>
+          <w:p>
+            <w:pPr>
+              <w:pStyle w:val="Compact"/>
+              <w:jc w:val="center"/>
+            </w:pPr>
+            <w:r>
+              <w:rPr>
+                <w:sz w:val="17"/>
+              </w:rPr>
+              <w:t xml:space="preserve">1D-CNN</w:t>
+            </w:r>
+          </w:p>
+        </w:tc>
+      </w:tr>
+      <w:tr>
+        <w:tc>
+          <w:tcPr>
+            <w:tcW w:w="2822" w:type="dxa"/>
+          </w:tcPr>
+          <w:p>
+            <w:pPr>
+              <w:pStyle w:val="Compact"/>
+              <w:jc w:val="left"/>
+            </w:pPr>
+            <w:r>
+              <w:rPr>
+                <w:sz w:val="17"/>
+              </w:rPr>
+              <w:t xml:space="preserve">Full-bus passive</w:t>
+            </w:r>
+          </w:p>
+        </w:tc>
+        <w:tc>
+          <w:tcPr>
+            <w:tcW w:w="1209" w:type="dxa"/>
+          </w:tcPr>
+          <w:p>
+            <w:pPr>
+              <w:pStyle w:val="Compact"/>
+              <w:jc w:val="center"/>
+            </w:pPr>
+            <w:r>
+              <w:rPr>
+                <w:sz w:val="17"/>
+              </w:rPr>
+              <w:t xml:space="preserve">0.641</w:t>
+            </w:r>
+          </w:p>
+        </w:tc>
+        <w:tc>
+          <w:tcPr>
+            <w:tcW w:w="1209" w:type="dxa"/>
+          </w:tcPr>
+          <w:p>
+            <w:pPr>
+              <w:pStyle w:val="Compact"/>
+              <w:jc w:val="center"/>
+            </w:pPr>
+            <w:r>
+              <w:rPr>
+                <w:sz w:val="17"/>
+              </w:rPr>
+              <w:t xml:space="preserve">[0.634, 0.645]</w:t>
+            </w:r>
+          </w:p>
+        </w:tc>
+        <w:tc>
+          <w:tcPr>
+            <w:tcW w:w="1209" w:type="dxa"/>
+          </w:tcPr>
+          <w:p>
+            <w:pPr>
+              <w:pStyle w:val="Compact"/>
+              <w:jc w:val="center"/>
+            </w:pPr>
+            <w:r>
+              <w:rPr>
+                <w:sz w:val="17"/>
+              </w:rPr>
+              <w:t xml:space="preserve">0.528</w:t>
+            </w:r>
+          </w:p>
+        </w:tc>
+        <w:tc>
+          <w:tcPr>
+            <w:tcW w:w="1209" w:type="dxa"/>
+          </w:tcPr>
+          <w:p>
+            <w:pPr>
+              <w:pStyle w:val="Compact"/>
+              <w:jc w:val="center"/>
+            </w:pPr>
+            <w:r>
+              <w:rPr>
+                <w:sz w:val="17"/>
+              </w:rPr>
+              <w:t xml:space="preserve">0.907</w:t>
+            </w:r>
+          </w:p>
+        </w:tc>
+        <w:tc>
+          <w:tcPr>
+            <w:tcW w:w="1209" w:type="dxa"/>
+          </w:tcPr>
+          <w:p>
+            <w:pPr>
+              <w:pStyle w:val="Compact"/>
+              <w:jc w:val="center"/>
+            </w:pPr>
+            <w:r>
+              <w:rPr>
+                <w:sz w:val="17"/>
+              </w:rPr>
+              <w:t xml:space="preserve">0.880</w:t>
+            </w:r>
+          </w:p>
+        </w:tc>
+        <w:tc>
+          <w:tcPr>
+            <w:tcW w:w="1209" w:type="dxa"/>
+          </w:tcPr>
+          <w:p>
+            <w:pPr>
+              <w:pStyle w:val="Compact"/>
+              <w:jc w:val="center"/>
+            </w:pPr>
+            <w:r>
+              <w:rPr>
+                <w:sz w:val="17"/>
+              </w:rPr>
+              <w:t xml:space="preserve">0.646</w:t>
+            </w:r>
+          </w:p>
+        </w:tc>
+      </w:tr>
+      <w:tr>
+        <w:tc>
+          <w:tcPr>
+            <w:tcW w:w="2822" w:type="dxa"/>
+          </w:tcPr>
+          <w:p>
+            <w:pPr>
+              <w:pStyle w:val="Compact"/>
+              <w:jc w:val="left"/>
+            </w:pPr>
+            <w:r>
+              <w:rPr>
+                <w:sz w:val="17"/>
+              </w:rPr>
+              <w:t xml:space="preserve">Sampling passive</w:t>
+            </w:r>
+          </w:p>
+        </w:tc>
+        <w:tc>
+          <w:tcPr>
+            <w:tcW w:w="1209" w:type="dxa"/>
+          </w:tcPr>
+          <w:p>
+            <w:pPr>
+              <w:pStyle w:val="Compact"/>
+              <w:jc w:val="center"/>
+            </w:pPr>
+            <w:r>
+              <w:rPr>
+                <w:sz w:val="17"/>
+              </w:rPr>
+              <w:t xml:space="preserve">0.665</w:t>
+            </w:r>
+          </w:p>
+        </w:tc>
+        <w:tc>
+          <w:tcPr>
+            <w:tcW w:w="1209" w:type="dxa"/>
+          </w:tcPr>
+          <w:p>
+            <w:pPr>
+              <w:pStyle w:val="Compact"/>
+              <w:jc w:val="center"/>
+            </w:pPr>
+            <w:r>
+              <w:rPr>
+                <w:sz w:val="17"/>
+              </w:rPr>
+              <w:t xml:space="preserve">[0.660, 0.676]</w:t>
+            </w:r>
+          </w:p>
+        </w:tc>
+        <w:tc>
+          <w:tcPr>
+            <w:tcW w:w="1209" w:type="dxa"/>
+          </w:tcPr>
+          <w:p>
+            <w:pPr>
+              <w:pStyle w:val="Compact"/>
+              <w:jc w:val="center"/>
+            </w:pPr>
+            <w:r>
+              <w:rPr>
+                <w:sz w:val="17"/>
+              </w:rPr>
+              <w:t xml:space="preserve">0.555</w:t>
+            </w:r>
+          </w:p>
+        </w:tc>
+        <w:tc>
+          <w:tcPr>
+            <w:tcW w:w="1209" w:type="dxa"/>
+          </w:tcPr>
+          <w:p>
+            <w:pPr>
+              <w:pStyle w:val="Compact"/>
+              <w:jc w:val="center"/>
+            </w:pPr>
+            <w:r>
+              <w:rPr>
+                <w:sz w:val="17"/>
+              </w:rPr>
+              <w:t xml:space="preserve">0.942</w:t>
+            </w:r>
+          </w:p>
+        </w:tc>
+        <w:tc>
+          <w:tcPr>
+            <w:tcW w:w="1209" w:type="dxa"/>
+          </w:tcPr>
+          <w:p>
+            <w:pPr>
+              <w:pStyle w:val="Compact"/>
+              <w:jc w:val="center"/>
+            </w:pPr>
+            <w:r>
+              <w:rPr>
+                <w:sz w:val="17"/>
+              </w:rPr>
+              <w:t xml:space="preserve">0.675</w:t>
+            </w:r>
+          </w:p>
+        </w:tc>
+        <w:tc>
+          <w:tcPr>
+            <w:tcW w:w="1209" w:type="dxa"/>
+          </w:tcPr>
+          <w:p>
+            <w:pPr>
+              <w:pStyle w:val="Compact"/>
+              <w:jc w:val="center"/>
+            </w:pPr>
+            <w:r>
+              <w:rPr>
+                <w:sz w:val="17"/>
+              </w:rPr>
+              <w:t xml:space="preserve">0.677</w:t>
+            </w:r>
+          </w:p>
+        </w:tc>
+      </w:tr>
+      <w:tr>
+        <w:tc>
+          <w:tcPr>
+            <w:tcW w:w="2822" w:type="dxa"/>
+          </w:tcPr>
+          <w:p>
+            <w:pPr>
+              <w:pStyle w:val="Compact"/>
+              <w:jc w:val="left"/>
+            </w:pPr>
+            <w:r>
+              <w:rPr>
+                <w:sz w:val="17"/>
+              </w:rPr>
+              <w:t xml:space="preserve">OBD-II polling</w:t>
+            </w:r>
+          </w:p>
+        </w:tc>
+        <w:tc>
+          <w:tcPr>
+            <w:tcW w:w="1209" w:type="dxa"/>
+          </w:tcPr>
+          <w:p>
+            <w:pPr>
+              <w:pStyle w:val="Compact"/>
+              <w:jc w:val="center"/>
+            </w:pPr>
+            <w:r>
+              <w:rPr>
+                <w:sz w:val="17"/>
+              </w:rPr>
+              <w:t xml:space="preserve">0.665</w:t>
+            </w:r>
+          </w:p>
+        </w:tc>
+        <w:tc>
+          <w:tcPr>
+            <w:tcW w:w="1209" w:type="dxa"/>
+          </w:tcPr>
+          <w:p>
+            <w:pPr>
+              <w:pStyle w:val="Compact"/>
+              <w:jc w:val="center"/>
+            </w:pPr>
+            <w:r>
+              <w:rPr>
+                <w:sz w:val="17"/>
+              </w:rPr>
+              <w:t xml:space="preserve">[0.599, 0.748]</w:t>
+            </w:r>
+          </w:p>
+        </w:tc>
+        <w:tc>
+          <w:tcPr>
+            <w:tcW w:w="1209" w:type="dxa"/>
+          </w:tcPr>
+          <w:p>
+            <w:pPr>
+              <w:pStyle w:val="Compact"/>
+              <w:jc w:val="center"/>
+            </w:pPr>
+            <w:r>
+              <w:rPr>
+                <w:sz w:val="17"/>
+              </w:rPr>
+              <w:t xml:space="preserve">0.514</w:t>
+            </w:r>
+          </w:p>
+        </w:tc>
+        <w:tc>
+          <w:tcPr>
+            <w:tcW w:w="1209" w:type="dxa"/>
+          </w:tcPr>
+          <w:p>
+            <w:pPr>
+              <w:pStyle w:val="Compact"/>
+              <w:jc w:val="center"/>
+            </w:pPr>
+            <w:r>
+              <w:rPr>
+                <w:sz w:val="17"/>
+              </w:rPr>
+              <w:t xml:space="preserve">0.862</w:t>
+            </w:r>
+          </w:p>
+        </w:tc>
+        <w:tc>
+          <w:tcPr>
+            <w:tcW w:w="1209" w:type="dxa"/>
+          </w:tcPr>
+          <w:p>
+            <w:pPr>
+              <w:pStyle w:val="Compact"/>
+              <w:jc w:val="center"/>
+            </w:pPr>
+            <w:r>
+              <w:rPr>
+                <w:sz w:val="17"/>
+              </w:rPr>
+              <w:t xml:space="preserve">0.723</w:t>
+            </w:r>
+          </w:p>
+        </w:tc>
+        <w:tc>
+          <w:tcPr>
+            <w:tcW w:w="1209" w:type="dxa"/>
+          </w:tcPr>
+          <w:p>
+            <w:pPr>
+              <w:pStyle w:val="Compact"/>
+              <w:jc w:val="center"/>
+            </w:pPr>
+            <w:r>
+              <w:rPr>
+                <w:sz w:val="17"/>
+              </w:rPr>
+              <w:t xml:space="preserve">0.673</w:t>
+            </w:r>
+          </w:p>
+        </w:tc>
+      </w:tr>
+      <w:tr>
+        <w:tc>
+          <w:tcPr>
+            <w:tcW w:w="2822" w:type="dxa"/>
+          </w:tcPr>
+          <w:p>
+            <w:pPr>
+              <w:pStyle w:val="Compact"/>
+              <w:jc w:val="left"/>
+            </w:pPr>
+            <w:r>
+              <w:rPr>
+                <w:sz w:val="17"/>
+              </w:rPr>
+              <w:t xml:space="preserve">VED fleet</w:t>
+            </w:r>
+          </w:p>
+        </w:tc>
+        <w:tc>
+          <w:tcPr>
+            <w:tcW w:w="1209" w:type="dxa"/>
+          </w:tcPr>
+          <w:p>
+            <w:pPr>
+              <w:pStyle w:val="Compact"/>
+              <w:jc w:val="center"/>
+            </w:pPr>
+            <w:r>
+              <w:rPr>
+                <w:sz w:val="17"/>
+              </w:rPr>
+              <w:t xml:space="preserve">0.590</w:t>
+            </w:r>
+          </w:p>
+        </w:tc>
+        <w:tc>
+          <w:tcPr>
+            <w:tcW w:w="1209" w:type="dxa"/>
+          </w:tcPr>
+          <w:p>
+            <w:pPr>
+              <w:pStyle w:val="Compact"/>
+              <w:jc w:val="center"/>
+            </w:pPr>
+            <w:r>
+              <w:rPr>
+                <w:sz w:val="17"/>
+              </w:rPr>
+              <w:t xml:space="preserve">[0.588, 0.592]</w:t>
+            </w:r>
+          </w:p>
+        </w:tc>
+        <w:tc>
+          <w:tcPr>
+            <w:tcW w:w="1209" w:type="dxa"/>
+          </w:tcPr>
+          <w:p>
+            <w:pPr>
+              <w:pStyle w:val="Compact"/>
+              <w:jc w:val="center"/>
+            </w:pPr>
+            <w:r>
+              <w:rPr>
+                <w:sz w:val="17"/>
+              </w:rPr>
+              <w:t xml:space="preserve">0.499</w:t>
+            </w:r>
+          </w:p>
+        </w:tc>
+        <w:tc>
+          <w:tcPr>
+            <w:tcW w:w="1209" w:type="dxa"/>
+          </w:tcPr>
+          <w:p>
+            <w:pPr>
+              <w:pStyle w:val="Compact"/>
+              <w:jc w:val="center"/>
+            </w:pPr>
+            <w:r>
+              <w:rPr>
+                <w:sz w:val="17"/>
+              </w:rPr>
+              <w:t xml:space="preserve">0.757</w:t>
+            </w:r>
+          </w:p>
+        </w:tc>
+        <w:tc>
+          <w:tcPr>
+            <w:tcW w:w="1209" w:type="dxa"/>
+          </w:tcPr>
+          <w:p>
+            <w:pPr>
+              <w:pStyle w:val="Compact"/>
+              <w:jc w:val="center"/>
+            </w:pPr>
+            <w:r>
+              <w:rPr>
+                <w:sz w:val="17"/>
+              </w:rPr>
+              <w:t xml:space="preserve">0.775</w:t>
+            </w:r>
+          </w:p>
+        </w:tc>
+        <w:tc>
+          <w:tcPr>
+            <w:tcW w:w="1209" w:type="dxa"/>
+          </w:tcPr>
+          <w:p>
+            <w:pPr>
+              <w:pStyle w:val="Compact"/>
+              <w:jc w:val="center"/>
+            </w:pPr>
+            <w:r>
+              <w:rPr>
+                <w:sz w:val="17"/>
+              </w:rPr>
+              <w:t xml:space="preserve">0.701</w:t>
+            </w:r>
+          </w:p>
+        </w:tc>
+      </w:tr>
+    </w:tbl>
+    <w:bookmarkEnd w:id="44"/>
+    <w:bookmarkEnd w:id="45"/>
+    <w:bookmarkStart w:id="47" w:name="statistical-significance"/>
+    <w:p>
+      <w:pPr>
+        <w:pStyle w:val="Heading1"/>
+      </w:pPr>
+      <w:r>
+        <w:t xml:space="preserve">Statistical significance</w:t>
+      </w:r>
+    </w:p>
+    <w:p>
+      <w:pPr>
+        <w:pStyle w:val="FirstParagraph"/>
+      </w:pPr>
+      <w:r>
+        <w:t xml:space="preserve">Paired bootstrap over vehicles (1 000 resamples) of</w:t>
+      </w:r>
+      <w:r>
+        <w:t xml:space="preserve"> </w:t>
+      </w:r>
+      <m:oMath>
+        <m:r>
+          <m:t>Δ</m:t>
+        </m:r>
+      </m:oMath>
+      <w:r>
+        <w:t xml:space="preserve">AUROC = ECTA</w:t>
+      </w:r>
+      <w:r>
+        <w:t xml:space="preserve"> </w:t>
+      </w:r>
+      <m:oMath>
+        <m:r>
+          <m:rPr>
+            <m:sty m:val="p"/>
+          </m:rPr>
+          <m:t>−</m:t>
+        </m:r>
+      </m:oMath>
+      <w:r>
+        <w:t xml:space="preserve"> </w:t>
+      </w:r>
+      <w:r>
+        <w:t xml:space="preserve">baseline (wear vs. all); two-sided p-values, whose resolution is 0.001. The sampling and polling corpora contain only three vehicles, so their vehicle-level bootstrap is coarse and their p-values should be read as indicative; the full-bus (six vehicles) and VED (381 vehicles) tests are the informative ones.</w:t>
+      </w:r>
+    </w:p>
+    <w:bookmarkStart w:id="46" w:name="tab:s_sig"/>
+    <w:p>
+      <w:pPr>
+        <w:pStyle w:val="TableCaption"/>
+      </w:pPr>
+      <w:r>
+        <w:t xml:space="preserve">TABLE S17. ECTA vs. every baseline.</w:t>
+      </w:r>
+    </w:p>
+    <w:tbl>
+      <w:tblPr>
+        <w:tblStyle w:val="Table"/>
+        <w:jc w:val="center"/>
+        <w:tblLook w:firstRow="1" w:lastRow="0" w:firstColumn="0" w:lastColumn="0" w:noHBand="0" w:noVBand="0" w:val="0020"/>
+        <w:tblCaption w:val="TABLE S17. ECTA vs. every baseline."/>
+        <w:tblW w:w="10080" w:type="dxa"/>
+        <w:tblCellMar>
+          <w:left w:w="80" w:type="dxa"/>
+          <w:right w:w="80" w:type="dxa"/>
+        </w:tblCellMar>
+        <w:tblLayout w:type="fixed"/>
+      </w:tblPr>
+      <w:tblGrid>
+        <w:gridCol w:w="2822"/>
+        <w:gridCol w:w="1814"/>
+        <w:gridCol w:w="1814"/>
+        <w:gridCol w:w="1814"/>
+        <w:gridCol w:w="1814"/>
+      </w:tblGrid>
+      <w:tr>
+        <w:trPr>
+          <w:tblHeader w:val="true"/>
+        </w:trPr>
+        <w:tc>
+          <w:tcPr>
+            <w:tcW w:w="2822" w:type="dxa"/>
+          </w:tcPr>
+          <w:p>
+            <w:pPr>
+              <w:pStyle w:val="Compact"/>
+              <w:jc w:val="left"/>
+            </w:pPr>
+            <w:r>
+              <w:rPr>
+                <w:sz w:val="17"/>
+              </w:rPr>
+              <w:t xml:space="preserve">Corpus</w:t>
+            </w:r>
+          </w:p>
+        </w:tc>
+        <w:tc>
+          <w:tcPr>
+            <w:tcW w:w="1814" w:type="dxa"/>
+          </w:tcPr>
+          <w:p>
+            <w:pPr>
+              <w:pStyle w:val="Compact"/>
+              <w:jc w:val="center"/>
+            </w:pPr>
+            <w:r>
+              <w:rPr>
+                <w:sz w:val="17"/>
+              </w:rPr>
+              <w:t xml:space="preserve">Baseline</w:t>
+            </w:r>
+          </w:p>
+        </w:tc>
+        <w:tc>
+          <w:tcPr>
+            <w:tcW w:w="1814" w:type="dxa"/>
+          </w:tcPr>
+          <w:p>
+            <w:pPr>
+              <w:pStyle w:val="Compact"/>
+              <w:jc w:val="center"/>
+            </w:pPr>
+            <m:oMath>
+              <m:r>
+                <m:t>Δ</m:t>
+              </m:r>
+            </m:oMath>
+            <w:r>
+              <w:rPr>
+                <w:sz w:val="17"/>
+              </w:rPr>
+              <w:t xml:space="preserve">AUROC</w:t>
+            </w:r>
+          </w:p>
+        </w:tc>
+        <w:tc>
+          <w:tcPr>
+            <w:tcW w:w="1814" w:type="dxa"/>
+          </w:tcPr>
+          <w:p>
+            <w:pPr>
+              <w:pStyle w:val="Compact"/>
+              <w:jc w:val="center"/>
+            </w:pPr>
+            <w:r>
+              <w:rPr>
+                <w:sz w:val="17"/>
+              </w:rPr>
+              <w:t xml:space="preserve">95% CI</w:t>
+            </w:r>
+          </w:p>
+        </w:tc>
+        <w:tc>
+          <w:tcPr>
+            <w:tcW w:w="1814" w:type="dxa"/>
+          </w:tcPr>
+          <w:p>
+            <w:pPr>
+              <w:pStyle w:val="Compact"/>
+              <w:jc w:val="center"/>
+            </w:pPr>
+            <w:r>
+              <w:rPr>
+                <w:sz w:val="17"/>
+              </w:rPr>
+              <w:t xml:space="preserve">p</w:t>
+            </w:r>
+          </w:p>
+        </w:tc>
+      </w:tr>
+      <w:tr>
+        <w:tc>
+          <w:tcPr>
+            <w:tcW w:w="2822" w:type="dxa"/>
+          </w:tcPr>
+          <w:p>
+            <w:pPr>
+              <w:pStyle w:val="Compact"/>
+              <w:jc w:val="left"/>
+            </w:pPr>
+            <w:r>
+              <w:rPr>
+                <w:sz w:val="17"/>
+              </w:rPr>
+              <w:t xml:space="preserve">Full-bus passive</w:t>
+            </w:r>
+          </w:p>
+        </w:tc>
+        <w:tc>
+          <w:tcPr>
+            <w:tcW w:w="1814" w:type="dxa"/>
+          </w:tcPr>
+          <w:p>
+            <w:pPr>
+              <w:pStyle w:val="Compact"/>
+              <w:jc w:val="center"/>
+            </w:pPr>
+            <w:r>
+              <w:rPr>
+                <w:sz w:val="17"/>
+              </w:rPr>
+              <w:t xml:space="preserve">GBM w/o coherence</w:t>
+            </w:r>
+          </w:p>
+        </w:tc>
+        <w:tc>
+          <w:tcPr>
+            <w:tcW w:w="1814" w:type="dxa"/>
+          </w:tcPr>
+          <w:p>
+            <w:pPr>
+              <w:pStyle w:val="Compact"/>
+              <w:jc w:val="center"/>
+            </w:pPr>
+            <w:r>
+              <w:rPr>
+                <w:sz w:val="17"/>
+              </w:rPr>
+              <w:t xml:space="preserve">+0.002</w:t>
+            </w:r>
+          </w:p>
+        </w:tc>
+        <w:tc>
+          <w:tcPr>
+            <w:tcW w:w="1814" w:type="dxa"/>
+          </w:tcPr>
+          <w:p>
+            <w:pPr>
+              <w:pStyle w:val="Compact"/>
+              <w:jc w:val="center"/>
+            </w:pPr>
+            <w:r>
+              <w:rPr>
+                <w:sz w:val="17"/>
+              </w:rPr>
+              <w:t xml:space="preserve">[-0.001, +0.004]</w:t>
+            </w:r>
+          </w:p>
+        </w:tc>
+        <w:tc>
+          <w:tcPr>
+            <w:tcW w:w="1814" w:type="dxa"/>
+          </w:tcPr>
+          <w:p>
+            <w:pPr>
+              <w:pStyle w:val="Compact"/>
+              <w:jc w:val="center"/>
+            </w:pPr>
+            <w:r>
+              <w:rPr>
+                <w:sz w:val="17"/>
+              </w:rPr>
+              <w:t xml:space="preserve">0.298</w:t>
+            </w:r>
+          </w:p>
+        </w:tc>
+      </w:tr>
+      <w:tr>
+        <w:tc>
+          <w:tcPr>
+            <w:tcW w:w="2822" w:type="dxa"/>
+          </w:tcPr>
+          <w:p>
+            <w:pPr>
+              <w:pStyle w:val="Compact"/>
+              <w:jc w:val="left"/>
+            </w:pPr>
+            <w:r>
+              <w:rPr>
+                <w:sz w:val="17"/>
+              </w:rPr>
+              <w:t xml:space="preserve">Full-bus passive</w:t>
+            </w:r>
+          </w:p>
+        </w:tc>
+        <w:tc>
+          <w:tcPr>
+            <w:tcW w:w="1814" w:type="dxa"/>
+          </w:tcPr>
+          <w:p>
+            <w:pPr>
+              <w:pStyle w:val="Compact"/>
+              <w:jc w:val="center"/>
+            </w:pPr>
+            <w:r>
+              <w:rPr>
+                <w:sz w:val="17"/>
+              </w:rPr>
+              <w:t xml:space="preserve">GBM loss only</w:t>
+            </w:r>
+          </w:p>
+        </w:tc>
+        <w:tc>
+          <w:tcPr>
+            <w:tcW w:w="1814" w:type="dxa"/>
+          </w:tcPr>
+          <w:p>
+            <w:pPr>
+              <w:pStyle w:val="Compact"/>
+              <w:jc w:val="center"/>
+            </w:pPr>
+            <w:r>
+              <w:rPr>
+                <w:sz w:val="17"/>
+              </w:rPr>
+              <w:t xml:space="preserve">+0.112</w:t>
+            </w:r>
+          </w:p>
+        </w:tc>
+        <w:tc>
+          <w:tcPr>
+            <w:tcW w:w="1814" w:type="dxa"/>
+          </w:tcPr>
+          <w:p>
+            <w:pPr>
+              <w:pStyle w:val="Compact"/>
+              <w:jc w:val="center"/>
+            </w:pPr>
+            <w:r>
+              <w:rPr>
+                <w:sz w:val="17"/>
+              </w:rPr>
+              <w:t xml:space="preserve">[+0.070, +0.136]</w:t>
+            </w:r>
+          </w:p>
+        </w:tc>
+        <w:tc>
+          <w:tcPr>
+            <w:tcW w:w="1814" w:type="dxa"/>
+          </w:tcPr>
+          <w:p>
+            <w:pPr>
+              <w:pStyle w:val="Compact"/>
+              <w:jc w:val="center"/>
+            </w:pPr>
+            <m:oMath>
+              <m:r>
+                <m:rPr>
+                  <m:sty m:val="p"/>
+                </m:rPr>
+                <m:t>≤</m:t>
+              </m:r>
+            </m:oMath>
+            <w:r>
+              <w:rPr>
+                <w:sz w:val="17"/>
+              </w:rPr>
+              <w:t xml:space="preserve">0.001</w:t>
+            </w:r>
+          </w:p>
+        </w:tc>
+      </w:tr>
+      <w:tr>
+        <w:tc>
+          <w:tcPr>
+            <w:tcW w:w="2822" w:type="dxa"/>
+          </w:tcPr>
+          <w:p>
+            <w:pPr>
+              <w:pStyle w:val="Compact"/>
+              <w:jc w:val="left"/>
+            </w:pPr>
+            <w:r>
+              <w:rPr>
+                <w:sz w:val="17"/>
+              </w:rPr>
+              <w:t xml:space="preserve">Full-bus passive</w:t>
+            </w:r>
+          </w:p>
+        </w:tc>
+        <w:tc>
+          <w:tcPr>
+            <w:tcW w:w="1814" w:type="dxa"/>
+          </w:tcPr>
+          <w:p>
+            <w:pPr>
+              <w:pStyle w:val="Compact"/>
+              <w:jc w:val="center"/>
+            </w:pPr>
+            <w:r>
+              <w:rPr>
+                <w:sz w:val="17"/>
+              </w:rPr>
+              <w:t xml:space="preserve">GBM loss+coherence</w:t>
+            </w:r>
+          </w:p>
+        </w:tc>
+        <w:tc>
+          <w:tcPr>
+            <w:tcW w:w="1814" w:type="dxa"/>
+          </w:tcPr>
+          <w:p>
+            <w:pPr>
+              <w:pStyle w:val="Compact"/>
+              <w:jc w:val="center"/>
+            </w:pPr>
+            <w:r>
+              <w:rPr>
+                <w:sz w:val="17"/>
+              </w:rPr>
+              <w:t xml:space="preserve">+0.068</w:t>
+            </w:r>
+          </w:p>
+        </w:tc>
+        <w:tc>
+          <w:tcPr>
+            <w:tcW w:w="1814" w:type="dxa"/>
+          </w:tcPr>
+          <w:p>
+            <w:pPr>
+              <w:pStyle w:val="Compact"/>
+              <w:jc w:val="center"/>
+            </w:pPr>
+            <w:r>
+              <w:rPr>
+                <w:sz w:val="17"/>
+              </w:rPr>
+              <w:t xml:space="preserve">[+0.049, +0.088]</w:t>
+            </w:r>
+          </w:p>
+        </w:tc>
+        <w:tc>
+          <w:tcPr>
+            <w:tcW w:w="1814" w:type="dxa"/>
+          </w:tcPr>
+          <w:p>
+            <w:pPr>
+              <w:pStyle w:val="Compact"/>
+              <w:jc w:val="center"/>
+            </w:pPr>
+            <m:oMath>
+              <m:r>
+                <m:rPr>
+                  <m:sty m:val="p"/>
+                </m:rPr>
+                <m:t>≤</m:t>
+              </m:r>
+            </m:oMath>
+            <w:r>
+              <w:rPr>
+                <w:sz w:val="17"/>
+              </w:rPr>
+              <w:t xml:space="preserve">0.001</w:t>
+            </w:r>
+          </w:p>
+        </w:tc>
+      </w:tr>
+      <w:tr>
+        <w:tc>
+          <w:tcPr>
+            <w:tcW w:w="2822" w:type="dxa"/>
+          </w:tcPr>
+          <w:p>
+            <w:pPr>
+              <w:pStyle w:val="Compact"/>
+              <w:jc w:val="left"/>
+            </w:pPr>
+            <w:r>
+              <w:rPr>
+                <w:sz w:val="17"/>
+              </w:rPr>
+              <w:t xml:space="preserve">Full-bus passive</w:t>
+            </w:r>
+          </w:p>
+        </w:tc>
+        <w:tc>
+          <w:tcPr>
+            <w:tcW w:w="1814" w:type="dxa"/>
+          </w:tcPr>
+          <w:p>
+            <w:pPr>
+              <w:pStyle w:val="Compact"/>
+              <w:jc w:val="center"/>
+            </w:pPr>
+            <w:r>
+              <w:rPr>
+                <w:sz w:val="17"/>
+              </w:rPr>
+              <w:t xml:space="preserve">Isolation Forest</w:t>
+            </w:r>
+          </w:p>
+        </w:tc>
+        <w:tc>
+          <w:tcPr>
+            <w:tcW w:w="1814" w:type="dxa"/>
+          </w:tcPr>
+          <w:p>
+            <w:pPr>
+              <w:pStyle w:val="Compact"/>
+              <w:jc w:val="center"/>
+            </w:pPr>
+            <w:r>
+              <w:rPr>
+                <w:sz w:val="17"/>
+              </w:rPr>
+              <w:t xml:space="preserve">+0.258</w:t>
+            </w:r>
+          </w:p>
+        </w:tc>
+        <w:tc>
+          <w:tcPr>
+            <w:tcW w:w="1814" w:type="dxa"/>
+          </w:tcPr>
+          <w:p>
+            <w:pPr>
+              <w:pStyle w:val="Compact"/>
+              <w:jc w:val="center"/>
+            </w:pPr>
+            <w:r>
+              <w:rPr>
+                <w:sz w:val="17"/>
+              </w:rPr>
+              <w:t xml:space="preserve">[+0.255, +0.281]</w:t>
+            </w:r>
+          </w:p>
+        </w:tc>
+        <w:tc>
+          <w:tcPr>
+            <w:tcW w:w="1814" w:type="dxa"/>
+          </w:tcPr>
+          <w:p>
+            <w:pPr>
+              <w:pStyle w:val="Compact"/>
+              <w:jc w:val="center"/>
+            </w:pPr>
+            <m:oMath>
+              <m:r>
+                <m:rPr>
+                  <m:sty m:val="p"/>
+                </m:rPr>
+                <m:t>≤</m:t>
+              </m:r>
+            </m:oMath>
+            <w:r>
+              <w:rPr>
+                <w:sz w:val="17"/>
+              </w:rPr>
+              <w:t xml:space="preserve">0.001</w:t>
+            </w:r>
+          </w:p>
+        </w:tc>
+      </w:tr>
+      <w:tr>
+        <w:tc>
+          <w:tcPr>
+            <w:tcW w:w="2822" w:type="dxa"/>
+          </w:tcPr>
+          <w:p>
+            <w:pPr>
+              <w:pStyle w:val="Compact"/>
+              <w:jc w:val="left"/>
+            </w:pPr>
+            <w:r>
+              <w:rPr>
+                <w:sz w:val="17"/>
+              </w:rPr>
+              <w:t xml:space="preserve">Full-bus passive</w:t>
+            </w:r>
+          </w:p>
+        </w:tc>
+        <w:tc>
+          <w:tcPr>
+            <w:tcW w:w="1814" w:type="dxa"/>
+          </w:tcPr>
+          <w:p>
+            <w:pPr>
+              <w:pStyle w:val="Compact"/>
+              <w:jc w:val="center"/>
+            </w:pPr>
+            <w:r>
+              <w:rPr>
+                <w:sz w:val="17"/>
+              </w:rPr>
+              <w:t xml:space="preserve">One-class SVM</w:t>
+            </w:r>
+          </w:p>
+        </w:tc>
+        <w:tc>
+          <w:tcPr>
+            <w:tcW w:w="1814" w:type="dxa"/>
+          </w:tcPr>
+          <w:p>
+            <w:pPr>
+              <w:pStyle w:val="Compact"/>
+              <w:jc w:val="center"/>
+            </w:pPr>
+            <w:r>
+              <w:rPr>
+                <w:sz w:val="17"/>
+              </w:rPr>
+              <w:t xml:space="preserve">+0.284</w:t>
+            </w:r>
+          </w:p>
+        </w:tc>
+        <w:tc>
+          <w:tcPr>
+            <w:tcW w:w="1814" w:type="dxa"/>
+          </w:tcPr>
+          <w:p>
+            <w:pPr>
+              <w:pStyle w:val="Compact"/>
+              <w:jc w:val="center"/>
+            </w:pPr>
+            <w:r>
+              <w:rPr>
+                <w:sz w:val="17"/>
+              </w:rPr>
+              <w:t xml:space="preserve">[+0.258, +0.298]</w:t>
+            </w:r>
+          </w:p>
+        </w:tc>
+        <w:tc>
+          <w:tcPr>
+            <w:tcW w:w="1814" w:type="dxa"/>
+          </w:tcPr>
+          <w:p>
+            <w:pPr>
+              <w:pStyle w:val="Compact"/>
+              <w:jc w:val="center"/>
+            </w:pPr>
+            <m:oMath>
+              <m:r>
+                <m:rPr>
+                  <m:sty m:val="p"/>
+                </m:rPr>
+                <m:t>≤</m:t>
+              </m:r>
+            </m:oMath>
+            <w:r>
+              <w:rPr>
+                <w:sz w:val="17"/>
+              </w:rPr>
+              <w:t xml:space="preserve">0.001</w:t>
+            </w:r>
+          </w:p>
+        </w:tc>
+      </w:tr>
+      <w:tr>
+        <w:tc>
+          <w:tcPr>
+            <w:tcW w:w="2822" w:type="dxa"/>
+          </w:tcPr>
+          <w:p>
+            <w:pPr>
+              <w:pStyle w:val="Compact"/>
+              <w:jc w:val="left"/>
+            </w:pPr>
+            <w:r>
+              <w:rPr>
+                <w:sz w:val="17"/>
+              </w:rPr>
+              <w:t xml:space="preserve">Full-bus passive</w:t>
+            </w:r>
+          </w:p>
+        </w:tc>
+        <w:tc>
+          <w:tcPr>
+            <w:tcW w:w="1814" w:type="dxa"/>
+          </w:tcPr>
+          <w:p>
+            <w:pPr>
+              <w:pStyle w:val="Compact"/>
+              <w:jc w:val="center"/>
+            </w:pPr>
+            <w:r>
+              <w:rPr>
+                <w:sz w:val="17"/>
+              </w:rPr>
+              <w:t xml:space="preserve">Loss-rate threshold</w:t>
+            </w:r>
+          </w:p>
+        </w:tc>
+        <w:tc>
+          <w:tcPr>
+            <w:tcW w:w="1814" w:type="dxa"/>
+          </w:tcPr>
+          <w:p>
+            <w:pPr>
+              <w:pStyle w:val="Compact"/>
+              <w:jc w:val="center"/>
+            </w:pPr>
+            <w:r>
+              <w:rPr>
+                <w:sz w:val="17"/>
+              </w:rPr>
+              <w:t xml:space="preserve">+0.227</w:t>
+            </w:r>
+          </w:p>
+        </w:tc>
+        <w:tc>
+          <w:tcPr>
+            <w:tcW w:w="1814" w:type="dxa"/>
+          </w:tcPr>
+          <w:p>
+            <w:pPr>
+              <w:pStyle w:val="Compact"/>
+              <w:jc w:val="center"/>
+            </w:pPr>
+            <w:r>
+              <w:rPr>
+                <w:sz w:val="17"/>
+              </w:rPr>
+              <w:t xml:space="preserve">[+0.224, +0.250]</w:t>
+            </w:r>
+          </w:p>
+        </w:tc>
+        <w:tc>
+          <w:tcPr>
+            <w:tcW w:w="1814" w:type="dxa"/>
+          </w:tcPr>
+          <w:p>
+            <w:pPr>
+              <w:pStyle w:val="Compact"/>
+              <w:jc w:val="center"/>
+            </w:pPr>
+            <m:oMath>
+              <m:r>
+                <m:rPr>
+                  <m:sty m:val="p"/>
+                </m:rPr>
+                <m:t>≤</m:t>
+              </m:r>
+            </m:oMath>
+            <w:r>
+              <w:rPr>
+                <w:sz w:val="17"/>
+              </w:rPr>
+              <w:t xml:space="preserve">0.001</w:t>
+            </w:r>
+          </w:p>
+        </w:tc>
+      </w:tr>
+      <w:tr>
+        <w:tc>
+          <w:tcPr>
+            <w:tcW w:w="2822" w:type="dxa"/>
+          </w:tcPr>
+          <w:p>
+            <w:pPr>
+              <w:pStyle w:val="Compact"/>
+              <w:jc w:val="left"/>
+            </w:pPr>
+            <w:r>
+              <w:rPr>
+                <w:sz w:val="17"/>
+              </w:rPr>
+              <w:t xml:space="preserve">Full-bus passive</w:t>
+            </w:r>
+          </w:p>
+        </w:tc>
+        <w:tc>
+          <w:tcPr>
+            <w:tcW w:w="1814" w:type="dxa"/>
+          </w:tcPr>
+          <w:p>
+            <w:pPr>
+              <w:pStyle w:val="Compact"/>
+              <w:jc w:val="center"/>
+            </w:pPr>
+            <w:r>
+              <w:rPr>
+                <w:sz w:val="17"/>
+              </w:rPr>
+              <w:t xml:space="preserve">U-code timeout rule</w:t>
+            </w:r>
+          </w:p>
+        </w:tc>
+        <w:tc>
+          <w:tcPr>
+            <w:tcW w:w="1814" w:type="dxa"/>
+          </w:tcPr>
+          <w:p>
+            <w:pPr>
+              <w:pStyle w:val="Compact"/>
+              <w:jc w:val="center"/>
+            </w:pPr>
+            <w:r>
+              <w:rPr>
+                <w:sz w:val="17"/>
+              </w:rPr>
+              <w:t xml:space="preserve">+0.293</w:t>
+            </w:r>
+          </w:p>
+        </w:tc>
+        <w:tc>
+          <w:tcPr>
+            <w:tcW w:w="1814" w:type="dxa"/>
+          </w:tcPr>
+          <w:p>
+            <w:pPr>
+              <w:pStyle w:val="Compact"/>
+              <w:jc w:val="center"/>
+            </w:pPr>
+            <w:r>
+              <w:rPr>
+                <w:sz w:val="17"/>
+              </w:rPr>
+              <w:t xml:space="preserve">[+0.290, +0.314]</w:t>
+            </w:r>
+          </w:p>
+        </w:tc>
+        <w:tc>
+          <w:tcPr>
+            <w:tcW w:w="1814" w:type="dxa"/>
+          </w:tcPr>
+          <w:p>
+            <w:pPr>
+              <w:pStyle w:val="Compact"/>
+              <w:jc w:val="center"/>
+            </w:pPr>
+            <m:oMath>
+              <m:r>
+                <m:rPr>
+                  <m:sty m:val="p"/>
+                </m:rPr>
+                <m:t>≤</m:t>
+              </m:r>
+            </m:oMath>
+            <w:r>
+              <w:rPr>
+                <w:sz w:val="17"/>
+              </w:rPr>
+              <w:t xml:space="preserve">0.001</w:t>
+            </w:r>
+          </w:p>
+        </w:tc>
+      </w:tr>
+      <w:tr>
+        <w:tc>
+          <w:tcPr>
+            <w:tcW w:w="2822" w:type="dxa"/>
+          </w:tcPr>
+          <w:p>
+            <w:pPr>
+              <w:pStyle w:val="Compact"/>
+              <w:jc w:val="left"/>
+            </w:pPr>
+            <w:r>
+              <w:rPr>
+                <w:sz w:val="17"/>
+              </w:rPr>
+              <w:t xml:space="preserve">Full-bus passive</w:t>
+            </w:r>
+          </w:p>
+        </w:tc>
+        <w:tc>
+          <w:tcPr>
+            <w:tcW w:w="1814" w:type="dxa"/>
+          </w:tcPr>
+          <w:p>
+            <w:pPr>
+              <w:pStyle w:val="Compact"/>
+              <w:jc w:val="center"/>
+            </w:pPr>
+            <w:r>
+              <w:rPr>
+                <w:sz w:val="17"/>
+              </w:rPr>
+              <w:t xml:space="preserve">Coherence test (no training)</w:t>
+            </w:r>
+          </w:p>
+        </w:tc>
+        <w:tc>
+          <w:tcPr>
+            <w:tcW w:w="1814" w:type="dxa"/>
+          </w:tcPr>
+          <w:p>
+            <w:pPr>
+              <w:pStyle w:val="Compact"/>
+              <w:jc w:val="center"/>
+            </w:pPr>
+            <w:r>
+              <w:rPr>
+                <w:sz w:val="17"/>
+              </w:rPr>
+              <w:t xml:space="preserve">+0.287</w:t>
+            </w:r>
+          </w:p>
+        </w:tc>
+        <w:tc>
+          <w:tcPr>
+            <w:tcW w:w="1814" w:type="dxa"/>
+          </w:tcPr>
+          <w:p>
+            <w:pPr>
+              <w:pStyle w:val="Compact"/>
+              <w:jc w:val="center"/>
+            </w:pPr>
+            <w:r>
+              <w:rPr>
+                <w:sz w:val="17"/>
+              </w:rPr>
+              <w:t xml:space="preserve">[+0.278, +0.302]</w:t>
+            </w:r>
+          </w:p>
+        </w:tc>
+        <w:tc>
+          <w:tcPr>
+            <w:tcW w:w="1814" w:type="dxa"/>
+          </w:tcPr>
+          <w:p>
+            <w:pPr>
+              <w:pStyle w:val="Compact"/>
+              <w:jc w:val="center"/>
+            </w:pPr>
+            <m:oMath>
+              <m:r>
+                <m:rPr>
+                  <m:sty m:val="p"/>
+                </m:rPr>
+                <m:t>≤</m:t>
+              </m:r>
+            </m:oMath>
+            <w:r>
+              <w:rPr>
+                <w:sz w:val="17"/>
+              </w:rPr>
+              <w:t xml:space="preserve">0.001</w:t>
+            </w:r>
+          </w:p>
+        </w:tc>
+      </w:tr>
+      <w:tr>
+        <w:tc>
+          <w:tcPr>
+            <w:tcW w:w="2822" w:type="dxa"/>
+          </w:tcPr>
+          <w:p>
+            <w:pPr>
+              <w:pStyle w:val="Compact"/>
+              <w:jc w:val="left"/>
+            </w:pPr>
+            <w:r>
+              <w:rPr>
+                <w:sz w:val="17"/>
+              </w:rPr>
+              <w:t xml:space="preserve">Full-bus passive</w:t>
+            </w:r>
+          </w:p>
+        </w:tc>
+        <w:tc>
+          <w:tcPr>
+            <w:tcW w:w="1814" w:type="dxa"/>
+          </w:tcPr>
+          <w:p>
+            <w:pPr>
+              <w:pStyle w:val="Compact"/>
+              <w:jc w:val="center"/>
+            </w:pPr>
+            <w:r>
+              <w:rPr>
+                <w:sz w:val="17"/>
+              </w:rPr>
+              <w:t xml:space="preserve">1D-CNN (supervised)</w:t>
+            </w:r>
+          </w:p>
+        </w:tc>
+        <w:tc>
+          <w:tcPr>
+            <w:tcW w:w="1814" w:type="dxa"/>
+          </w:tcPr>
+          <w:p>
+            <w:pPr>
+              <w:pStyle w:val="Compact"/>
+              <w:jc w:val="center"/>
+            </w:pPr>
+            <w:r>
+              <w:rPr>
+                <w:sz w:val="17"/>
+              </w:rPr>
+              <w:t xml:space="preserve">+0.234</w:t>
+            </w:r>
+          </w:p>
+        </w:tc>
+        <w:tc>
+          <w:tcPr>
+            <w:tcW w:w="1814" w:type="dxa"/>
+          </w:tcPr>
+          <w:p>
+            <w:pPr>
+              <w:pStyle w:val="Compact"/>
+              <w:jc w:val="center"/>
+            </w:pPr>
+            <w:r>
+              <w:rPr>
+                <w:sz w:val="17"/>
+              </w:rPr>
+              <w:t xml:space="preserve">[+0.223, +0.260]</w:t>
+            </w:r>
+          </w:p>
+        </w:tc>
+        <w:tc>
+          <w:tcPr>
+            <w:tcW w:w="1814" w:type="dxa"/>
+          </w:tcPr>
+          <w:p>
+            <w:pPr>
+              <w:pStyle w:val="Compact"/>
+              <w:jc w:val="center"/>
+            </w:pPr>
+            <m:oMath>
+              <m:r>
+                <m:rPr>
+                  <m:sty m:val="p"/>
+                </m:rPr>
+                <m:t>≤</m:t>
+              </m:r>
+            </m:oMath>
+            <w:r>
+              <w:rPr>
+                <w:sz w:val="17"/>
+              </w:rPr>
+              <w:t xml:space="preserve">0.001</w:t>
+            </w:r>
+          </w:p>
+        </w:tc>
+      </w:tr>
+      <w:tr>
+        <w:tc>
+          <w:tcPr>
+            <w:tcW w:w="2822" w:type="dxa"/>
+          </w:tcPr>
+          <w:p>
+            <w:pPr>
+              <w:pStyle w:val="Compact"/>
+              <w:jc w:val="left"/>
+            </w:pPr>
+            <w:r>
+              <w:rPr>
+                <w:sz w:val="17"/>
+              </w:rPr>
+              <w:t xml:space="preserve">Full-bus passive</w:t>
+            </w:r>
+          </w:p>
+        </w:tc>
+        <w:tc>
+          <w:tcPr>
+            <w:tcW w:w="1814" w:type="dxa"/>
+          </w:tcPr>
+          <w:p>
+            <w:pPr>
+              <w:pStyle w:val="Compact"/>
+              <w:jc w:val="center"/>
+            </w:pPr>
+            <w:r>
+              <w:rPr>
+                <w:sz w:val="17"/>
+              </w:rPr>
+              <w:t xml:space="preserve">LSTM autoencoder</w:t>
+            </w:r>
+          </w:p>
+        </w:tc>
+        <w:tc>
+          <w:tcPr>
+            <w:tcW w:w="1814" w:type="dxa"/>
+          </w:tcPr>
+          <w:p>
+            <w:pPr>
+              <w:pStyle w:val="Compact"/>
+              <w:jc w:val="center"/>
+            </w:pPr>
+            <w:r>
+              <w:rPr>
+                <w:sz w:val="17"/>
+              </w:rPr>
+              <w:t xml:space="preserve">+0.249</w:t>
+            </w:r>
+          </w:p>
+        </w:tc>
+        <w:tc>
+          <w:tcPr>
+            <w:tcW w:w="1814" w:type="dxa"/>
+          </w:tcPr>
+          <w:p>
+            <w:pPr>
+              <w:pStyle w:val="Compact"/>
+              <w:jc w:val="center"/>
+            </w:pPr>
+            <w:r>
+              <w:rPr>
+                <w:sz w:val="17"/>
+              </w:rPr>
+              <w:t xml:space="preserve">[+0.237, +0.277]</w:t>
+            </w:r>
+          </w:p>
+        </w:tc>
+        <w:tc>
+          <w:tcPr>
+            <w:tcW w:w="1814" w:type="dxa"/>
+          </w:tcPr>
+          <w:p>
+            <w:pPr>
+              <w:pStyle w:val="Compact"/>
+              <w:jc w:val="center"/>
+            </w:pPr>
+            <m:oMath>
+              <m:r>
+                <m:rPr>
+                  <m:sty m:val="p"/>
+                </m:rPr>
+                <m:t>≤</m:t>
+              </m:r>
+            </m:oMath>
+            <w:r>
+              <w:rPr>
+                <w:sz w:val="17"/>
+              </w:rPr>
+              <w:t xml:space="preserve">0.001</w:t>
+            </w:r>
+          </w:p>
+        </w:tc>
+      </w:tr>
+      <w:tr>
+        <w:tc>
+          <w:tcPr>
+            <w:tcW w:w="2822" w:type="dxa"/>
+          </w:tcPr>
+          <w:p>
+            <w:pPr>
+              <w:pStyle w:val="Compact"/>
+              <w:jc w:val="left"/>
+            </w:pPr>
+            <w:r>
+              <w:rPr>
+                <w:sz w:val="17"/>
+              </w:rPr>
+              <w:t xml:space="preserve">Full-bus passive</w:t>
+            </w:r>
+          </w:p>
+        </w:tc>
+        <w:tc>
+          <w:tcPr>
+            <w:tcW w:w="1814" w:type="dxa"/>
+          </w:tcPr>
+          <w:p>
+            <w:pPr>
+              <w:pStyle w:val="Compact"/>
+              <w:jc w:val="center"/>
+            </w:pPr>
+            <w:r>
+              <w:rPr>
+                <w:sz w:val="17"/>
+              </w:rPr>
+              <w:t xml:space="preserve">Transformer (supervised)</w:t>
+            </w:r>
+          </w:p>
+        </w:tc>
+        <w:tc>
+          <w:tcPr>
+            <w:tcW w:w="1814" w:type="dxa"/>
+          </w:tcPr>
+          <w:p>
+            <w:pPr>
+              <w:pStyle w:val="Compact"/>
+              <w:jc w:val="center"/>
+            </w:pPr>
+            <w:r>
+              <w:rPr>
+                <w:sz w:val="17"/>
+              </w:rPr>
+              <w:t xml:space="preserve">+0.239</w:t>
+            </w:r>
+          </w:p>
+        </w:tc>
+        <w:tc>
+          <w:tcPr>
+            <w:tcW w:w="1814" w:type="dxa"/>
+          </w:tcPr>
+          <w:p>
+            <w:pPr>
+              <w:pStyle w:val="Compact"/>
+              <w:jc w:val="center"/>
+            </w:pPr>
+            <w:r>
+              <w:rPr>
+                <w:sz w:val="17"/>
+              </w:rPr>
+              <w:t xml:space="preserve">[+0.235, +0.266]</w:t>
+            </w:r>
+          </w:p>
+        </w:tc>
+        <w:tc>
+          <w:tcPr>
+            <w:tcW w:w="1814" w:type="dxa"/>
+          </w:tcPr>
+          <w:p>
+            <w:pPr>
+              <w:pStyle w:val="Compact"/>
+              <w:jc w:val="center"/>
+            </w:pPr>
+            <m:oMath>
+              <m:r>
+                <m:rPr>
+                  <m:sty m:val="p"/>
+                </m:rPr>
+                <m:t>≤</m:t>
+              </m:r>
+            </m:oMath>
+            <w:r>
+              <w:rPr>
+                <w:sz w:val="17"/>
+              </w:rPr>
+              <w:t xml:space="preserve">0.001</w:t>
+            </w:r>
+          </w:p>
+        </w:tc>
+      </w:tr>
+      <w:tr>
+        <w:tc>
+          <w:tcPr>
+            <w:tcW w:w="2822" w:type="dxa"/>
+          </w:tcPr>
+          <w:p>
+            <w:pPr>
+              <w:pStyle w:val="Compact"/>
+              <w:jc w:val="left"/>
+            </w:pPr>
+            <w:r>
+              <w:rPr>
+                <w:sz w:val="17"/>
+              </w:rPr>
+              <w:t xml:space="preserve">Sampling passive</w:t>
+            </w:r>
+          </w:p>
+        </w:tc>
+        <w:tc>
+          <w:tcPr>
+            <w:tcW w:w="1814" w:type="dxa"/>
+          </w:tcPr>
+          <w:p>
+            <w:pPr>
+              <w:pStyle w:val="Compact"/>
+              <w:jc w:val="center"/>
+            </w:pPr>
+            <w:r>
+              <w:rPr>
+                <w:sz w:val="17"/>
+              </w:rPr>
+              <w:t xml:space="preserve">GBM w/o coherence</w:t>
+            </w:r>
+          </w:p>
+        </w:tc>
+        <w:tc>
+          <w:tcPr>
+            <w:tcW w:w="1814" w:type="dxa"/>
+          </w:tcPr>
+          <w:p>
+            <w:pPr>
+              <w:pStyle w:val="Compact"/>
+              <w:jc w:val="center"/>
+            </w:pPr>
+            <w:r>
+              <w:rPr>
+                <w:sz w:val="17"/>
+              </w:rPr>
+              <w:t xml:space="preserve">+0.001</w:t>
+            </w:r>
+          </w:p>
+        </w:tc>
+        <w:tc>
+          <w:tcPr>
+            <w:tcW w:w="1814" w:type="dxa"/>
+          </w:tcPr>
+          <w:p>
+            <w:pPr>
+              <w:pStyle w:val="Compact"/>
+              <w:jc w:val="center"/>
+            </w:pPr>
+            <w:r>
+              <w:rPr>
+                <w:sz w:val="17"/>
+              </w:rPr>
+              <w:t xml:space="preserve">[-0.003, +0.004]</w:t>
+            </w:r>
+          </w:p>
+        </w:tc>
+        <w:tc>
+          <w:tcPr>
+            <w:tcW w:w="1814" w:type="dxa"/>
+          </w:tcPr>
+          <w:p>
+            <w:pPr>
+              <w:pStyle w:val="Compact"/>
+              <w:jc w:val="center"/>
+            </w:pPr>
+            <w:r>
+              <w:rPr>
+                <w:sz w:val="17"/>
+              </w:rPr>
+              <w:t xml:space="preserve">0.494</w:t>
+            </w:r>
+          </w:p>
+        </w:tc>
+      </w:tr>
+      <w:tr>
+        <w:tc>
+          <w:tcPr>
+            <w:tcW w:w="2822" w:type="dxa"/>
+          </w:tcPr>
+          <w:p>
+            <w:pPr>
+              <w:pStyle w:val="Compact"/>
+              <w:jc w:val="left"/>
+            </w:pPr>
+            <w:r>
+              <w:rPr>
+                <w:sz w:val="17"/>
+              </w:rPr>
+              <w:t xml:space="preserve">Sampling passive</w:t>
+            </w:r>
+          </w:p>
+        </w:tc>
+        <w:tc>
+          <w:tcPr>
+            <w:tcW w:w="1814" w:type="dxa"/>
+          </w:tcPr>
+          <w:p>
+            <w:pPr>
+              <w:pStyle w:val="Compact"/>
+              <w:jc w:val="center"/>
+            </w:pPr>
+            <w:r>
+              <w:rPr>
+                <w:sz w:val="17"/>
+              </w:rPr>
+              <w:t xml:space="preserve">GBM loss only</w:t>
+            </w:r>
+          </w:p>
+        </w:tc>
+        <w:tc>
+          <w:tcPr>
+            <w:tcW w:w="1814" w:type="dxa"/>
+          </w:tcPr>
+          <w:p>
+            <w:pPr>
+              <w:pStyle w:val="Compact"/>
+              <w:jc w:val="center"/>
+            </w:pPr>
+            <w:r>
+              <w:rPr>
+                <w:sz w:val="17"/>
+              </w:rPr>
+              <w:t xml:space="preserve">+0.002</w:t>
+            </w:r>
+          </w:p>
+        </w:tc>
+        <w:tc>
+          <w:tcPr>
+            <w:tcW w:w="1814" w:type="dxa"/>
+          </w:tcPr>
+          <w:p>
+            <w:pPr>
+              <w:pStyle w:val="Compact"/>
+              <w:jc w:val="center"/>
+            </w:pPr>
+            <w:r>
+              <w:rPr>
+                <w:sz w:val="17"/>
+              </w:rPr>
+              <w:t xml:space="preserve">[-0.006, +0.005]</w:t>
+            </w:r>
+          </w:p>
+        </w:tc>
+        <w:tc>
+          <w:tcPr>
+            <w:tcW w:w="1814" w:type="dxa"/>
+          </w:tcPr>
+          <w:p>
+            <w:pPr>
+              <w:pStyle w:val="Compact"/>
+              <w:jc w:val="center"/>
+            </w:pPr>
+            <w:r>
+              <w:rPr>
+                <w:sz w:val="17"/>
+              </w:rPr>
+              <w:t xml:space="preserve">0.494</w:t>
+            </w:r>
+          </w:p>
+        </w:tc>
+      </w:tr>
+      <w:tr>
+        <w:tc>
+          <w:tcPr>
+            <w:tcW w:w="2822" w:type="dxa"/>
+          </w:tcPr>
+          <w:p>
+            <w:pPr>
+              <w:pStyle w:val="Compact"/>
+              <w:jc w:val="left"/>
+            </w:pPr>
+            <w:r>
+              <w:rPr>
+                <w:sz w:val="17"/>
+              </w:rPr>
+              <w:t xml:space="preserve">Sampling passive</w:t>
+            </w:r>
+          </w:p>
+        </w:tc>
+        <w:tc>
+          <w:tcPr>
+            <w:tcW w:w="1814" w:type="dxa"/>
+          </w:tcPr>
+          <w:p>
+            <w:pPr>
+              <w:pStyle w:val="Compact"/>
+              <w:jc w:val="center"/>
+            </w:pPr>
+            <w:r>
+              <w:rPr>
+                <w:sz w:val="17"/>
+              </w:rPr>
+              <w:t xml:space="preserve">GBM loss+coherence</w:t>
+            </w:r>
+          </w:p>
+        </w:tc>
+        <w:tc>
+          <w:tcPr>
+            <w:tcW w:w="1814" w:type="dxa"/>
+          </w:tcPr>
+          <w:p>
+            <w:pPr>
+              <w:pStyle w:val="Compact"/>
+              <w:jc w:val="center"/>
+            </w:pPr>
+            <w:r>
+              <w:rPr>
+                <w:sz w:val="17"/>
+              </w:rPr>
+              <w:t xml:space="preserve">+0.000</w:t>
+            </w:r>
+          </w:p>
+        </w:tc>
+        <w:tc>
+          <w:tcPr>
+            <w:tcW w:w="1814" w:type="dxa"/>
+          </w:tcPr>
+          <w:p>
+            <w:pPr>
+              <w:pStyle w:val="Compact"/>
+              <w:jc w:val="center"/>
+            </w:pPr>
+            <w:r>
+              <w:rPr>
+                <w:sz w:val="17"/>
+              </w:rPr>
+              <w:t xml:space="preserve">[-0.002, +0.001]</w:t>
+            </w:r>
+          </w:p>
+        </w:tc>
+        <w:tc>
+          <w:tcPr>
+            <w:tcW w:w="1814" w:type="dxa"/>
+          </w:tcPr>
+          <w:p>
+            <w:pPr>
+              <w:pStyle w:val="Compact"/>
+              <w:jc w:val="center"/>
+            </w:pPr>
+            <w:r>
+              <w:rPr>
+                <w:sz w:val="17"/>
+              </w:rPr>
+              <w:t xml:space="preserve">0.494</w:t>
+            </w:r>
+          </w:p>
+        </w:tc>
+      </w:tr>
+      <w:tr>
+        <w:tc>
+          <w:tcPr>
+            <w:tcW w:w="2822" w:type="dxa"/>
+          </w:tcPr>
+          <w:p>
+            <w:pPr>
+              <w:pStyle w:val="Compact"/>
+              <w:jc w:val="left"/>
+            </w:pPr>
+            <w:r>
+              <w:rPr>
+                <w:sz w:val="17"/>
+              </w:rPr>
+              <w:t xml:space="preserve">Sampling passive</w:t>
+            </w:r>
+          </w:p>
+        </w:tc>
+        <w:tc>
+          <w:tcPr>
+            <w:tcW w:w="1814" w:type="dxa"/>
+          </w:tcPr>
+          <w:p>
+            <w:pPr>
+              <w:pStyle w:val="Compact"/>
+              <w:jc w:val="center"/>
+            </w:pPr>
+            <w:r>
+              <w:rPr>
+                <w:sz w:val="17"/>
+              </w:rPr>
+              <w:t xml:space="preserve">Isolation Forest</w:t>
+            </w:r>
+          </w:p>
+        </w:tc>
+        <w:tc>
+          <w:tcPr>
+            <w:tcW w:w="1814" w:type="dxa"/>
+          </w:tcPr>
+          <w:p>
+            <w:pPr>
+              <w:pStyle w:val="Compact"/>
+              <w:jc w:val="center"/>
+            </w:pPr>
+            <w:r>
+              <w:rPr>
+                <w:sz w:val="17"/>
+              </w:rPr>
+              <w:t xml:space="preserve">+0.039</w:t>
+            </w:r>
+          </w:p>
+        </w:tc>
+        <w:tc>
+          <w:tcPr>
+            <w:tcW w:w="1814" w:type="dxa"/>
+          </w:tcPr>
+          <w:p>
+            <w:pPr>
+              <w:pStyle w:val="Compact"/>
+              <w:jc w:val="center"/>
+            </w:pPr>
+            <w:r>
+              <w:rPr>
+                <w:sz w:val="17"/>
+              </w:rPr>
+              <w:t xml:space="preserve">[+0.024, +0.054]</w:t>
+            </w:r>
+          </w:p>
+        </w:tc>
+        <w:tc>
+          <w:tcPr>
+            <w:tcW w:w="1814" w:type="dxa"/>
+          </w:tcPr>
+          <w:p>
+            <w:pPr>
+              <w:pStyle w:val="Compact"/>
+              <w:jc w:val="center"/>
+            </w:pPr>
+            <m:oMath>
+              <m:r>
+                <m:rPr>
+                  <m:sty m:val="p"/>
+                </m:rPr>
+                <m:t>≤</m:t>
+              </m:r>
+            </m:oMath>
+            <w:r>
+              <w:rPr>
+                <w:sz w:val="17"/>
+              </w:rPr>
+              <w:t xml:space="preserve">0.001</w:t>
+            </w:r>
+          </w:p>
+        </w:tc>
+      </w:tr>
+      <w:tr>
+        <w:tc>
+          <w:tcPr>
+            <w:tcW w:w="2822" w:type="dxa"/>
+          </w:tcPr>
+          <w:p>
+            <w:pPr>
+              <w:pStyle w:val="Compact"/>
+              <w:jc w:val="left"/>
+            </w:pPr>
+            <w:r>
+              <w:rPr>
+                <w:sz w:val="17"/>
+              </w:rPr>
+              <w:t xml:space="preserve">Sampling passive</w:t>
+            </w:r>
+          </w:p>
+        </w:tc>
+        <w:tc>
+          <w:tcPr>
+            <w:tcW w:w="1814" w:type="dxa"/>
+          </w:tcPr>
+          <w:p>
+            <w:pPr>
+              <w:pStyle w:val="Compact"/>
+              <w:jc w:val="center"/>
+            </w:pPr>
+            <w:r>
+              <w:rPr>
+                <w:sz w:val="17"/>
+              </w:rPr>
+              <w:t xml:space="preserve">One-class SVM</w:t>
+            </w:r>
+          </w:p>
+        </w:tc>
+        <w:tc>
+          <w:tcPr>
+            <w:tcW w:w="1814" w:type="dxa"/>
+          </w:tcPr>
+          <w:p>
+            <w:pPr>
+              <w:pStyle w:val="Compact"/>
+              <w:jc w:val="center"/>
+            </w:pPr>
+            <w:r>
+              <w:rPr>
+                <w:sz w:val="17"/>
+              </w:rPr>
+              <w:t xml:space="preserve">+0.018</w:t>
+            </w:r>
+          </w:p>
+        </w:tc>
+        <w:tc>
+          <w:tcPr>
+            <w:tcW w:w="1814" w:type="dxa"/>
+          </w:tcPr>
+          <w:p>
+            <w:pPr>
+              <w:pStyle w:val="Compact"/>
+              <w:jc w:val="center"/>
+            </w:pPr>
+            <w:r>
+              <w:rPr>
+                <w:sz w:val="17"/>
+              </w:rPr>
+              <w:t xml:space="preserve">[+0.009, +0.030]</w:t>
+            </w:r>
+          </w:p>
+        </w:tc>
+        <w:tc>
+          <w:tcPr>
+            <w:tcW w:w="1814" w:type="dxa"/>
+          </w:tcPr>
+          <w:p>
+            <w:pPr>
+              <w:pStyle w:val="Compact"/>
+              <w:jc w:val="center"/>
+            </w:pPr>
+            <m:oMath>
+              <m:r>
+                <m:rPr>
+                  <m:sty m:val="p"/>
+                </m:rPr>
+                <m:t>≤</m:t>
+              </m:r>
+            </m:oMath>
+            <w:r>
+              <w:rPr>
+                <w:sz w:val="17"/>
+              </w:rPr>
+              <w:t xml:space="preserve">0.001</w:t>
+            </w:r>
+          </w:p>
+        </w:tc>
+      </w:tr>
+      <w:tr>
+        <w:tc>
+          <w:tcPr>
+            <w:tcW w:w="2822" w:type="dxa"/>
+          </w:tcPr>
+          <w:p>
+            <w:pPr>
+              <w:pStyle w:val="Compact"/>
+              <w:jc w:val="left"/>
+            </w:pPr>
+            <w:r>
+              <w:rPr>
+                <w:sz w:val="17"/>
+              </w:rPr>
+              <w:t xml:space="preserve">Sampling passive</w:t>
+            </w:r>
+          </w:p>
+        </w:tc>
+        <w:tc>
+          <w:tcPr>
+            <w:tcW w:w="1814" w:type="dxa"/>
+          </w:tcPr>
+          <w:p>
+            <w:pPr>
+              <w:pStyle w:val="Compact"/>
+              <w:jc w:val="center"/>
+            </w:pPr>
+            <w:r>
+              <w:rPr>
+                <w:sz w:val="17"/>
+              </w:rPr>
+              <w:t xml:space="preserve">Loss-rate threshold</w:t>
+            </w:r>
+          </w:p>
+        </w:tc>
+        <w:tc>
+          <w:tcPr>
+            <w:tcW w:w="1814" w:type="dxa"/>
+          </w:tcPr>
+          <w:p>
+            <w:pPr>
+              <w:pStyle w:val="Compact"/>
+              <w:jc w:val="center"/>
+            </w:pPr>
+            <w:r>
+              <w:rPr>
+                <w:sz w:val="17"/>
+              </w:rPr>
+              <w:t xml:space="preserve">+0.009</w:t>
+            </w:r>
+          </w:p>
+        </w:tc>
+        <w:tc>
+          <w:tcPr>
+            <w:tcW w:w="1814" w:type="dxa"/>
+          </w:tcPr>
+          <w:p>
+            <w:pPr>
+              <w:pStyle w:val="Compact"/>
+              <w:jc w:val="center"/>
+            </w:pPr>
+            <w:r>
+              <w:rPr>
+                <w:sz w:val="17"/>
+              </w:rPr>
+              <w:t xml:space="preserve">[+0.005, +0.016]</w:t>
+            </w:r>
+          </w:p>
+        </w:tc>
+        <w:tc>
+          <w:tcPr>
+            <w:tcW w:w="1814" w:type="dxa"/>
+          </w:tcPr>
+          <w:p>
+            <w:pPr>
+              <w:pStyle w:val="Compact"/>
+              <w:jc w:val="center"/>
+            </w:pPr>
+            <m:oMath>
+              <m:r>
+                <m:rPr>
+                  <m:sty m:val="p"/>
+                </m:rPr>
+                <m:t>≤</m:t>
+              </m:r>
+            </m:oMath>
+            <w:r>
+              <w:rPr>
+                <w:sz w:val="17"/>
+              </w:rPr>
+              <w:t xml:space="preserve">0.001</w:t>
+            </w:r>
+          </w:p>
+        </w:tc>
+      </w:tr>
+      <w:tr>
+        <w:tc>
+          <w:tcPr>
+            <w:tcW w:w="2822" w:type="dxa"/>
+          </w:tcPr>
+          <w:p>
+            <w:pPr>
+              <w:pStyle w:val="Compact"/>
+              <w:jc w:val="left"/>
+            </w:pPr>
+            <w:r>
+              <w:rPr>
+                <w:sz w:val="17"/>
+              </w:rPr>
+              <w:t xml:space="preserve">Sampling passive</w:t>
+            </w:r>
+          </w:p>
+        </w:tc>
+        <w:tc>
+          <w:tcPr>
+            <w:tcW w:w="1814" w:type="dxa"/>
+          </w:tcPr>
+          <w:p>
+            <w:pPr>
+              <w:pStyle w:val="Compact"/>
+              <w:jc w:val="center"/>
+            </w:pPr>
+            <w:r>
+              <w:rPr>
+                <w:sz w:val="17"/>
+              </w:rPr>
+              <w:t xml:space="preserve">U-code timeout rule</w:t>
+            </w:r>
+          </w:p>
+        </w:tc>
+        <w:tc>
+          <w:tcPr>
+            <w:tcW w:w="1814" w:type="dxa"/>
+          </w:tcPr>
+          <w:p>
+            <w:pPr>
+              <w:pStyle w:val="Compact"/>
+              <w:jc w:val="center"/>
+            </w:pPr>
+            <w:r>
+              <w:rPr>
+                <w:sz w:val="17"/>
+              </w:rPr>
+              <w:t xml:space="preserve">+0.007</w:t>
+            </w:r>
+          </w:p>
+        </w:tc>
+        <w:tc>
+          <w:tcPr>
+            <w:tcW w:w="1814" w:type="dxa"/>
+          </w:tcPr>
+          <w:p>
+            <w:pPr>
+              <w:pStyle w:val="Compact"/>
+              <w:jc w:val="center"/>
+            </w:pPr>
+            <w:r>
+              <w:rPr>
+                <w:sz w:val="17"/>
+              </w:rPr>
+              <w:t xml:space="preserve">[+0.004, +0.014]</w:t>
+            </w:r>
+          </w:p>
+        </w:tc>
+        <w:tc>
+          <w:tcPr>
+            <w:tcW w:w="1814" w:type="dxa"/>
+          </w:tcPr>
+          <w:p>
+            <w:pPr>
+              <w:pStyle w:val="Compact"/>
+              <w:jc w:val="center"/>
+            </w:pPr>
+            <m:oMath>
+              <m:r>
+                <m:rPr>
+                  <m:sty m:val="p"/>
+                </m:rPr>
+                <m:t>≤</m:t>
+              </m:r>
+            </m:oMath>
+            <w:r>
+              <w:rPr>
+                <w:sz w:val="17"/>
+              </w:rPr>
+              <w:t xml:space="preserve">0.001</w:t>
+            </w:r>
+          </w:p>
+        </w:tc>
+      </w:tr>
+      <w:tr>
+        <w:tc>
+          <w:tcPr>
+            <w:tcW w:w="2822" w:type="dxa"/>
+          </w:tcPr>
+          <w:p>
+            <w:pPr>
+              <w:pStyle w:val="Compact"/>
+              <w:jc w:val="left"/>
+            </w:pPr>
+            <w:r>
+              <w:rPr>
+                <w:sz w:val="17"/>
+              </w:rPr>
+              <w:t xml:space="preserve">Sampling passive</w:t>
+            </w:r>
+          </w:p>
+        </w:tc>
+        <w:tc>
+          <w:tcPr>
+            <w:tcW w:w="1814" w:type="dxa"/>
+          </w:tcPr>
+          <w:p>
+            <w:pPr>
+              <w:pStyle w:val="Compact"/>
+              <w:jc w:val="center"/>
+            </w:pPr>
+            <w:r>
+              <w:rPr>
+                <w:sz w:val="17"/>
+              </w:rPr>
+              <w:t xml:space="preserve">Coherence test (no training)</w:t>
+            </w:r>
+          </w:p>
+        </w:tc>
+        <w:tc>
+          <w:tcPr>
+            <w:tcW w:w="1814" w:type="dxa"/>
+          </w:tcPr>
+          <w:p>
+            <w:pPr>
+              <w:pStyle w:val="Compact"/>
+              <w:jc w:val="center"/>
+            </w:pPr>
+            <w:r>
+              <w:rPr>
+                <w:sz w:val="17"/>
+              </w:rPr>
+              <w:t xml:space="preserve">+0.165</w:t>
+            </w:r>
+          </w:p>
+        </w:tc>
+        <w:tc>
+          <w:tcPr>
+            <w:tcW w:w="1814" w:type="dxa"/>
+          </w:tcPr>
+          <w:p>
+            <w:pPr>
+              <w:pStyle w:val="Compact"/>
+              <w:jc w:val="center"/>
+            </w:pPr>
+            <w:r>
+              <w:rPr>
+                <w:sz w:val="17"/>
+              </w:rPr>
+              <w:t xml:space="preserve">[+0.155, +0.179]</w:t>
+            </w:r>
+          </w:p>
+        </w:tc>
+        <w:tc>
+          <w:tcPr>
+            <w:tcW w:w="1814" w:type="dxa"/>
+          </w:tcPr>
+          <w:p>
+            <w:pPr>
+              <w:pStyle w:val="Compact"/>
+              <w:jc w:val="center"/>
+            </w:pPr>
+            <m:oMath>
+              <m:r>
+                <m:rPr>
+                  <m:sty m:val="p"/>
+                </m:rPr>
+                <m:t>≤</m:t>
+              </m:r>
+            </m:oMath>
+            <w:r>
+              <w:rPr>
+                <w:sz w:val="17"/>
+              </w:rPr>
+              <w:t xml:space="preserve">0.001</w:t>
+            </w:r>
+          </w:p>
+        </w:tc>
+      </w:tr>
+      <w:tr>
+        <w:tc>
+          <w:tcPr>
+            <w:tcW w:w="2822" w:type="dxa"/>
+          </w:tcPr>
+          <w:p>
+            <w:pPr>
+              <w:pStyle w:val="Compact"/>
+              <w:jc w:val="left"/>
+            </w:pPr>
+            <w:r>
+              <w:rPr>
+                <w:sz w:val="17"/>
+              </w:rPr>
+              <w:t xml:space="preserve">Sampling passive</w:t>
+            </w:r>
+          </w:p>
+        </w:tc>
+        <w:tc>
+          <w:tcPr>
+            <w:tcW w:w="1814" w:type="dxa"/>
+          </w:tcPr>
+          <w:p>
+            <w:pPr>
+              <w:pStyle w:val="Compact"/>
+              <w:jc w:val="center"/>
+            </w:pPr>
+            <w:r>
+              <w:rPr>
+                <w:sz w:val="17"/>
+              </w:rPr>
+              <w:t xml:space="preserve">1D-CNN (supervised)</w:t>
+            </w:r>
+          </w:p>
+        </w:tc>
+        <w:tc>
+          <w:tcPr>
+            <w:tcW w:w="1814" w:type="dxa"/>
+          </w:tcPr>
+          <w:p>
+            <w:pPr>
+              <w:pStyle w:val="Compact"/>
+              <w:jc w:val="center"/>
+            </w:pPr>
+            <w:r>
+              <w:rPr>
+                <w:sz w:val="17"/>
+              </w:rPr>
+              <w:t xml:space="preserve">-0.002</w:t>
+            </w:r>
+          </w:p>
+        </w:tc>
+        <w:tc>
+          <w:tcPr>
+            <w:tcW w:w="1814" w:type="dxa"/>
+          </w:tcPr>
+          <w:p>
+            <w:pPr>
+              <w:pStyle w:val="Compact"/>
+              <w:jc w:val="center"/>
+            </w:pPr>
+            <w:r>
+              <w:rPr>
+                <w:sz w:val="17"/>
+              </w:rPr>
+              <w:t xml:space="preserve">[-0.025, +0.011]</w:t>
+            </w:r>
+          </w:p>
+        </w:tc>
+        <w:tc>
+          <w:tcPr>
+            <w:tcW w:w="1814" w:type="dxa"/>
+          </w:tcPr>
+          <w:p>
+            <w:pPr>
+              <w:pStyle w:val="Compact"/>
+              <w:jc w:val="center"/>
+            </w:pPr>
+            <w:r>
+              <w:rPr>
+                <w:sz w:val="17"/>
+              </w:rPr>
+              <w:t xml:space="preserve">0.998</w:t>
+            </w:r>
+          </w:p>
+        </w:tc>
+      </w:tr>
+      <w:tr>
+        <w:tc>
+          <w:tcPr>
+            <w:tcW w:w="2822" w:type="dxa"/>
+          </w:tcPr>
+          <w:p>
+            <w:pPr>
+              <w:pStyle w:val="Compact"/>
+              <w:jc w:val="left"/>
+            </w:pPr>
+            <w:r>
+              <w:rPr>
+                <w:sz w:val="17"/>
+              </w:rPr>
+              <w:t xml:space="preserve">Sampling passive</w:t>
+            </w:r>
+          </w:p>
+        </w:tc>
+        <w:tc>
+          <w:tcPr>
+            <w:tcW w:w="1814" w:type="dxa"/>
+          </w:tcPr>
+          <w:p>
+            <w:pPr>
+              <w:pStyle w:val="Compact"/>
+              <w:jc w:val="center"/>
+            </w:pPr>
+            <w:r>
+              <w:rPr>
+                <w:sz w:val="17"/>
+              </w:rPr>
+              <w:t xml:space="preserve">LSTM autoencoder</w:t>
+            </w:r>
+          </w:p>
+        </w:tc>
+        <w:tc>
+          <w:tcPr>
+            <w:tcW w:w="1814" w:type="dxa"/>
+          </w:tcPr>
+          <w:p>
+            <w:pPr>
+              <w:pStyle w:val="Compact"/>
+              <w:jc w:val="center"/>
+            </w:pPr>
+            <w:r>
+              <w:rPr>
+                <w:sz w:val="17"/>
+              </w:rPr>
+              <w:t xml:space="preserve">+0.024</w:t>
+            </w:r>
+          </w:p>
+        </w:tc>
+        <w:tc>
+          <w:tcPr>
+            <w:tcW w:w="1814" w:type="dxa"/>
+          </w:tcPr>
+          <w:p>
+            <w:pPr>
+              <w:pStyle w:val="Compact"/>
+              <w:jc w:val="center"/>
+            </w:pPr>
+            <w:r>
+              <w:rPr>
+                <w:sz w:val="17"/>
+              </w:rPr>
+              <w:t xml:space="preserve">[+0.008, +0.035]</w:t>
+            </w:r>
+          </w:p>
+        </w:tc>
+        <w:tc>
+          <w:tcPr>
+            <w:tcW w:w="1814" w:type="dxa"/>
+          </w:tcPr>
+          <w:p>
+            <w:pPr>
+              <w:pStyle w:val="Compact"/>
+              <w:jc w:val="center"/>
+            </w:pPr>
+            <m:oMath>
+              <m:r>
+                <m:rPr>
+                  <m:sty m:val="p"/>
+                </m:rPr>
+                <m:t>≤</m:t>
+              </m:r>
+            </m:oMath>
+            <w:r>
+              <w:rPr>
+                <w:sz w:val="17"/>
+              </w:rPr>
+              <w:t xml:space="preserve">0.001</w:t>
+            </w:r>
+          </w:p>
+        </w:tc>
+      </w:tr>
+      <w:tr>
+        <w:tc>
+          <w:tcPr>
+            <w:tcW w:w="2822" w:type="dxa"/>
+          </w:tcPr>
+          <w:p>
+            <w:pPr>
+              <w:pStyle w:val="Compact"/>
+              <w:jc w:val="left"/>
+            </w:pPr>
+            <w:r>
+              <w:rPr>
+                <w:sz w:val="17"/>
+              </w:rPr>
+              <w:t xml:space="preserve">Sampling passive</w:t>
+            </w:r>
+          </w:p>
+        </w:tc>
+        <w:tc>
+          <w:tcPr>
+            <w:tcW w:w="1814" w:type="dxa"/>
+          </w:tcPr>
+          <w:p>
+            <w:pPr>
+              <w:pStyle w:val="Compact"/>
+              <w:jc w:val="center"/>
+            </w:pPr>
+            <w:r>
+              <w:rPr>
+                <w:sz w:val="17"/>
+              </w:rPr>
+              <w:t xml:space="preserve">Transformer (supervised)</w:t>
+            </w:r>
+          </w:p>
+        </w:tc>
+        <w:tc>
+          <w:tcPr>
+            <w:tcW w:w="1814" w:type="dxa"/>
+          </w:tcPr>
+          <w:p>
+            <w:pPr>
+              <w:pStyle w:val="Compact"/>
+              <w:jc w:val="center"/>
+            </w:pPr>
+            <w:r>
+              <w:rPr>
+                <w:sz w:val="17"/>
+              </w:rPr>
+              <w:t xml:space="preserve">+0.011</w:t>
+            </w:r>
+          </w:p>
+        </w:tc>
+        <w:tc>
+          <w:tcPr>
+            <w:tcW w:w="1814" w:type="dxa"/>
+          </w:tcPr>
+          <w:p>
+            <w:pPr>
+              <w:pStyle w:val="Compact"/>
+              <w:jc w:val="center"/>
+            </w:pPr>
+            <w:r>
+              <w:rPr>
+                <w:sz w:val="17"/>
+              </w:rPr>
+              <w:t xml:space="preserve">[+0.004, +0.020]</w:t>
+            </w:r>
+          </w:p>
+        </w:tc>
+        <w:tc>
+          <w:tcPr>
+            <w:tcW w:w="1814" w:type="dxa"/>
+          </w:tcPr>
+          <w:p>
+            <w:pPr>
+              <w:pStyle w:val="Compact"/>
+              <w:jc w:val="center"/>
+            </w:pPr>
+            <m:oMath>
+              <m:r>
+                <m:rPr>
+                  <m:sty m:val="p"/>
+                </m:rPr>
+                <m:t>≤</m:t>
+              </m:r>
+            </m:oMath>
+            <w:r>
+              <w:rPr>
+                <w:sz w:val="17"/>
+              </w:rPr>
+              <w:t xml:space="preserve">0.001</w:t>
+            </w:r>
+          </w:p>
+        </w:tc>
+      </w:tr>
+      <w:tr>
+        <w:tc>
+          <w:tcPr>
+            <w:tcW w:w="2822" w:type="dxa"/>
+          </w:tcPr>
+          <w:p>
+            <w:pPr>
+              <w:pStyle w:val="Compact"/>
+              <w:jc w:val="left"/>
+            </w:pPr>
+            <w:r>
+              <w:rPr>
+                <w:sz w:val="17"/>
+              </w:rPr>
+              <w:t xml:space="preserve">OBD-II polling</w:t>
+            </w:r>
+          </w:p>
+        </w:tc>
+        <w:tc>
+          <w:tcPr>
+            <w:tcW w:w="1814" w:type="dxa"/>
+          </w:tcPr>
+          <w:p>
+            <w:pPr>
+              <w:pStyle w:val="Compact"/>
+              <w:jc w:val="center"/>
+            </w:pPr>
+            <w:r>
+              <w:rPr>
+                <w:sz w:val="17"/>
+              </w:rPr>
+              <w:t xml:space="preserve">GBM w/o coherence</w:t>
+            </w:r>
+          </w:p>
+        </w:tc>
+        <w:tc>
+          <w:tcPr>
+            <w:tcW w:w="1814" w:type="dxa"/>
+          </w:tcPr>
+          <w:p>
+            <w:pPr>
+              <w:pStyle w:val="Compact"/>
+              <w:jc w:val="center"/>
+            </w:pPr>
+            <w:r>
+              <w:rPr>
+                <w:sz w:val="17"/>
+              </w:rPr>
+              <w:t xml:space="preserve">+0.037</w:t>
+            </w:r>
+          </w:p>
+        </w:tc>
+        <w:tc>
+          <w:tcPr>
+            <w:tcW w:w="1814" w:type="dxa"/>
+          </w:tcPr>
+          <w:p>
+            <w:pPr>
+              <w:pStyle w:val="Compact"/>
+              <w:jc w:val="center"/>
+            </w:pPr>
+            <w:r>
+              <w:rPr>
+                <w:sz w:val="17"/>
+              </w:rPr>
+              <w:t xml:space="preserve">[+0.020, +0.044]</w:t>
+            </w:r>
+          </w:p>
+        </w:tc>
+        <w:tc>
+          <w:tcPr>
+            <w:tcW w:w="1814" w:type="dxa"/>
+          </w:tcPr>
+          <w:p>
+            <w:pPr>
+              <w:pStyle w:val="Compact"/>
+              <w:jc w:val="center"/>
+            </w:pPr>
+            <m:oMath>
+              <m:r>
+                <m:rPr>
+                  <m:sty m:val="p"/>
+                </m:rPr>
+                <m:t>≤</m:t>
+              </m:r>
+            </m:oMath>
+            <w:r>
+              <w:rPr>
+                <w:sz w:val="17"/>
+              </w:rPr>
+              <w:t xml:space="preserve">0.001</w:t>
+            </w:r>
+          </w:p>
+        </w:tc>
+      </w:tr>
+      <w:tr>
+        <w:tc>
+          <w:tcPr>
+            <w:tcW w:w="2822" w:type="dxa"/>
+          </w:tcPr>
+          <w:p>
+            <w:pPr>
+              <w:pStyle w:val="Compact"/>
+              <w:jc w:val="left"/>
+            </w:pPr>
+            <w:r>
+              <w:rPr>
+                <w:sz w:val="17"/>
+              </w:rPr>
+              <w:t xml:space="preserve">OBD-II polling</w:t>
+            </w:r>
+          </w:p>
+        </w:tc>
+        <w:tc>
+          <w:tcPr>
+            <w:tcW w:w="1814" w:type="dxa"/>
+          </w:tcPr>
+          <w:p>
+            <w:pPr>
+              <w:pStyle w:val="Compact"/>
+              <w:jc w:val="center"/>
+            </w:pPr>
+            <w:r>
+              <w:rPr>
+                <w:sz w:val="17"/>
+              </w:rPr>
+              <w:t xml:space="preserve">GBM loss only</w:t>
+            </w:r>
+          </w:p>
+        </w:tc>
+        <w:tc>
+          <w:tcPr>
+            <w:tcW w:w="1814" w:type="dxa"/>
+          </w:tcPr>
+          <w:p>
+            <w:pPr>
+              <w:pStyle w:val="Compact"/>
+              <w:jc w:val="center"/>
+            </w:pPr>
+            <w:r>
+              <w:rPr>
+                <w:sz w:val="17"/>
+              </w:rPr>
+              <w:t xml:space="preserve">+0.053</w:t>
+            </w:r>
+          </w:p>
+        </w:tc>
+        <w:tc>
+          <w:tcPr>
+            <w:tcW w:w="1814" w:type="dxa"/>
+          </w:tcPr>
+          <w:p>
+            <w:pPr>
+              <w:pStyle w:val="Compact"/>
+              <w:jc w:val="center"/>
+            </w:pPr>
+            <w:r>
+              <w:rPr>
+                <w:sz w:val="17"/>
+              </w:rPr>
+              <w:t xml:space="preserve">[+0.024, +0.060]</w:t>
+            </w:r>
+          </w:p>
+        </w:tc>
+        <w:tc>
+          <w:tcPr>
+            <w:tcW w:w="1814" w:type="dxa"/>
+          </w:tcPr>
+          <w:p>
+            <w:pPr>
+              <w:pStyle w:val="Compact"/>
+              <w:jc w:val="center"/>
+            </w:pPr>
+            <m:oMath>
+              <m:r>
+                <m:rPr>
+                  <m:sty m:val="p"/>
+                </m:rPr>
+                <m:t>≤</m:t>
+              </m:r>
+            </m:oMath>
+            <w:r>
+              <w:rPr>
+                <w:sz w:val="17"/>
+              </w:rPr>
+              <w:t xml:space="preserve">0.001</w:t>
+            </w:r>
+          </w:p>
+        </w:tc>
+      </w:tr>
+      <w:tr>
+        <w:tc>
+          <w:tcPr>
+            <w:tcW w:w="2822" w:type="dxa"/>
+          </w:tcPr>
+          <w:p>
+            <w:pPr>
+              <w:pStyle w:val="Compact"/>
+              <w:jc w:val="left"/>
+            </w:pPr>
+            <w:r>
+              <w:rPr>
+                <w:sz w:val="17"/>
+              </w:rPr>
+              <w:t xml:space="preserve">OBD-II polling</w:t>
+            </w:r>
+          </w:p>
+        </w:tc>
+        <w:tc>
+          <w:tcPr>
+            <w:tcW w:w="1814" w:type="dxa"/>
+          </w:tcPr>
+          <w:p>
+            <w:pPr>
+              <w:pStyle w:val="Compact"/>
+              <w:jc w:val="center"/>
+            </w:pPr>
+            <w:r>
+              <w:rPr>
+                <w:sz w:val="17"/>
+              </w:rPr>
+              <w:t xml:space="preserve">GBM loss+coherence</w:t>
+            </w:r>
+          </w:p>
+        </w:tc>
+        <w:tc>
+          <w:tcPr>
+            <w:tcW w:w="1814" w:type="dxa"/>
+          </w:tcPr>
+          <w:p>
+            <w:pPr>
+              <w:pStyle w:val="Compact"/>
+              <w:jc w:val="center"/>
+            </w:pPr>
+            <w:r>
+              <w:rPr>
+                <w:sz w:val="17"/>
+              </w:rPr>
+              <w:t xml:space="preserve">+0.011</w:t>
+            </w:r>
+          </w:p>
+        </w:tc>
+        <w:tc>
+          <w:tcPr>
+            <w:tcW w:w="1814" w:type="dxa"/>
+          </w:tcPr>
+          <w:p>
+            <w:pPr>
+              <w:pStyle w:val="Compact"/>
+              <w:jc w:val="center"/>
+            </w:pPr>
+            <w:r>
+              <w:rPr>
+                <w:sz w:val="17"/>
+              </w:rPr>
+              <w:t xml:space="preserve">[+0.001, +0.018]</w:t>
+            </w:r>
+          </w:p>
+        </w:tc>
+        <w:tc>
+          <w:tcPr>
+            <w:tcW w:w="1814" w:type="dxa"/>
+          </w:tcPr>
+          <w:p>
+            <w:pPr>
+              <w:pStyle w:val="Compact"/>
+              <w:jc w:val="center"/>
+            </w:pPr>
+            <m:oMath>
+              <m:r>
+                <m:rPr>
+                  <m:sty m:val="p"/>
+                </m:rPr>
+                <m:t>≤</m:t>
+              </m:r>
+            </m:oMath>
+            <w:r>
+              <w:rPr>
+                <w:sz w:val="17"/>
+              </w:rPr>
+              <w:t xml:space="preserve">0.001</w:t>
+            </w:r>
+          </w:p>
+        </w:tc>
+      </w:tr>
+      <w:tr>
+        <w:tc>
+          <w:tcPr>
+            <w:tcW w:w="2822" w:type="dxa"/>
+          </w:tcPr>
+          <w:p>
+            <w:pPr>
+              <w:pStyle w:val="Compact"/>
+              <w:jc w:val="left"/>
+            </w:pPr>
+            <w:r>
+              <w:rPr>
+                <w:sz w:val="17"/>
+              </w:rPr>
+              <w:t xml:space="preserve">OBD-II polling</w:t>
+            </w:r>
+          </w:p>
+        </w:tc>
+        <w:tc>
+          <w:tcPr>
+            <w:tcW w:w="1814" w:type="dxa"/>
+          </w:tcPr>
+          <w:p>
+            <w:pPr>
+              <w:pStyle w:val="Compact"/>
+              <w:jc w:val="center"/>
+            </w:pPr>
+            <w:r>
+              <w:rPr>
+                <w:sz w:val="17"/>
+              </w:rPr>
+              <w:t xml:space="preserve">Isolation Forest</w:t>
+            </w:r>
+          </w:p>
+        </w:tc>
+        <w:tc>
+          <w:tcPr>
+            <w:tcW w:w="1814" w:type="dxa"/>
+          </w:tcPr>
+          <w:p>
+            <w:pPr>
+              <w:pStyle w:val="Compact"/>
+              <w:jc w:val="center"/>
+            </w:pPr>
+            <w:r>
+              <w:rPr>
+                <w:sz w:val="17"/>
+              </w:rPr>
+              <w:t xml:space="preserve">+0.124</w:t>
+            </w:r>
+          </w:p>
+        </w:tc>
+        <w:tc>
+          <w:tcPr>
+            <w:tcW w:w="1814" w:type="dxa"/>
+          </w:tcPr>
+          <w:p>
+            <w:pPr>
+              <w:pStyle w:val="Compact"/>
+              <w:jc w:val="center"/>
+            </w:pPr>
+            <w:r>
+              <w:rPr>
+                <w:sz w:val="17"/>
+              </w:rPr>
+              <w:t xml:space="preserve">[+0.089, +0.145]</w:t>
+            </w:r>
+          </w:p>
+        </w:tc>
+        <w:tc>
+          <w:tcPr>
+            <w:tcW w:w="1814" w:type="dxa"/>
+          </w:tcPr>
+          <w:p>
+            <w:pPr>
+              <w:pStyle w:val="Compact"/>
+              <w:jc w:val="center"/>
+            </w:pPr>
+            <m:oMath>
+              <m:r>
+                <m:rPr>
+                  <m:sty m:val="p"/>
+                </m:rPr>
+                <m:t>≤</m:t>
+              </m:r>
+            </m:oMath>
+            <w:r>
+              <w:rPr>
+                <w:sz w:val="17"/>
+              </w:rPr>
+              <w:t xml:space="preserve">0.001</w:t>
+            </w:r>
+          </w:p>
+        </w:tc>
+      </w:tr>
+      <w:tr>
+        <w:tc>
+          <w:tcPr>
+            <w:tcW w:w="2822" w:type="dxa"/>
+          </w:tcPr>
+          <w:p>
+            <w:pPr>
+              <w:pStyle w:val="Compact"/>
+              <w:jc w:val="left"/>
+            </w:pPr>
+            <w:r>
+              <w:rPr>
+                <w:sz w:val="17"/>
+              </w:rPr>
+              <w:t xml:space="preserve">OBD-II polling</w:t>
+            </w:r>
+          </w:p>
+        </w:tc>
+        <w:tc>
+          <w:tcPr>
+            <w:tcW w:w="1814" w:type="dxa"/>
+          </w:tcPr>
+          <w:p>
+            <w:pPr>
+              <w:pStyle w:val="Compact"/>
+              <w:jc w:val="center"/>
+            </w:pPr>
+            <w:r>
+              <w:rPr>
+                <w:sz w:val="17"/>
+              </w:rPr>
+              <w:t xml:space="preserve">One-class SVM</w:t>
+            </w:r>
+          </w:p>
+        </w:tc>
+        <w:tc>
+          <w:tcPr>
+            <w:tcW w:w="1814" w:type="dxa"/>
+          </w:tcPr>
+          <w:p>
+            <w:pPr>
+              <w:pStyle w:val="Compact"/>
+              <w:jc w:val="center"/>
+            </w:pPr>
+            <w:r>
+              <w:rPr>
+                <w:sz w:val="17"/>
+              </w:rPr>
+              <w:t xml:space="preserve">+0.120</w:t>
+            </w:r>
+          </w:p>
+        </w:tc>
+        <w:tc>
+          <w:tcPr>
+            <w:tcW w:w="1814" w:type="dxa"/>
+          </w:tcPr>
+          <w:p>
+            <w:pPr>
+              <w:pStyle w:val="Compact"/>
+              <w:jc w:val="center"/>
+            </w:pPr>
+            <w:r>
+              <w:rPr>
+                <w:sz w:val="17"/>
+              </w:rPr>
+              <w:t xml:space="preserve">[+0.107, +0.162]</w:t>
+            </w:r>
+          </w:p>
+        </w:tc>
+        <w:tc>
+          <w:tcPr>
+            <w:tcW w:w="1814" w:type="dxa"/>
+          </w:tcPr>
+          <w:p>
+            <w:pPr>
+              <w:pStyle w:val="Compact"/>
+              <w:jc w:val="center"/>
+            </w:pPr>
+            <m:oMath>
+              <m:r>
+                <m:rPr>
+                  <m:sty m:val="p"/>
+                </m:rPr>
+                <m:t>≤</m:t>
+              </m:r>
+            </m:oMath>
+            <w:r>
+              <w:rPr>
+                <w:sz w:val="17"/>
+              </w:rPr>
+              <w:t xml:space="preserve">0.001</w:t>
+            </w:r>
+          </w:p>
+        </w:tc>
+      </w:tr>
+      <w:tr>
+        <w:tc>
+          <w:tcPr>
+            <w:tcW w:w="2822" w:type="dxa"/>
+          </w:tcPr>
+          <w:p>
+            <w:pPr>
+              <w:pStyle w:val="Compact"/>
+              <w:jc w:val="left"/>
+            </w:pPr>
+            <w:r>
+              <w:rPr>
+                <w:sz w:val="17"/>
+              </w:rPr>
+              <w:t xml:space="preserve">OBD-II polling</w:t>
+            </w:r>
+          </w:p>
+        </w:tc>
+        <w:tc>
+          <w:tcPr>
+            <w:tcW w:w="1814" w:type="dxa"/>
+          </w:tcPr>
+          <w:p>
+            <w:pPr>
+              <w:pStyle w:val="Compact"/>
+              <w:jc w:val="center"/>
+            </w:pPr>
+            <w:r>
+              <w:rPr>
+                <w:sz w:val="17"/>
+              </w:rPr>
+              <w:t xml:space="preserve">Loss-rate threshold</w:t>
+            </w:r>
+          </w:p>
+        </w:tc>
+        <w:tc>
+          <w:tcPr>
+            <w:tcW w:w="1814" w:type="dxa"/>
+          </w:tcPr>
+          <w:p>
+            <w:pPr>
+              <w:pStyle w:val="Compact"/>
+              <w:jc w:val="center"/>
+            </w:pPr>
+            <w:r>
+              <w:rPr>
+                <w:sz w:val="17"/>
+              </w:rPr>
+              <w:t xml:space="preserve">+0.144</w:t>
+            </w:r>
+          </w:p>
+        </w:tc>
+        <w:tc>
+          <w:tcPr>
+            <w:tcW w:w="1814" w:type="dxa"/>
+          </w:tcPr>
+          <w:p>
+            <w:pPr>
+              <w:pStyle w:val="Compact"/>
+              <w:jc w:val="center"/>
+            </w:pPr>
+            <w:r>
+              <w:rPr>
+                <w:sz w:val="17"/>
+              </w:rPr>
+              <w:t xml:space="preserve">[+0.098, +0.216]</w:t>
+            </w:r>
+          </w:p>
+        </w:tc>
+        <w:tc>
+          <w:tcPr>
+            <w:tcW w:w="1814" w:type="dxa"/>
+          </w:tcPr>
+          <w:p>
+            <w:pPr>
+              <w:pStyle w:val="Compact"/>
+              <w:jc w:val="center"/>
+            </w:pPr>
+            <m:oMath>
+              <m:r>
+                <m:rPr>
+                  <m:sty m:val="p"/>
+                </m:rPr>
+                <m:t>≤</m:t>
+              </m:r>
+            </m:oMath>
+            <w:r>
+              <w:rPr>
+                <w:sz w:val="17"/>
+              </w:rPr>
+              <w:t xml:space="preserve">0.001</w:t>
+            </w:r>
+          </w:p>
+        </w:tc>
+      </w:tr>
+      <w:tr>
+        <w:tc>
+          <w:tcPr>
+            <w:tcW w:w="2822" w:type="dxa"/>
+          </w:tcPr>
+          <w:p>
+            <w:pPr>
+              <w:pStyle w:val="Compact"/>
+              <w:jc w:val="left"/>
+            </w:pPr>
+            <w:r>
+              <w:rPr>
+                <w:sz w:val="17"/>
+              </w:rPr>
+              <w:t xml:space="preserve">OBD-II polling</w:t>
+            </w:r>
+          </w:p>
+        </w:tc>
+        <w:tc>
+          <w:tcPr>
+            <w:tcW w:w="1814" w:type="dxa"/>
+          </w:tcPr>
+          <w:p>
+            <w:pPr>
+              <w:pStyle w:val="Compact"/>
+              <w:jc w:val="center"/>
+            </w:pPr>
+            <w:r>
+              <w:rPr>
+                <w:sz w:val="17"/>
+              </w:rPr>
+              <w:t xml:space="preserve">U-code timeout rule</w:t>
+            </w:r>
+          </w:p>
+        </w:tc>
+        <w:tc>
+          <w:tcPr>
+            <w:tcW w:w="1814" w:type="dxa"/>
+          </w:tcPr>
+          <w:p>
+            <w:pPr>
+              <w:pStyle w:val="Compact"/>
+              <w:jc w:val="center"/>
+            </w:pPr>
+            <w:r>
+              <w:rPr>
+                <w:sz w:val="17"/>
+              </w:rPr>
+              <w:t xml:space="preserve">+0.114</w:t>
+            </w:r>
+          </w:p>
+        </w:tc>
+        <w:tc>
+          <w:tcPr>
+            <w:tcW w:w="1814" w:type="dxa"/>
+          </w:tcPr>
+          <w:p>
+            <w:pPr>
+              <w:pStyle w:val="Compact"/>
+              <w:jc w:val="center"/>
+            </w:pPr>
+            <w:r>
+              <w:rPr>
+                <w:sz w:val="17"/>
+              </w:rPr>
+              <w:t xml:space="preserve">[+0.056, +0.211]</w:t>
+            </w:r>
+          </w:p>
+        </w:tc>
+        <w:tc>
+          <w:tcPr>
+            <w:tcW w:w="1814" w:type="dxa"/>
+          </w:tcPr>
+          <w:p>
+            <w:pPr>
+              <w:pStyle w:val="Compact"/>
+              <w:jc w:val="center"/>
+            </w:pPr>
+            <m:oMath>
+              <m:r>
+                <m:rPr>
+                  <m:sty m:val="p"/>
+                </m:rPr>
+                <m:t>≤</m:t>
+              </m:r>
+            </m:oMath>
+            <w:r>
+              <w:rPr>
+                <w:sz w:val="17"/>
+              </w:rPr>
+              <w:t xml:space="preserve">0.001</w:t>
+            </w:r>
+          </w:p>
+        </w:tc>
+      </w:tr>
+      <w:tr>
+        <w:tc>
+          <w:tcPr>
+            <w:tcW w:w="2822" w:type="dxa"/>
+          </w:tcPr>
+          <w:p>
+            <w:pPr>
+              <w:pStyle w:val="Compact"/>
+              <w:jc w:val="left"/>
+            </w:pPr>
+            <w:r>
+              <w:rPr>
+                <w:sz w:val="17"/>
+              </w:rPr>
+              <w:t xml:space="preserve">OBD-II polling</w:t>
+            </w:r>
+          </w:p>
+        </w:tc>
+        <w:tc>
+          <w:tcPr>
+            <w:tcW w:w="1814" w:type="dxa"/>
+          </w:tcPr>
+          <w:p>
+            <w:pPr>
+              <w:pStyle w:val="Compact"/>
+              <w:jc w:val="center"/>
+            </w:pPr>
+            <w:r>
+              <w:rPr>
+                <w:sz w:val="17"/>
+              </w:rPr>
+              <w:t xml:space="preserve">Coherence test (no training)</w:t>
+            </w:r>
+          </w:p>
+        </w:tc>
+        <w:tc>
+          <w:tcPr>
+            <w:tcW w:w="1814" w:type="dxa"/>
+          </w:tcPr>
+          <w:p>
+            <w:pPr>
+              <w:pStyle w:val="Compact"/>
+              <w:jc w:val="center"/>
+            </w:pPr>
+            <w:r>
+              <w:rPr>
+                <w:sz w:val="17"/>
+              </w:rPr>
+              <w:t xml:space="preserve">+0.238</w:t>
+            </w:r>
+          </w:p>
+        </w:tc>
+        <w:tc>
+          <w:tcPr>
+            <w:tcW w:w="1814" w:type="dxa"/>
+          </w:tcPr>
+          <w:p>
+            <w:pPr>
+              <w:pStyle w:val="Compact"/>
+              <w:jc w:val="center"/>
+            </w:pPr>
+            <w:r>
+              <w:rPr>
+                <w:sz w:val="17"/>
+              </w:rPr>
+              <w:t xml:space="preserve">[+0.191, +0.300]</w:t>
+            </w:r>
+          </w:p>
+        </w:tc>
+        <w:tc>
+          <w:tcPr>
+            <w:tcW w:w="1814" w:type="dxa"/>
+          </w:tcPr>
+          <w:p>
+            <w:pPr>
+              <w:pStyle w:val="Compact"/>
+              <w:jc w:val="center"/>
+            </w:pPr>
+            <m:oMath>
+              <m:r>
+                <m:rPr>
+                  <m:sty m:val="p"/>
+                </m:rPr>
+                <m:t>≤</m:t>
+              </m:r>
+            </m:oMath>
+            <w:r>
+              <w:rPr>
+                <w:sz w:val="17"/>
+              </w:rPr>
+              <w:t xml:space="preserve">0.001</w:t>
+            </w:r>
+          </w:p>
+        </w:tc>
+      </w:tr>
+      <w:tr>
+        <w:tc>
+          <w:tcPr>
+            <w:tcW w:w="2822" w:type="dxa"/>
+          </w:tcPr>
+          <w:p>
+            <w:pPr>
+              <w:pStyle w:val="Compact"/>
+              <w:jc w:val="left"/>
+            </w:pPr>
+            <w:r>
+              <w:rPr>
+                <w:sz w:val="17"/>
+              </w:rPr>
+              <w:t xml:space="preserve">OBD-II polling</w:t>
+            </w:r>
+          </w:p>
+        </w:tc>
+        <w:tc>
+          <w:tcPr>
+            <w:tcW w:w="1814" w:type="dxa"/>
+          </w:tcPr>
+          <w:p>
+            <w:pPr>
+              <w:pStyle w:val="Compact"/>
+              <w:jc w:val="center"/>
+            </w:pPr>
+            <w:r>
+              <w:rPr>
+                <w:sz w:val="17"/>
+              </w:rPr>
+              <w:t xml:space="preserve">1D-CNN (supervised)</w:t>
+            </w:r>
+          </w:p>
+        </w:tc>
+        <w:tc>
+          <w:tcPr>
+            <w:tcW w:w="1814" w:type="dxa"/>
+          </w:tcPr>
+          <w:p>
+            <w:pPr>
+              <w:pStyle w:val="Compact"/>
+              <w:jc w:val="center"/>
+            </w:pPr>
+            <w:r>
+              <w:rPr>
+                <w:sz w:val="17"/>
+              </w:rPr>
+              <w:t xml:space="preserve">+0.051</w:t>
+            </w:r>
+          </w:p>
+        </w:tc>
+        <w:tc>
+          <w:tcPr>
+            <w:tcW w:w="1814" w:type="dxa"/>
+          </w:tcPr>
+          <w:p>
+            <w:pPr>
+              <w:pStyle w:val="Compact"/>
+              <w:jc w:val="center"/>
+            </w:pPr>
+            <w:r>
+              <w:rPr>
+                <w:sz w:val="17"/>
+              </w:rPr>
+              <w:t xml:space="preserve">[+0.018, +0.051]</w:t>
+            </w:r>
+          </w:p>
+        </w:tc>
+        <w:tc>
+          <w:tcPr>
+            <w:tcW w:w="1814" w:type="dxa"/>
+          </w:tcPr>
+          <w:p>
+            <w:pPr>
+              <w:pStyle w:val="Compact"/>
+              <w:jc w:val="center"/>
+            </w:pPr>
+            <m:oMath>
+              <m:r>
+                <m:rPr>
+                  <m:sty m:val="p"/>
+                </m:rPr>
+                <m:t>≤</m:t>
+              </m:r>
+            </m:oMath>
+            <w:r>
+              <w:rPr>
+                <w:sz w:val="17"/>
+              </w:rPr>
+              <w:t xml:space="preserve">0.001</w:t>
+            </w:r>
+          </w:p>
+        </w:tc>
+      </w:tr>
+      <w:tr>
+        <w:tc>
+          <w:tcPr>
+            <w:tcW w:w="2822" w:type="dxa"/>
+          </w:tcPr>
+          <w:p>
+            <w:pPr>
+              <w:pStyle w:val="Compact"/>
+              <w:jc w:val="left"/>
+            </w:pPr>
+            <w:r>
+              <w:rPr>
+                <w:sz w:val="17"/>
+              </w:rPr>
+              <w:t xml:space="preserve">OBD-II polling</w:t>
+            </w:r>
+          </w:p>
+        </w:tc>
+        <w:tc>
+          <w:tcPr>
+            <w:tcW w:w="1814" w:type="dxa"/>
+          </w:tcPr>
+          <w:p>
+            <w:pPr>
+              <w:pStyle w:val="Compact"/>
+              <w:jc w:val="center"/>
+            </w:pPr>
+            <w:r>
+              <w:rPr>
+                <w:sz w:val="17"/>
+              </w:rPr>
+              <w:t xml:space="preserve">LSTM autoencoder</w:t>
+            </w:r>
+          </w:p>
+        </w:tc>
+        <w:tc>
+          <w:tcPr>
+            <w:tcW w:w="1814" w:type="dxa"/>
+          </w:tcPr>
+          <w:p>
+            <w:pPr>
+              <w:pStyle w:val="Compact"/>
+              <w:jc w:val="center"/>
+            </w:pPr>
+            <w:r>
+              <w:rPr>
+                <w:sz w:val="17"/>
+              </w:rPr>
+              <w:t xml:space="preserve">+0.175</w:t>
+            </w:r>
+          </w:p>
+        </w:tc>
+        <w:tc>
+          <w:tcPr>
+            <w:tcW w:w="1814" w:type="dxa"/>
+          </w:tcPr>
+          <w:p>
+            <w:pPr>
+              <w:pStyle w:val="Compact"/>
+              <w:jc w:val="center"/>
+            </w:pPr>
+            <w:r>
+              <w:rPr>
+                <w:sz w:val="17"/>
+              </w:rPr>
+              <w:t xml:space="preserve">[+0.093, +0.212]</w:t>
+            </w:r>
+          </w:p>
+        </w:tc>
+        <w:tc>
+          <w:tcPr>
+            <w:tcW w:w="1814" w:type="dxa"/>
+          </w:tcPr>
+          <w:p>
+            <w:pPr>
+              <w:pStyle w:val="Compact"/>
+              <w:jc w:val="center"/>
+            </w:pPr>
+            <m:oMath>
+              <m:r>
+                <m:rPr>
+                  <m:sty m:val="p"/>
+                </m:rPr>
+                <m:t>≤</m:t>
+              </m:r>
+            </m:oMath>
+            <w:r>
+              <w:rPr>
+                <w:sz w:val="17"/>
+              </w:rPr>
+              <w:t xml:space="preserve">0.001</w:t>
+            </w:r>
+          </w:p>
+        </w:tc>
+      </w:tr>
+      <w:tr>
+        <w:tc>
+          <w:tcPr>
+            <w:tcW w:w="2822" w:type="dxa"/>
+          </w:tcPr>
+          <w:p>
+            <w:pPr>
+              <w:pStyle w:val="Compact"/>
+              <w:jc w:val="left"/>
+            </w:pPr>
+            <w:r>
+              <w:rPr>
+                <w:sz w:val="17"/>
+              </w:rPr>
+              <w:t xml:space="preserve">OBD-II polling</w:t>
+            </w:r>
+          </w:p>
+        </w:tc>
+        <w:tc>
+          <w:tcPr>
+            <w:tcW w:w="1814" w:type="dxa"/>
+          </w:tcPr>
+          <w:p>
+            <w:pPr>
+              <w:pStyle w:val="Compact"/>
+              <w:jc w:val="center"/>
+            </w:pPr>
+            <w:r>
+              <w:rPr>
+                <w:sz w:val="17"/>
+              </w:rPr>
+              <w:t xml:space="preserve">Transformer (supervised)</w:t>
+            </w:r>
+          </w:p>
+        </w:tc>
+        <w:tc>
+          <w:tcPr>
+            <w:tcW w:w="1814" w:type="dxa"/>
+          </w:tcPr>
+          <w:p>
+            <w:pPr>
+              <w:pStyle w:val="Compact"/>
+              <w:jc w:val="center"/>
+            </w:pPr>
+            <w:r>
+              <w:rPr>
+                <w:sz w:val="17"/>
+              </w:rPr>
+              <w:t xml:space="preserve">+0.058</w:t>
+            </w:r>
+          </w:p>
+        </w:tc>
+        <w:tc>
+          <w:tcPr>
+            <w:tcW w:w="1814" w:type="dxa"/>
+          </w:tcPr>
+          <w:p>
+            <w:pPr>
+              <w:pStyle w:val="Compact"/>
+              <w:jc w:val="center"/>
+            </w:pPr>
+            <w:r>
+              <w:rPr>
+                <w:sz w:val="17"/>
+              </w:rPr>
+              <w:t xml:space="preserve">[+0.030, +0.074]</w:t>
+            </w:r>
+          </w:p>
+        </w:tc>
+        <w:tc>
+          <w:tcPr>
+            <w:tcW w:w="1814" w:type="dxa"/>
+          </w:tcPr>
+          <w:p>
+            <w:pPr>
+              <w:pStyle w:val="Compact"/>
+              <w:jc w:val="center"/>
+            </w:pPr>
+            <m:oMath>
+              <m:r>
+                <m:rPr>
+                  <m:sty m:val="p"/>
+                </m:rPr>
+                <m:t>≤</m:t>
+              </m:r>
+            </m:oMath>
+            <w:r>
+              <w:rPr>
+                <w:sz w:val="17"/>
+              </w:rPr>
+              <w:t xml:space="preserve">0.001</w:t>
+            </w:r>
+          </w:p>
+        </w:tc>
+      </w:tr>
+      <w:tr>
+        <w:tc>
+          <w:tcPr>
+            <w:tcW w:w="2822" w:type="dxa"/>
+          </w:tcPr>
+          <w:p>
+            <w:pPr>
+              <w:pStyle w:val="Compact"/>
+              <w:jc w:val="left"/>
+            </w:pPr>
+            <w:r>
+              <w:rPr>
+                <w:sz w:val="17"/>
+              </w:rPr>
+              <w:t xml:space="preserve">VED fleet</w:t>
+            </w:r>
+          </w:p>
+        </w:tc>
+        <w:tc>
+          <w:tcPr>
+            <w:tcW w:w="1814" w:type="dxa"/>
+          </w:tcPr>
+          <w:p>
+            <w:pPr>
+              <w:pStyle w:val="Compact"/>
+              <w:jc w:val="center"/>
+            </w:pPr>
+            <w:r>
+              <w:rPr>
+                <w:sz w:val="17"/>
+              </w:rPr>
+              <w:t xml:space="preserve">GBM w/o coherence</w:t>
+            </w:r>
+          </w:p>
+        </w:tc>
+        <w:tc>
+          <w:tcPr>
+            <w:tcW w:w="1814" w:type="dxa"/>
+          </w:tcPr>
+          <w:p>
+            <w:pPr>
+              <w:pStyle w:val="Compact"/>
+              <w:jc w:val="center"/>
+            </w:pPr>
+            <w:r>
+              <w:rPr>
+                <w:sz w:val="17"/>
+              </w:rPr>
+              <w:t xml:space="preserve">+0.070</w:t>
+            </w:r>
+          </w:p>
+        </w:tc>
+        <w:tc>
+          <w:tcPr>
+            <w:tcW w:w="1814" w:type="dxa"/>
+          </w:tcPr>
+          <w:p>
+            <w:pPr>
+              <w:pStyle w:val="Compact"/>
+              <w:jc w:val="center"/>
+            </w:pPr>
+            <w:r>
+              <w:rPr>
+                <w:sz w:val="17"/>
+              </w:rPr>
+              <w:t xml:space="preserve">[+0.068, +0.073]</w:t>
+            </w:r>
+          </w:p>
+        </w:tc>
+        <w:tc>
+          <w:tcPr>
+            <w:tcW w:w="1814" w:type="dxa"/>
+          </w:tcPr>
+          <w:p>
+            <w:pPr>
+              <w:pStyle w:val="Compact"/>
+              <w:jc w:val="center"/>
+            </w:pPr>
+            <m:oMath>
+              <m:r>
+                <m:rPr>
+                  <m:sty m:val="p"/>
+                </m:rPr>
+                <m:t>≤</m:t>
+              </m:r>
+            </m:oMath>
+            <w:r>
+              <w:rPr>
+                <w:sz w:val="17"/>
+              </w:rPr>
+              <w:t xml:space="preserve">0.001</w:t>
+            </w:r>
+          </w:p>
+        </w:tc>
+      </w:tr>
+      <w:tr>
+        <w:tc>
+          <w:tcPr>
+            <w:tcW w:w="2822" w:type="dxa"/>
+          </w:tcPr>
+          <w:p>
+            <w:pPr>
+              <w:pStyle w:val="Compact"/>
+              <w:jc w:val="left"/>
+            </w:pPr>
+            <w:r>
+              <w:rPr>
+                <w:sz w:val="17"/>
+              </w:rPr>
+              <w:t xml:space="preserve">VED fleet</w:t>
+            </w:r>
+          </w:p>
+        </w:tc>
+        <w:tc>
+          <w:tcPr>
+            <w:tcW w:w="1814" w:type="dxa"/>
+          </w:tcPr>
+          <w:p>
+            <w:pPr>
+              <w:pStyle w:val="Compact"/>
+              <w:jc w:val="center"/>
+            </w:pPr>
+            <w:r>
+              <w:rPr>
+                <w:sz w:val="17"/>
+              </w:rPr>
+              <w:t xml:space="preserve">GBM loss only</w:t>
+            </w:r>
+          </w:p>
+        </w:tc>
+        <w:tc>
+          <w:tcPr>
+            <w:tcW w:w="1814" w:type="dxa"/>
+          </w:tcPr>
+          <w:p>
+            <w:pPr>
+              <w:pStyle w:val="Compact"/>
+              <w:jc w:val="center"/>
+            </w:pPr>
+            <w:r>
+              <w:rPr>
+                <w:sz w:val="17"/>
+              </w:rPr>
+              <w:t xml:space="preserve">+0.102</w:t>
+            </w:r>
+          </w:p>
+        </w:tc>
+        <w:tc>
+          <w:tcPr>
+            <w:tcW w:w="1814" w:type="dxa"/>
+          </w:tcPr>
+          <w:p>
+            <w:pPr>
+              <w:pStyle w:val="Compact"/>
+              <w:jc w:val="center"/>
+            </w:pPr>
+            <w:r>
+              <w:rPr>
+                <w:sz w:val="17"/>
+              </w:rPr>
+              <w:t xml:space="preserve">[+0.100, +0.105]</w:t>
+            </w:r>
+          </w:p>
+        </w:tc>
+        <w:tc>
+          <w:tcPr>
+            <w:tcW w:w="1814" w:type="dxa"/>
+          </w:tcPr>
+          <w:p>
+            <w:pPr>
+              <w:pStyle w:val="Compact"/>
+              <w:jc w:val="center"/>
+            </w:pPr>
+            <m:oMath>
+              <m:r>
+                <m:rPr>
+                  <m:sty m:val="p"/>
+                </m:rPr>
+                <m:t>≤</m:t>
+              </m:r>
+            </m:oMath>
+            <w:r>
+              <w:rPr>
+                <w:sz w:val="17"/>
+              </w:rPr>
+              <w:t xml:space="preserve">0.001</w:t>
+            </w:r>
+          </w:p>
+        </w:tc>
+      </w:tr>
+      <w:tr>
+        <w:tc>
+          <w:tcPr>
+            <w:tcW w:w="2822" w:type="dxa"/>
+          </w:tcPr>
+          <w:p>
+            <w:pPr>
+              <w:pStyle w:val="Compact"/>
+              <w:jc w:val="left"/>
+            </w:pPr>
+            <w:r>
+              <w:rPr>
+                <w:sz w:val="17"/>
+              </w:rPr>
+              <w:t xml:space="preserve">VED fleet</w:t>
+            </w:r>
+          </w:p>
+        </w:tc>
+        <w:tc>
+          <w:tcPr>
+            <w:tcW w:w="1814" w:type="dxa"/>
+          </w:tcPr>
+          <w:p>
+            <w:pPr>
+              <w:pStyle w:val="Compact"/>
+              <w:jc w:val="center"/>
+            </w:pPr>
+            <w:r>
+              <w:rPr>
+                <w:sz w:val="17"/>
+              </w:rPr>
+              <w:t xml:space="preserve">GBM loss+coherence</w:t>
+            </w:r>
+          </w:p>
+        </w:tc>
+        <w:tc>
+          <w:tcPr>
+            <w:tcW w:w="1814" w:type="dxa"/>
+          </w:tcPr>
+          <w:p>
+            <w:pPr>
+              <w:pStyle w:val="Compact"/>
+              <w:jc w:val="center"/>
+            </w:pPr>
+            <w:r>
+              <w:rPr>
+                <w:sz w:val="17"/>
+              </w:rPr>
+              <w:t xml:space="preserve">+0.018</w:t>
+            </w:r>
+          </w:p>
+        </w:tc>
+        <w:tc>
+          <w:tcPr>
+            <w:tcW w:w="1814" w:type="dxa"/>
+          </w:tcPr>
+          <w:p>
+            <w:pPr>
+              <w:pStyle w:val="Compact"/>
+              <w:jc w:val="center"/>
+            </w:pPr>
+            <w:r>
+              <w:rPr>
+                <w:sz w:val="17"/>
+              </w:rPr>
+              <w:t xml:space="preserve">[+0.017, +0.019]</w:t>
+            </w:r>
+          </w:p>
+        </w:tc>
+        <w:tc>
+          <w:tcPr>
+            <w:tcW w:w="1814" w:type="dxa"/>
+          </w:tcPr>
+          <w:p>
+            <w:pPr>
+              <w:pStyle w:val="Compact"/>
+              <w:jc w:val="center"/>
+            </w:pPr>
+            <m:oMath>
+              <m:r>
+                <m:rPr>
+                  <m:sty m:val="p"/>
+                </m:rPr>
+                <m:t>≤</m:t>
+              </m:r>
+            </m:oMath>
+            <w:r>
+              <w:rPr>
+                <w:sz w:val="17"/>
+              </w:rPr>
+              <w:t xml:space="preserve">0.001</w:t>
+            </w:r>
+          </w:p>
+        </w:tc>
+      </w:tr>
+      <w:tr>
+        <w:tc>
+          <w:tcPr>
+            <w:tcW w:w="2822" w:type="dxa"/>
+          </w:tcPr>
+          <w:p>
+            <w:pPr>
+              <w:pStyle w:val="Compact"/>
+              <w:jc w:val="left"/>
+            </w:pPr>
+            <w:r>
+              <w:rPr>
+                <w:sz w:val="17"/>
+              </w:rPr>
+              <w:t xml:space="preserve">VED fleet</w:t>
+            </w:r>
+          </w:p>
+        </w:tc>
+        <w:tc>
+          <w:tcPr>
+            <w:tcW w:w="1814" w:type="dxa"/>
+          </w:tcPr>
+          <w:p>
+            <w:pPr>
+              <w:pStyle w:val="Compact"/>
+              <w:jc w:val="center"/>
+            </w:pPr>
+            <w:r>
+              <w:rPr>
+                <w:sz w:val="17"/>
+              </w:rPr>
+              <w:t xml:space="preserve">Isolation Forest</w:t>
+            </w:r>
+          </w:p>
+        </w:tc>
+        <w:tc>
+          <w:tcPr>
+            <w:tcW w:w="1814" w:type="dxa"/>
+          </w:tcPr>
+          <w:p>
+            <w:pPr>
+              <w:pStyle w:val="Compact"/>
+              <w:jc w:val="center"/>
+            </w:pPr>
+            <w:r>
+              <w:rPr>
+                <w:sz w:val="17"/>
+              </w:rPr>
+              <w:t xml:space="preserve">+0.224</w:t>
+            </w:r>
+          </w:p>
+        </w:tc>
+        <w:tc>
+          <w:tcPr>
+            <w:tcW w:w="1814" w:type="dxa"/>
+          </w:tcPr>
+          <w:p>
+            <w:pPr>
+              <w:pStyle w:val="Compact"/>
+              <w:jc w:val="center"/>
+            </w:pPr>
+            <w:r>
+              <w:rPr>
+                <w:sz w:val="17"/>
+              </w:rPr>
+              <w:t xml:space="preserve">[+0.221, +0.227]</w:t>
+            </w:r>
+          </w:p>
+        </w:tc>
+        <w:tc>
+          <w:tcPr>
+            <w:tcW w:w="1814" w:type="dxa"/>
+          </w:tcPr>
+          <w:p>
+            <w:pPr>
+              <w:pStyle w:val="Compact"/>
+              <w:jc w:val="center"/>
+            </w:pPr>
+            <m:oMath>
+              <m:r>
+                <m:rPr>
+                  <m:sty m:val="p"/>
+                </m:rPr>
+                <m:t>≤</m:t>
+              </m:r>
+            </m:oMath>
+            <w:r>
+              <w:rPr>
+                <w:sz w:val="17"/>
+              </w:rPr>
+              <w:t xml:space="preserve">0.001</w:t>
+            </w:r>
+          </w:p>
+        </w:tc>
+      </w:tr>
+      <w:tr>
+        <w:tc>
+          <w:tcPr>
+            <w:tcW w:w="2822" w:type="dxa"/>
+          </w:tcPr>
+          <w:p>
+            <w:pPr>
+              <w:pStyle w:val="Compact"/>
+              <w:jc w:val="left"/>
+            </w:pPr>
+            <w:r>
+              <w:rPr>
+                <w:sz w:val="17"/>
+              </w:rPr>
+              <w:t xml:space="preserve">VED fleet</w:t>
+            </w:r>
+          </w:p>
+        </w:tc>
+        <w:tc>
+          <w:tcPr>
+            <w:tcW w:w="1814" w:type="dxa"/>
+          </w:tcPr>
+          <w:p>
+            <w:pPr>
+              <w:pStyle w:val="Compact"/>
+              <w:jc w:val="center"/>
+            </w:pPr>
+            <w:r>
+              <w:rPr>
+                <w:sz w:val="17"/>
+              </w:rPr>
+              <w:t xml:space="preserve">One-class SVM</w:t>
+            </w:r>
+          </w:p>
+        </w:tc>
+        <w:tc>
+          <w:tcPr>
+            <w:tcW w:w="1814" w:type="dxa"/>
+          </w:tcPr>
+          <w:p>
+            <w:pPr>
+              <w:pStyle w:val="Compact"/>
+              <w:jc w:val="center"/>
+            </w:pPr>
+            <w:r>
+              <w:rPr>
+                <w:sz w:val="17"/>
+              </w:rPr>
+              <w:t xml:space="preserve">+0.233</w:t>
+            </w:r>
+          </w:p>
+        </w:tc>
+        <w:tc>
+          <w:tcPr>
+            <w:tcW w:w="1814" w:type="dxa"/>
+          </w:tcPr>
+          <w:p>
+            <w:pPr>
+              <w:pStyle w:val="Compact"/>
+              <w:jc w:val="center"/>
+            </w:pPr>
+            <w:r>
+              <w:rPr>
+                <w:sz w:val="17"/>
+              </w:rPr>
+              <w:t xml:space="preserve">[+0.230, +0.236]</w:t>
+            </w:r>
+          </w:p>
+        </w:tc>
+        <w:tc>
+          <w:tcPr>
+            <w:tcW w:w="1814" w:type="dxa"/>
+          </w:tcPr>
+          <w:p>
+            <w:pPr>
+              <w:pStyle w:val="Compact"/>
+              <w:jc w:val="center"/>
+            </w:pPr>
+            <m:oMath>
+              <m:r>
+                <m:rPr>
+                  <m:sty m:val="p"/>
+                </m:rPr>
+                <m:t>≤</m:t>
+              </m:r>
+            </m:oMath>
+            <w:r>
+              <w:rPr>
+                <w:sz w:val="17"/>
+              </w:rPr>
+              <w:t xml:space="preserve">0.001</w:t>
+            </w:r>
+          </w:p>
+        </w:tc>
+      </w:tr>
+      <w:tr>
+        <w:tc>
+          <w:tcPr>
+            <w:tcW w:w="2822" w:type="dxa"/>
+          </w:tcPr>
+          <w:p>
+            <w:pPr>
+              <w:pStyle w:val="Compact"/>
+              <w:jc w:val="left"/>
+            </w:pPr>
+            <w:r>
+              <w:rPr>
+                <w:sz w:val="17"/>
+              </w:rPr>
+              <w:t xml:space="preserve">VED fleet</w:t>
+            </w:r>
+          </w:p>
+        </w:tc>
+        <w:tc>
+          <w:tcPr>
+            <w:tcW w:w="1814" w:type="dxa"/>
+          </w:tcPr>
+          <w:p>
+            <w:pPr>
+              <w:pStyle w:val="Compact"/>
+              <w:jc w:val="center"/>
+            </w:pPr>
+            <w:r>
+              <w:rPr>
+                <w:sz w:val="17"/>
+              </w:rPr>
+              <w:t xml:space="preserve">Loss-rate threshold</w:t>
+            </w:r>
+          </w:p>
+        </w:tc>
+        <w:tc>
+          <w:tcPr>
+            <w:tcW w:w="1814" w:type="dxa"/>
+          </w:tcPr>
+          <w:p>
+            <w:pPr>
+              <w:pStyle w:val="Compact"/>
+              <w:jc w:val="center"/>
+            </w:pPr>
+            <w:r>
+              <w:rPr>
+                <w:sz w:val="17"/>
+              </w:rPr>
+              <w:t xml:space="preserve">+0.208</w:t>
+            </w:r>
+          </w:p>
+        </w:tc>
+        <w:tc>
+          <w:tcPr>
+            <w:tcW w:w="1814" w:type="dxa"/>
+          </w:tcPr>
+          <w:p>
+            <w:pPr>
+              <w:pStyle w:val="Compact"/>
+              <w:jc w:val="center"/>
+            </w:pPr>
+            <w:r>
+              <w:rPr>
+                <w:sz w:val="17"/>
+              </w:rPr>
+              <w:t xml:space="preserve">[+0.205, +0.211]</w:t>
+            </w:r>
+          </w:p>
+        </w:tc>
+        <w:tc>
+          <w:tcPr>
+            <w:tcW w:w="1814" w:type="dxa"/>
+          </w:tcPr>
+          <w:p>
+            <w:pPr>
+              <w:pStyle w:val="Compact"/>
+              <w:jc w:val="center"/>
+            </w:pPr>
+            <m:oMath>
+              <m:r>
+                <m:rPr>
+                  <m:sty m:val="p"/>
+                </m:rPr>
+                <m:t>≤</m:t>
+              </m:r>
+            </m:oMath>
+            <w:r>
+              <w:rPr>
+                <w:sz w:val="17"/>
+              </w:rPr>
+              <w:t xml:space="preserve">0.001</w:t>
+            </w:r>
+          </w:p>
+        </w:tc>
+      </w:tr>
+      <w:tr>
+        <w:tc>
+          <w:tcPr>
+            <w:tcW w:w="2822" w:type="dxa"/>
+          </w:tcPr>
+          <w:p>
+            <w:pPr>
+              <w:pStyle w:val="Compact"/>
+              <w:jc w:val="left"/>
+            </w:pPr>
+            <w:r>
+              <w:rPr>
+                <w:sz w:val="17"/>
+              </w:rPr>
+              <w:t xml:space="preserve">VED fleet</w:t>
+            </w:r>
+          </w:p>
+        </w:tc>
+        <w:tc>
+          <w:tcPr>
+            <w:tcW w:w="1814" w:type="dxa"/>
+          </w:tcPr>
+          <w:p>
+            <w:pPr>
+              <w:pStyle w:val="Compact"/>
+              <w:jc w:val="center"/>
+            </w:pPr>
+            <w:r>
+              <w:rPr>
+                <w:sz w:val="17"/>
+              </w:rPr>
+              <w:t xml:space="preserve">U-code timeout rule</w:t>
+            </w:r>
+          </w:p>
+        </w:tc>
+        <w:tc>
+          <w:tcPr>
+            <w:tcW w:w="1814" w:type="dxa"/>
+          </w:tcPr>
+          <w:p>
+            <w:pPr>
+              <w:pStyle w:val="Compact"/>
+              <w:jc w:val="center"/>
+            </w:pPr>
+            <w:r>
+              <w:rPr>
+                <w:sz w:val="17"/>
+              </w:rPr>
+              <w:t xml:space="preserve">+0.218</w:t>
+            </w:r>
+          </w:p>
+        </w:tc>
+        <w:tc>
+          <w:tcPr>
+            <w:tcW w:w="1814" w:type="dxa"/>
+          </w:tcPr>
+          <w:p>
+            <w:pPr>
+              <w:pStyle w:val="Compact"/>
+              <w:jc w:val="center"/>
+            </w:pPr>
+            <w:r>
+              <w:rPr>
+                <w:sz w:val="17"/>
+              </w:rPr>
+              <w:t xml:space="preserve">[+0.214, +0.222]</w:t>
+            </w:r>
+          </w:p>
+        </w:tc>
+        <w:tc>
+          <w:tcPr>
+            <w:tcW w:w="1814" w:type="dxa"/>
+          </w:tcPr>
+          <w:p>
+            <w:pPr>
+              <w:pStyle w:val="Compact"/>
+              <w:jc w:val="center"/>
+            </w:pPr>
+            <m:oMath>
+              <m:r>
+                <m:rPr>
+                  <m:sty m:val="p"/>
+                </m:rPr>
+                <m:t>≤</m:t>
+              </m:r>
+            </m:oMath>
+            <w:r>
+              <w:rPr>
+                <w:sz w:val="17"/>
+              </w:rPr>
+              <w:t xml:space="preserve">0.001</w:t>
+            </w:r>
+          </w:p>
+        </w:tc>
+      </w:tr>
+      <w:tr>
+        <w:tc>
+          <w:tcPr>
+            <w:tcW w:w="2822" w:type="dxa"/>
+          </w:tcPr>
+          <w:p>
+            <w:pPr>
+              <w:pStyle w:val="Compact"/>
+              <w:jc w:val="left"/>
+            </w:pPr>
+            <w:r>
+              <w:rPr>
+                <w:sz w:val="17"/>
+              </w:rPr>
+              <w:t xml:space="preserve">VED fleet</w:t>
+            </w:r>
+          </w:p>
+        </w:tc>
+        <w:tc>
+          <w:tcPr>
+            <w:tcW w:w="1814" w:type="dxa"/>
+          </w:tcPr>
+          <w:p>
+            <w:pPr>
+              <w:pStyle w:val="Compact"/>
+              <w:jc w:val="center"/>
+            </w:pPr>
+            <w:r>
+              <w:rPr>
+                <w:sz w:val="17"/>
+              </w:rPr>
+              <w:t xml:space="preserve">Coherence test (no training)</w:t>
+            </w:r>
+          </w:p>
+        </w:tc>
+        <w:tc>
+          <w:tcPr>
+            <w:tcW w:w="1814" w:type="dxa"/>
+          </w:tcPr>
+          <w:p>
+            <w:pPr>
+              <w:pStyle w:val="Compact"/>
+              <w:jc w:val="center"/>
+            </w:pPr>
+            <w:r>
+              <w:rPr>
+                <w:sz w:val="17"/>
+              </w:rPr>
+              <w:t xml:space="preserve">+0.266</w:t>
+            </w:r>
+          </w:p>
+        </w:tc>
+        <w:tc>
+          <w:tcPr>
+            <w:tcW w:w="1814" w:type="dxa"/>
+          </w:tcPr>
+          <w:p>
+            <w:pPr>
+              <w:pStyle w:val="Compact"/>
+              <w:jc w:val="center"/>
+            </w:pPr>
+            <w:r>
+              <w:rPr>
+                <w:sz w:val="17"/>
+              </w:rPr>
+              <w:t xml:space="preserve">[+0.261, +0.272]</w:t>
+            </w:r>
+          </w:p>
+        </w:tc>
+        <w:tc>
+          <w:tcPr>
+            <w:tcW w:w="1814" w:type="dxa"/>
+          </w:tcPr>
+          <w:p>
+            <w:pPr>
+              <w:pStyle w:val="Compact"/>
+              <w:jc w:val="center"/>
+            </w:pPr>
+            <m:oMath>
+              <m:r>
+                <m:rPr>
+                  <m:sty m:val="p"/>
+                </m:rPr>
+                <m:t>≤</m:t>
+              </m:r>
+            </m:oMath>
+            <w:r>
+              <w:rPr>
+                <w:sz w:val="17"/>
+              </w:rPr>
+              <w:t xml:space="preserve">0.001</w:t>
+            </w:r>
+          </w:p>
+        </w:tc>
+      </w:tr>
+      <w:tr>
+        <w:tc>
+          <w:tcPr>
+            <w:tcW w:w="2822" w:type="dxa"/>
+          </w:tcPr>
+          <w:p>
+            <w:pPr>
+              <w:pStyle w:val="Compact"/>
+              <w:jc w:val="left"/>
+            </w:pPr>
+            <w:r>
+              <w:rPr>
+                <w:sz w:val="17"/>
+              </w:rPr>
+              <w:t xml:space="preserve">VED fleet</w:t>
+            </w:r>
+          </w:p>
+        </w:tc>
+        <w:tc>
+          <w:tcPr>
+            <w:tcW w:w="1814" w:type="dxa"/>
+          </w:tcPr>
+          <w:p>
+            <w:pPr>
+              <w:pStyle w:val="Compact"/>
+              <w:jc w:val="center"/>
+            </w:pPr>
+            <w:r>
+              <w:rPr>
+                <w:sz w:val="17"/>
+              </w:rPr>
+              <w:t xml:space="preserve">1D-CNN (supervised)</w:t>
+            </w:r>
+          </w:p>
+        </w:tc>
+        <w:tc>
+          <w:tcPr>
+            <w:tcW w:w="1814" w:type="dxa"/>
+          </w:tcPr>
+          <w:p>
+            <w:pPr>
+              <w:pStyle w:val="Compact"/>
+              <w:jc w:val="center"/>
+            </w:pPr>
+            <w:r>
+              <w:rPr>
+                <w:sz w:val="17"/>
+              </w:rPr>
+              <w:t xml:space="preserve">+0.073</w:t>
+            </w:r>
+          </w:p>
+        </w:tc>
+        <w:tc>
+          <w:tcPr>
+            <w:tcW w:w="1814" w:type="dxa"/>
+          </w:tcPr>
+          <w:p>
+            <w:pPr>
+              <w:pStyle w:val="Compact"/>
+              <w:jc w:val="center"/>
+            </w:pPr>
+            <w:r>
+              <w:rPr>
+                <w:sz w:val="17"/>
+              </w:rPr>
+              <w:t xml:space="preserve">[+0.071, +0.076]</w:t>
+            </w:r>
+          </w:p>
+        </w:tc>
+        <w:tc>
+          <w:tcPr>
+            <w:tcW w:w="1814" w:type="dxa"/>
+          </w:tcPr>
+          <w:p>
+            <w:pPr>
+              <w:pStyle w:val="Compact"/>
+              <w:jc w:val="center"/>
+            </w:pPr>
+            <m:oMath>
+              <m:r>
+                <m:rPr>
+                  <m:sty m:val="p"/>
+                </m:rPr>
+                <m:t>≤</m:t>
+              </m:r>
+            </m:oMath>
+            <w:r>
+              <w:rPr>
+                <w:sz w:val="17"/>
+              </w:rPr>
+              <w:t xml:space="preserve">0.001</w:t>
+            </w:r>
+          </w:p>
+        </w:tc>
+      </w:tr>
+      <w:tr>
+        <w:tc>
+          <w:tcPr>
+            <w:tcW w:w="2822" w:type="dxa"/>
+          </w:tcPr>
+          <w:p>
+            <w:pPr>
+              <w:pStyle w:val="Compact"/>
+              <w:jc w:val="left"/>
+            </w:pPr>
+            <w:r>
+              <w:rPr>
+                <w:sz w:val="17"/>
+              </w:rPr>
+              <w:t xml:space="preserve">VED fleet</w:t>
+            </w:r>
+          </w:p>
+        </w:tc>
+        <w:tc>
+          <w:tcPr>
+            <w:tcW w:w="1814" w:type="dxa"/>
+          </w:tcPr>
+          <w:p>
+            <w:pPr>
+              <w:pStyle w:val="Compact"/>
+              <w:jc w:val="center"/>
+            </w:pPr>
+            <w:r>
+              <w:rPr>
+                <w:sz w:val="17"/>
+              </w:rPr>
+              <w:t xml:space="preserve">LSTM autoencoder</w:t>
+            </w:r>
+          </w:p>
+        </w:tc>
+        <w:tc>
+          <w:tcPr>
+            <w:tcW w:w="1814" w:type="dxa"/>
+          </w:tcPr>
+          <w:p>
+            <w:pPr>
+              <w:pStyle w:val="Compact"/>
+              <w:jc w:val="center"/>
+            </w:pPr>
+            <w:r>
+              <w:rPr>
+                <w:sz w:val="17"/>
+              </w:rPr>
+              <w:t xml:space="preserve">+0.221</w:t>
+            </w:r>
+          </w:p>
+        </w:tc>
+        <w:tc>
+          <w:tcPr>
+            <w:tcW w:w="1814" w:type="dxa"/>
+          </w:tcPr>
+          <w:p>
+            <w:pPr>
+              <w:pStyle w:val="Compact"/>
+              <w:jc w:val="center"/>
+            </w:pPr>
+            <w:r>
+              <w:rPr>
+                <w:sz w:val="17"/>
+              </w:rPr>
+              <w:t xml:space="preserve">[+0.218, +0.224]</w:t>
+            </w:r>
+          </w:p>
+        </w:tc>
+        <w:tc>
+          <w:tcPr>
+            <w:tcW w:w="1814" w:type="dxa"/>
+          </w:tcPr>
+          <w:p>
+            <w:pPr>
+              <w:pStyle w:val="Compact"/>
+              <w:jc w:val="center"/>
+            </w:pPr>
+            <m:oMath>
+              <m:r>
+                <m:rPr>
+                  <m:sty m:val="p"/>
+                </m:rPr>
+                <m:t>≤</m:t>
+              </m:r>
+            </m:oMath>
+            <w:r>
+              <w:rPr>
+                <w:sz w:val="17"/>
+              </w:rPr>
+              <w:t xml:space="preserve">0.001</w:t>
+            </w:r>
+          </w:p>
+        </w:tc>
+      </w:tr>
+      <w:tr>
+        <w:tc>
+          <w:tcPr>
+            <w:tcW w:w="2822" w:type="dxa"/>
+          </w:tcPr>
+          <w:p>
+            <w:pPr>
+              <w:pStyle w:val="Compact"/>
+              <w:jc w:val="left"/>
+            </w:pPr>
+            <w:r>
+              <w:rPr>
+                <w:sz w:val="17"/>
+              </w:rPr>
+              <w:t xml:space="preserve">VED fleet</w:t>
+            </w:r>
+          </w:p>
+        </w:tc>
+        <w:tc>
+          <w:tcPr>
+            <w:tcW w:w="1814" w:type="dxa"/>
+          </w:tcPr>
+          <w:p>
+            <w:pPr>
+              <w:pStyle w:val="Compact"/>
+              <w:jc w:val="center"/>
+            </w:pPr>
+            <w:r>
+              <w:rPr>
+                <w:sz w:val="17"/>
+              </w:rPr>
+              <w:t xml:space="preserve">Transformer (supervised)</w:t>
+            </w:r>
+          </w:p>
+        </w:tc>
+        <w:tc>
+          <w:tcPr>
+            <w:tcW w:w="1814" w:type="dxa"/>
+          </w:tcPr>
+          <w:p>
+            <w:pPr>
+              <w:pStyle w:val="Compact"/>
+              <w:jc w:val="center"/>
+            </w:pPr>
+            <w:r>
+              <w:rPr>
+                <w:sz w:val="17"/>
+              </w:rPr>
+              <w:t xml:space="preserve">+0.185</w:t>
+            </w:r>
+          </w:p>
+        </w:tc>
+        <w:tc>
+          <w:tcPr>
+            <w:tcW w:w="1814" w:type="dxa"/>
+          </w:tcPr>
+          <w:p>
+            <w:pPr>
+              <w:pStyle w:val="Compact"/>
+              <w:jc w:val="center"/>
+            </w:pPr>
+            <w:r>
+              <w:rPr>
+                <w:sz w:val="17"/>
+              </w:rPr>
+              <w:t xml:space="preserve">[+0.181, +0.189]</w:t>
+            </w:r>
+          </w:p>
+        </w:tc>
+        <w:tc>
+          <w:tcPr>
+            <w:tcW w:w="1814" w:type="dxa"/>
+          </w:tcPr>
+          <w:p>
+            <w:pPr>
+              <w:pStyle w:val="Compact"/>
+              <w:jc w:val="center"/>
+            </w:pPr>
+            <m:oMath>
+              <m:r>
+                <m:rPr>
+                  <m:sty m:val="p"/>
+                </m:rPr>
+                <m:t>≤</m:t>
+              </m:r>
+            </m:oMath>
+            <w:r>
+              <w:rPr>
+                <w:sz w:val="17"/>
+              </w:rPr>
+              <w:t xml:space="preserve">0.001</w:t>
+            </w:r>
+          </w:p>
+        </w:tc>
+      </w:tr>
+    </w:tbl>
+    <w:bookmarkEnd w:id="46"/>
+    <w:bookmarkEnd w:id="47"/>
+    <w:bookmarkStart w:id="50" w:name="operating-points-and-calibration"/>
     <w:p>
       <w:pPr>
         <w:pStyle w:val="Heading1"/>
@@ -23456,13 +30416,13 @@
         <w:t xml:space="preserve">The threshold is set to reach the stated detection rate for the given wear stage; false alarms are counted on the real healthy windows of held-out vehicles.</w:t>
       </w:r>
     </w:p>
-    <w:bookmarkStart w:id="42" w:name="tab:s_op"/>
+    <w:bookmarkStart w:id="48" w:name="tab:s_op"/>
     <w:p>
       <w:pPr>
         <w:pStyle w:val="TableCaption"/>
       </w:pPr>
       <w:r>
-        <w:t xml:space="preserve">TABLE S15. False alarms at fixed detection rates.</w:t>
+        <w:t xml:space="preserve">TABLE S18. False alarms at fixed detection rates.</w:t>
       </w:r>
     </w:p>
     <w:tbl>
@@ -23470,7 +30430,7 @@
         <w:tblStyle w:val="Table"/>
         <w:jc w:val="center"/>
         <w:tblLook w:firstRow="1" w:lastRow="0" w:firstColumn="0" w:lastColumn="0" w:noHBand="0" w:noVBand="0" w:val="0020"/>
-        <w:tblCaption w:val="TABLE S15. False alarms at fixed detection rates."/>
+        <w:tblCaption w:val="TABLE S18. False alarms at fixed detection rates."/>
         <w:tblW w:w="10080" w:type="dxa"/>
         <w:tblCellMar>
           <w:left w:w="80" w:type="dxa"/>
@@ -26090,14 +33050,14 @@
         </w:tc>
       </w:tr>
     </w:tbl>
-    <w:bookmarkEnd w:id="42"/>
-    <w:bookmarkStart w:id="43" w:name="tab:s_cal"/>
+    <w:bookmarkEnd w:id="48"/>
+    <w:bookmarkStart w:id="49" w:name="tab:s_cal"/>
     <w:p>
       <w:pPr>
         <w:pStyle w:val="TableCaption"/>
       </w:pPr>
       <w:r>
-        <w:t xml:space="preserve">TABLE S16. Calibration of the ECTA wear probability (wear vs. all).</w:t>
+        <w:t xml:space="preserve">TABLE S19. Calibration of the ECTA wear probability (wear vs. all).</w:t>
       </w:r>
     </w:p>
     <w:tbl>
@@ -26105,7 +33065,7 @@
         <w:tblStyle w:val="Table"/>
         <w:jc w:val="center"/>
         <w:tblLook w:firstRow="1" w:lastRow="0" w:firstColumn="0" w:lastColumn="0" w:noHBand="0" w:noVBand="0" w:val="0020"/>
-        <w:tblCaption w:val="TABLE S16. Calibration of the ECTA wear probability (wear vs. all)."/>
+        <w:tblCaption w:val="TABLE S19. Calibration of the ECTA wear probability (wear vs. all)."/>
         <w:tblW w:w="10080" w:type="dxa"/>
         <w:tblCellMar>
           <w:left w:w="80" w:type="dxa"/>
@@ -26387,9 +33347,9 @@
         </w:tc>
       </w:tr>
     </w:tbl>
-    <w:bookmarkEnd w:id="43"/>
-    <w:bookmarkEnd w:id="44"/>
-    <w:bookmarkStart w:id="46" w:name="window-length"/>
+    <w:bookmarkEnd w:id="49"/>
+    <w:bookmarkEnd w:id="50"/>
+    <w:bookmarkStart w:id="52" w:name="window-length"/>
     <w:p>
       <w:pPr>
         <w:pStyle w:val="Heading1"/>
@@ -26398,13 +33358,13 @@
         <w:t xml:space="preserve">Window length</w:t>
       </w:r>
     </w:p>
-    <w:bookmarkStart w:id="45" w:name="tab:s_win"/>
+    <w:bookmarkStart w:id="51" w:name="tab:s_win"/>
     <w:p>
       <w:pPr>
         <w:pStyle w:val="TableCaption"/>
       </w:pPr>
       <w:r>
-        <w:t xml:space="preserve">TABLE S17. Full-bus detection vs. window length (one seed, leave-one-vehicle-out).</w:t>
+        <w:t xml:space="preserve">TABLE S20. Full-bus detection vs. window length (one seed, leave-one-vehicle-out).</w:t>
       </w:r>
     </w:p>
     <w:tbl>
@@ -26412,7 +33372,7 @@
         <w:tblStyle w:val="Table"/>
         <w:jc w:val="center"/>
         <w:tblLook w:firstRow="1" w:lastRow="0" w:firstColumn="0" w:lastColumn="0" w:noHBand="0" w:noVBand="0" w:val="0020"/>
-        <w:tblCaption w:val="TABLE S17. Full-bus detection vs. window length (one seed, leave-one-vehicle-out)."/>
+        <w:tblCaption w:val="TABLE S20. Full-bus detection vs. window length (one seed, leave-one-vehicle-out)."/>
         <w:tblW w:w="10080" w:type="dxa"/>
         <w:tblCellMar>
           <w:left w:w="80" w:type="dxa"/>
@@ -26848,9 +33808,9 @@
         </w:tc>
       </w:tr>
     </w:tbl>
-    <w:bookmarkEnd w:id="45"/>
-    <w:bookmarkEnd w:id="46"/>
-    <w:bookmarkStart w:id="48" w:name="observability-law"/>
+    <w:bookmarkEnd w:id="51"/>
+    <w:bookmarkEnd w:id="52"/>
+    <w:bookmarkStart w:id="54" w:name="observability-law"/>
     <w:p>
       <w:pPr>
         <w:pStyle w:val="Heading1"/>
@@ -26859,13 +33819,13 @@
         <w:t xml:space="preserve">Observability law</w:t>
       </w:r>
     </w:p>
-    <w:bookmarkStart w:id="47" w:name="tab:s_obs"/>
+    <w:bookmarkStart w:id="53" w:name="tab:s_obs"/>
     <w:p>
       <w:pPr>
         <w:pStyle w:val="TableCaption"/>
       </w:pPr>
       <w:r>
-        <w:t xml:space="preserve">TABLE S18. Inputs and outputs of the observability analysis (Spearman</w:t>
+        <w:t xml:space="preserve">TABLE S21. Inputs and outputs of the observability analysis (Spearman</w:t>
       </w:r>
       <w:r>
         <w:t xml:space="preserve"> </w:t>
@@ -26887,7 +33847,7 @@
         <w:tblStyle w:val="Table"/>
         <w:jc w:val="center"/>
         <w:tblLook w:firstRow="1" w:lastRow="0" w:firstColumn="0" w:lastColumn="0" w:noHBand="0" w:noVBand="0" w:val="0020"/>
-        <w:tblCaption w:val="TABLE S18. Inputs and outputs of the observability analysis (Spearman \rho = 0.93)."/>
+        <w:tblCaption w:val="TABLE S21. Inputs and outputs of the observability analysis (Spearman \rho = 0.93)."/>
         <w:tblW w:w="10080" w:type="dxa"/>
         <w:tblCellMar>
           <w:left w:w="80" w:type="dxa"/>
@@ -28732,9 +35692,9 @@
         </w:tc>
       </w:tr>
     </w:tbl>
-    <w:bookmarkEnd w:id="47"/>
-    <w:bookmarkEnd w:id="48"/>
-    <w:bookmarkStart w:id="49" w:name="reproducibility"/>
+    <w:bookmarkEnd w:id="53"/>
+    <w:bookmarkEnd w:id="54"/>
+    <w:bookmarkStart w:id="55" w:name="reproducibility"/>
     <w:p>
       <w:pPr>
         <w:pStyle w:val="Heading1"/>
@@ -28814,7 +35774,7 @@
         <w:t xml:space="preserve">streams are derived from CRC32 of the session name, so results are independent of execution order.</w:t>
       </w:r>
     </w:p>
-    <w:bookmarkEnd w:id="49"/>
+    <w:bookmarkEnd w:id="55"/>
     <w:sectPr>
       <w:pgMar w:left="1080" w:right="1080" w:top="1152" w:bottom="1152"/>
     </w:sectPr>
